--- a/JONATHAN VEGA.docx
+++ b/JONATHAN VEGA.docx
@@ -4,78 +4,4627 @@
   <w:body>
     <w:p>
       <w:pPr>
-        <w:rPr>
-          <w:lang w:val="es-MX"/>
-        </w:rPr>
-      </w:pPr>
-      <w:r>
-        <w:rPr>
-          <w:lang w:val="es-MX"/>
-        </w:rPr>
-        <w:t>HOLA MUNDO</w:t>
-      </w:r>
-    </w:p>
-    <w:p>
-      <w:pPr>
-        <w:rPr>
-          <w:lang w:val="es-MX"/>
-        </w:rPr>
-      </w:pPr>
-    </w:p>
-    <w:p>
-      <w:pPr>
-        <w:rPr>
-          <w:lang w:val="es-MX"/>
-        </w:rPr>
-      </w:pPr>
-      <w:r>
-        <w:rPr>
-          <w:lang w:val="es-MX"/>
-        </w:rPr>
-        <w:t>Hola</w:t>
-      </w:r>
-    </w:p>
-    <w:p>
-      <w:pPr>
-        <w:rPr>
-          <w:lang w:val="es-MX"/>
-        </w:rPr>
-      </w:pPr>
-      <w:r>
-        <w:rPr>
-          <w:lang w:val="es-MX"/>
-        </w:rPr>
-        <w:t>Hola</w:t>
-      </w:r>
-    </w:p>
-    <w:p>
-      <w:pPr>
-        <w:rPr>
-          <w:lang w:val="es-MX"/>
-        </w:rPr>
-      </w:pPr>
-      <w:r>
-        <w:rPr>
-          <w:lang w:val="es-MX"/>
-        </w:rPr>
-        <w:t>Nombre_ jonathan vega</w:t>
-      </w:r>
-    </w:p>
-    <w:p>
-      <w:pPr>
-        <w:rPr>
-          <w:lang w:val="es-MX"/>
-        </w:rPr>
-      </w:pPr>
-    </w:p>
+        <w:spacing w:line="360" w:lineRule="auto"/>
+        <w:jc w:val="center"/>
+        <w:rPr>
+          <w:rFonts w:ascii="Arial" w:hAnsi="Arial" w:cs="Arial"/>
+          <w:b/>
+          <w:noProof/>
+          <w:lang w:val="es-ES_tradnl" w:eastAsia="es-ES"/>
+        </w:rPr>
+      </w:pPr>
+    </w:p>
+    <w:p>
+      <w:pPr>
+        <w:spacing w:line="360" w:lineRule="auto"/>
+        <w:jc w:val="center"/>
+        <w:rPr>
+          <w:rFonts w:ascii="Arial" w:hAnsi="Arial" w:cs="Arial"/>
+          <w:b/>
+          <w:noProof/>
+          <w:lang w:val="es-ES_tradnl" w:eastAsia="es-ES"/>
+        </w:rPr>
+      </w:pPr>
+    </w:p>
+    <w:p>
+      <w:pPr>
+        <w:spacing w:after="0" w:line="240" w:lineRule="auto"/>
+        <w:jc w:val="right"/>
+        <w:rPr>
+          <w:rFonts w:ascii="Arial" w:hAnsi="Arial" w:cs="Arial"/>
+          <w:b/>
+          <w:noProof/>
+          <w:sz w:val="32"/>
+          <w:szCs w:val="32"/>
+          <w:lang w:val="es-ES_tradnl" w:eastAsia="es-ES"/>
+        </w:rPr>
+      </w:pPr>
+      <w:r>
+        <w:rPr>
+          <w:rFonts w:ascii="Arial" w:hAnsi="Arial" w:cs="Arial"/>
+          <w:b/>
+          <w:noProof/>
+          <w:sz w:val="32"/>
+          <w:szCs w:val="32"/>
+          <w:lang w:val="es-ES_tradnl" w:eastAsia="es-ES"/>
+        </w:rPr>
+        <w:t xml:space="preserve">TECNOLOGÍAS DE LA INFORMACIÓN </w:t>
+      </w:r>
+    </w:p>
+    <w:p>
+      <w:pPr>
+        <w:spacing w:after="0" w:line="240" w:lineRule="auto"/>
+        <w:jc w:val="right"/>
+        <w:rPr>
+          <w:rFonts w:ascii="Arial" w:hAnsi="Arial" w:cs="Arial"/>
+          <w:b/>
+          <w:kern w:val="24"/>
+          <w:sz w:val="28"/>
+          <w:szCs w:val="28"/>
+          <w:lang w:val="es-ES_tradnl"/>
+        </w:rPr>
+      </w:pPr>
+      <w:r>
+        <w:rPr>
+          <w:rFonts w:ascii="Arial" w:hAnsi="Arial" w:cs="Arial"/>
+          <w:b/>
+          <w:kern w:val="24"/>
+          <w:sz w:val="28"/>
+          <w:szCs w:val="28"/>
+          <w:lang w:val="es-ES_tradnl"/>
+        </w:rPr>
+        <w:t>Desarrollo de Sistemas Informáticos</w:t>
+      </w:r>
+    </w:p>
+    <w:p>
+      <w:pPr>
+        <w:spacing w:after="0" w:line="240" w:lineRule="auto"/>
+        <w:jc w:val="right"/>
+        <w:rPr>
+          <w:rFonts w:ascii="Arial" w:hAnsi="Arial" w:cs="Arial"/>
+          <w:bCs/>
+          <w:color w:val="009640"/>
+          <w:kern w:val="24"/>
+          <w:sz w:val="32"/>
+          <w:szCs w:val="32"/>
+          <w:lang w:val="es-ES_tradnl"/>
+        </w:rPr>
+      </w:pPr>
+      <w:r>
+        <w:rPr>
+          <w:rFonts w:ascii="Arial" w:hAnsi="Arial" w:cs="Arial"/>
+          <w:bCs/>
+          <w:kern w:val="24"/>
+          <w:sz w:val="32"/>
+          <w:szCs w:val="32"/>
+          <w:lang w:val="es-ES_tradnl"/>
+        </w:rPr>
+        <w:t>4 créditos</w:t>
+      </w:r>
+    </w:p>
+    <w:p>
+      <w:pPr>
+        <w:spacing w:line="360" w:lineRule="auto"/>
+        <w:jc w:val="right"/>
+        <w:rPr>
+          <w:rFonts w:ascii="Arial" w:hAnsi="Arial" w:cs="Arial"/>
+          <w:bCs/>
+          <w:color w:val="808080" w:themeColor="background1" w:themeShade="80"/>
+          <w:kern w:val="24"/>
+          <w:lang w:val="es-ES_tradnl"/>
+        </w:rPr>
+      </w:pPr>
+    </w:p>
+    <w:p>
+      <w:pPr>
+        <w:spacing w:line="360" w:lineRule="auto"/>
+        <w:jc w:val="right"/>
+        <w:rPr>
+          <w:rFonts w:ascii="Arial" w:hAnsi="Arial" w:cs="Arial"/>
+          <w:bCs/>
+          <w:color w:val="808080" w:themeColor="background1" w:themeShade="80"/>
+          <w:kern w:val="24"/>
+          <w:lang w:val="es-ES_tradnl"/>
+        </w:rPr>
+      </w:pPr>
+    </w:p>
+    <w:p>
+      <w:pPr>
+        <w:spacing w:line="360" w:lineRule="auto"/>
+        <w:jc w:val="right"/>
+        <w:rPr>
+          <w:rFonts w:ascii="Arial" w:hAnsi="Arial" w:cs="Arial"/>
+          <w:bCs/>
+          <w:color w:val="808080" w:themeColor="background1" w:themeShade="80"/>
+          <w:kern w:val="24"/>
+          <w:lang w:val="es-ES_tradnl"/>
+        </w:rPr>
+      </w:pPr>
+      <w:r>
+        <w:rPr>
+          <w:rFonts w:ascii="Arial" w:hAnsi="Arial" w:cs="Arial"/>
+          <w:b/>
+          <w:noProof/>
+          <w:kern w:val="24"/>
+          <w:lang w:val="en-US"/>
+        </w:rPr>
+        <w:drawing>
+          <wp:anchor distT="0" distB="0" distL="114300" distR="114300" simplePos="0" relativeHeight="251660288" behindDoc="1" locked="0" layoutInCell="1" allowOverlap="1" wp14:anchorId="0AEB5B45" wp14:editId="02192F6D">
+            <wp:simplePos x="0" y="0"/>
+            <wp:positionH relativeFrom="column">
+              <wp:posOffset>-666115</wp:posOffset>
+            </wp:positionH>
+            <wp:positionV relativeFrom="paragraph">
+              <wp:posOffset>245110</wp:posOffset>
+            </wp:positionV>
+            <wp:extent cx="439947" cy="420174"/>
+            <wp:effectExtent l="0" t="0" r="0" b="0"/>
+            <wp:wrapNone/>
+            <wp:docPr id="6" name="Imagen 12"/>
+            <wp:cNvGraphicFramePr>
+              <a:graphicFrameLocks xmlns:a="http://schemas.openxmlformats.org/drawingml/2006/main" noChangeAspect="1"/>
+            </wp:cNvGraphicFramePr>
+            <a:graphic xmlns:a="http://schemas.openxmlformats.org/drawingml/2006/main">
+              <a:graphicData uri="http://schemas.openxmlformats.org/drawingml/2006/picture">
+                <pic:pic xmlns:pic="http://schemas.openxmlformats.org/drawingml/2006/picture">
+                  <pic:nvPicPr>
+                    <pic:cNvPr id="13" name="Imagen 12"/>
+                    <pic:cNvPicPr>
+                      <a:picLocks noChangeAspect="1"/>
+                    </pic:cNvPicPr>
+                  </pic:nvPicPr>
+                  <pic:blipFill>
+                    <a:blip r:embed="rId5" cstate="print">
+                      <a:extLst>
+                        <a:ext uri="{28A0092B-C50C-407E-A947-70E740481C1C}">
+                          <a14:useLocalDpi xmlns:a14="http://schemas.microsoft.com/office/drawing/2010/main" val="0"/>
+                        </a:ext>
+                      </a:extLst>
+                    </a:blip>
+                    <a:stretch>
+                      <a:fillRect/>
+                    </a:stretch>
+                  </pic:blipFill>
+                  <pic:spPr>
+                    <a:xfrm>
+                      <a:off x="0" y="0"/>
+                      <a:ext cx="439947" cy="420174"/>
+                    </a:xfrm>
+                    <a:prstGeom prst="rect">
+                      <a:avLst/>
+                    </a:prstGeom>
+                  </pic:spPr>
+                </pic:pic>
+              </a:graphicData>
+            </a:graphic>
+          </wp:anchor>
+        </w:drawing>
+      </w:r>
+    </w:p>
+    <w:p>
+      <w:pPr>
+        <w:spacing w:line="360" w:lineRule="auto"/>
+        <w:rPr>
+          <w:rFonts w:ascii="Arial" w:hAnsi="Arial" w:cs="Arial"/>
+          <w:b/>
+          <w:bCs/>
+          <w:kern w:val="24"/>
+          <w:sz w:val="28"/>
+          <w:szCs w:val="28"/>
+          <w:lang w:val="es-ES_tradnl"/>
+        </w:rPr>
+      </w:pPr>
+      <w:r>
+        <w:rPr>
+          <w:rFonts w:ascii="Arial" w:hAnsi="Arial" w:cs="Arial"/>
+          <w:b/>
+          <w:bCs/>
+          <w:kern w:val="24"/>
+          <w:sz w:val="28"/>
+          <w:szCs w:val="28"/>
+          <w:lang w:val="es-ES_tradnl"/>
+        </w:rPr>
+        <w:t>Profesor</w:t>
+      </w:r>
+      <w:r>
+        <w:rPr>
+          <w:rFonts w:ascii="Arial" w:hAnsi="Arial" w:cs="Arial"/>
+          <w:b/>
+          <w:bCs/>
+          <w:kern w:val="24"/>
+          <w:sz w:val="28"/>
+          <w:szCs w:val="28"/>
+          <w:lang w:val="es-ES_tradnl"/>
+        </w:rPr>
+        <w:t>es</w:t>
+      </w:r>
+      <w:r>
+        <w:rPr>
+          <w:rFonts w:ascii="Arial" w:hAnsi="Arial" w:cs="Arial"/>
+          <w:b/>
+          <w:bCs/>
+          <w:kern w:val="24"/>
+          <w:sz w:val="28"/>
+          <w:szCs w:val="28"/>
+          <w:lang w:val="es-ES_tradnl"/>
+        </w:rPr>
+        <w:t>:</w:t>
+      </w:r>
+      <w:r>
+        <w:rPr>
+          <w:rFonts w:ascii="Arial" w:hAnsi="Arial" w:cs="Arial"/>
+          <w:b/>
+          <w:bCs/>
+          <w:kern w:val="24"/>
+          <w:sz w:val="28"/>
+          <w:szCs w:val="28"/>
+          <w:lang w:val="es-ES_tradnl"/>
+        </w:rPr>
+        <w:tab/>
+      </w:r>
+      <w:r>
+        <w:rPr>
+          <w:rFonts w:ascii="Arial" w:hAnsi="Arial" w:cs="Arial"/>
+          <w:b/>
+          <w:bCs/>
+          <w:kern w:val="24"/>
+          <w:sz w:val="28"/>
+          <w:szCs w:val="28"/>
+          <w:lang w:val="es-ES_tradnl"/>
+        </w:rPr>
+        <w:tab/>
+      </w:r>
+    </w:p>
+    <w:p>
+      <w:pPr>
+        <w:rPr>
+          <w:sz w:val="28"/>
+          <w:szCs w:val="28"/>
+        </w:rPr>
+      </w:pPr>
+      <w:r>
+        <w:rPr>
+          <w:sz w:val="28"/>
+          <w:szCs w:val="28"/>
+        </w:rPr>
+        <w:t>Ing.</w:t>
+      </w:r>
+      <w:r>
+        <w:t xml:space="preserve"> </w:t>
+      </w:r>
+      <w:r>
+        <w:rPr>
+          <w:sz w:val="28"/>
+          <w:szCs w:val="28"/>
+        </w:rPr>
+        <w:t>Roly Steeven Cedeño Menéndez, Mtr.</w:t>
+      </w:r>
+    </w:p>
+    <w:tbl>
+      <w:tblPr>
+        <w:tblStyle w:val="Ttulo8Car"/>
+        <w:tblpPr w:leftFromText="141" w:rightFromText="141" w:vertAnchor="text" w:horzAnchor="margin" w:tblpY="265"/>
+        <w:tblW w:w="0" w:type="auto"/>
+        <w:tblLook w:val="04A0" w:firstRow="1" w:lastRow="0" w:firstColumn="1" w:lastColumn="0" w:noHBand="0" w:noVBand="1"/>
+      </w:tblPr>
+      <w:tblGrid>
+        <w:gridCol w:w="5850"/>
+        <w:gridCol w:w="2493"/>
+      </w:tblGrid>
+      <w:tr>
+        <w:trPr>
+          <w:trHeight w:val="169"/>
+        </w:trPr>
+        <w:tc>
+          <w:tcPr>
+            <w:tcW w:w="5850" w:type="dxa"/>
+            <w:shd w:val="clear" w:color="auto" w:fill="00B050"/>
+          </w:tcPr>
+          <w:p>
+            <w:pPr>
+              <w:spacing w:line="360" w:lineRule="auto"/>
+              <w:jc w:val="center"/>
+              <w:rPr>
+                <w:rFonts w:ascii="Arial" w:hAnsi="Arial" w:cs="Arial"/>
+                <w:b/>
+                <w:color w:val="000000" w:themeColor="text1"/>
+                <w:kern w:val="24"/>
+                <w:lang w:val="es-ES_tradnl"/>
+              </w:rPr>
+            </w:pPr>
+            <w:r>
+              <w:rPr>
+                <w:rFonts w:ascii="Arial" w:hAnsi="Arial" w:cs="Arial"/>
+                <w:b/>
+                <w:color w:val="000000" w:themeColor="text1"/>
+                <w:kern w:val="24"/>
+                <w:lang w:val="es-ES_tradnl"/>
+              </w:rPr>
+              <w:t>Titulaciones</w:t>
+            </w:r>
+          </w:p>
+        </w:tc>
+        <w:tc>
+          <w:tcPr>
+            <w:tcW w:w="2493" w:type="dxa"/>
+            <w:shd w:val="clear" w:color="auto" w:fill="00B050"/>
+          </w:tcPr>
+          <w:p>
+            <w:pPr>
+              <w:spacing w:line="360" w:lineRule="auto"/>
+              <w:jc w:val="center"/>
+              <w:rPr>
+                <w:rFonts w:ascii="Arial" w:hAnsi="Arial" w:cs="Arial"/>
+                <w:b/>
+                <w:color w:val="000000" w:themeColor="text1"/>
+                <w:kern w:val="24"/>
+                <w:lang w:val="es-ES_tradnl"/>
+              </w:rPr>
+            </w:pPr>
+            <w:r>
+              <w:rPr>
+                <w:rFonts w:ascii="Arial" w:hAnsi="Arial" w:cs="Arial"/>
+                <w:b/>
+                <w:color w:val="000000" w:themeColor="text1"/>
+                <w:kern w:val="24"/>
+                <w:lang w:val="es-ES_tradnl"/>
+              </w:rPr>
+              <w:t>Semestre</w:t>
+            </w:r>
+          </w:p>
+        </w:tc>
+      </w:tr>
+      <w:tr>
+        <w:trPr>
+          <w:trHeight w:val="533"/>
+        </w:trPr>
+        <w:tc>
+          <w:tcPr>
+            <w:tcW w:w="5850" w:type="dxa"/>
+            <w:vAlign w:val="center"/>
+          </w:tcPr>
+          <w:p>
+            <w:pPr>
+              <w:pStyle w:val="Ttulo1Car"/>
+              <w:numPr>
+                <w:ilvl w:val="0"/>
+                <w:numId w:val="1"/>
+              </w:numPr>
+              <w:spacing w:after="0" w:line="360" w:lineRule="auto"/>
+              <w:contextualSpacing/>
+              <w:rPr>
+                <w:rFonts w:ascii="Arial" w:hAnsi="Arial" w:cs="Arial"/>
+                <w:b/>
+                <w:bCs/>
+                <w:i/>
+                <w:iCs/>
+                <w:color w:val="000000" w:themeColor="text1"/>
+                <w:kern w:val="24"/>
+                <w:lang w:val="es-ES_tradnl"/>
+              </w:rPr>
+            </w:pPr>
+            <w:r>
+              <w:rPr>
+                <w:rFonts w:ascii="Arial" w:hAnsi="Arial" w:cs="Arial"/>
+                <w:bCs/>
+                <w:i/>
+                <w:iCs/>
+                <w:color w:val="000000" w:themeColor="text1"/>
+                <w:kern w:val="24"/>
+                <w:lang w:val="es-ES_tradnl"/>
+              </w:rPr>
+              <w:t>Tecnologías de la Información en Línea</w:t>
+            </w:r>
+          </w:p>
+        </w:tc>
+        <w:tc>
+          <w:tcPr>
+            <w:tcW w:w="2493" w:type="dxa"/>
+            <w:vAlign w:val="center"/>
+          </w:tcPr>
+          <w:p>
+            <w:pPr>
+              <w:spacing w:line="360" w:lineRule="auto"/>
+              <w:jc w:val="center"/>
+              <w:rPr>
+                <w:rFonts w:ascii="Arial" w:hAnsi="Arial" w:cs="Arial"/>
+                <w:bCs/>
+                <w:i/>
+                <w:iCs/>
+                <w:color w:val="000000" w:themeColor="text1"/>
+                <w:kern w:val="24"/>
+                <w:lang w:val="es-ES_tradnl"/>
+              </w:rPr>
+            </w:pPr>
+            <w:r>
+              <w:rPr>
+                <w:rFonts w:ascii="Arial" w:hAnsi="Arial" w:cs="Arial"/>
+                <w:bCs/>
+                <w:i/>
+                <w:iCs/>
+                <w:color w:val="000000" w:themeColor="text1"/>
+                <w:kern w:val="24"/>
+                <w:lang w:val="es-ES_tradnl"/>
+              </w:rPr>
+              <w:t>Quinto</w:t>
+            </w:r>
+          </w:p>
+        </w:tc>
+      </w:tr>
+    </w:tbl>
+    <w:p>
+      <w:pPr>
+        <w:spacing w:line="360" w:lineRule="auto"/>
+        <w:rPr>
+          <w:rFonts w:ascii="Arial" w:hAnsi="Arial" w:cs="Arial"/>
+          <w:noProof/>
+          <w:lang w:val="es-ES_tradnl" w:eastAsia="es-EC"/>
+        </w:rPr>
+      </w:pPr>
+    </w:p>
+    <w:p>
+      <w:pPr>
+        <w:spacing w:line="360" w:lineRule="auto"/>
+        <w:rPr>
+          <w:rFonts w:ascii="Arial" w:hAnsi="Arial" w:cs="Arial"/>
+          <w:noProof/>
+          <w:lang w:val="es-ES_tradnl" w:eastAsia="es-EC"/>
+        </w:rPr>
+      </w:pPr>
+    </w:p>
+    <w:p>
+      <w:pPr>
+        <w:rPr>
+          <w:b/>
+          <w:bCs/>
+        </w:rPr>
+      </w:pPr>
+      <w:r>
+        <w:rPr>
+          <w:b/>
+          <w:bCs/>
+        </w:rPr>
+        <w:t>NOMBRES</w:t>
+      </w:r>
+      <w:r>
+        <w:rPr>
+          <w:b/>
+          <w:bCs/>
+        </w:rPr>
+        <w:t xml:space="preserve"> Y APELLIDOS</w:t>
+      </w:r>
+      <w:r>
+        <w:rPr>
+          <w:b/>
+          <w:bCs/>
+        </w:rPr>
+        <w:t xml:space="preserve">: </w:t>
+      </w:r>
+    </w:p>
+    <w:p>
+      <w:pPr>
+        <w:ind w:left="720" w:firstLine="720"/>
+      </w:pPr>
+      <w:r>
+        <w:t>JONATHAN ALBERTO VEGA MERO</w:t>
+      </w:r>
+    </w:p>
+    <w:p>
+      <w:pPr>
+        <w:rPr>
+          <w:b/>
+          <w:bCs/>
+        </w:rPr>
+      </w:pPr>
+      <w:r>
+        <w:rPr>
+          <w:b/>
+          <w:bCs/>
+        </w:rPr>
+        <w:t>PARALELO:</w:t>
+      </w:r>
+    </w:p>
+    <w:p>
+      <w:r>
+        <w:tab/>
+      </w:r>
+      <w:r>
+        <w:tab/>
+        <w:t>A</w:t>
+      </w:r>
+    </w:p>
+    <w:p>
+      <w:pPr>
+        <w:rPr>
+          <w:b/>
+          <w:bCs/>
+        </w:rPr>
+      </w:pPr>
+      <w:r>
+        <w:rPr>
+          <w:b/>
+          <w:bCs/>
+        </w:rPr>
+        <w:t>SEMESTRE:</w:t>
+      </w:r>
+    </w:p>
+    <w:p>
+      <w:pPr>
+        <w:rPr>
+          <w:b/>
+          <w:bCs/>
+        </w:rPr>
+      </w:pPr>
+      <w:r>
+        <w:tab/>
+      </w:r>
+      <w:r>
+        <w:tab/>
+      </w:r>
+      <w:r>
+        <w:rPr>
+          <w:b/>
+          <w:bCs/>
+        </w:rPr>
+        <w:t>QUINTO</w:t>
+      </w:r>
+    </w:p>
+    <w:p>
+      <w:r>
+        <w:rPr>
+          <w:b/>
+          <w:bCs/>
+        </w:rPr>
+        <w:t>ACTIVIDAD:</w:t>
+      </w:r>
+      <w:r>
+        <w:rPr>
+          <w:b/>
+          <w:bCs/>
+        </w:rPr>
+        <w:tab/>
+      </w:r>
+      <w:r>
+        <w:t>1</w:t>
+      </w:r>
+    </w:p>
+    <w:p>
+      <w:pPr>
+        <w:spacing w:line="360" w:lineRule="auto"/>
+        <w:rPr>
+          <w:rFonts w:ascii="Arial" w:hAnsi="Arial" w:cs="Arial"/>
+          <w:noProof/>
+          <w:lang w:val="es-ES_tradnl" w:eastAsia="es-EC"/>
+        </w:rPr>
+      </w:pPr>
+      <w:r>
+        <w:rPr>
+          <w:rFonts w:ascii="Arial" w:hAnsi="Arial" w:cs="Arial"/>
+          <w:noProof/>
+          <w:lang w:val="es-ES_tradnl" w:eastAsia="es-EC"/>
+        </w:rPr>
+        <w:tab/>
+      </w:r>
+      <w:r>
+        <w:rPr>
+          <w:rFonts w:ascii="Arial" w:hAnsi="Arial" w:cs="Arial"/>
+          <w:noProof/>
+          <w:lang w:val="es-ES_tradnl" w:eastAsia="es-EC"/>
+        </w:rPr>
+        <w:tab/>
+      </w:r>
+    </w:p>
+    <w:p>
+      <w:pPr>
+        <w:spacing w:line="360" w:lineRule="auto"/>
+        <w:rPr>
+          <w:rFonts w:ascii="Arial" w:hAnsi="Arial" w:cs="Arial"/>
+          <w:noProof/>
+          <w:lang w:val="es-ES_tradnl" w:eastAsia="es-EC"/>
+        </w:rPr>
+      </w:pPr>
+    </w:p>
+    <w:p>
+      <w:pPr>
+        <w:tabs>
+          <w:tab w:val="left" w:pos="3780"/>
+        </w:tabs>
+        <w:spacing w:line="360" w:lineRule="auto"/>
+        <w:rPr>
+          <w:rFonts w:ascii="Arial" w:hAnsi="Arial" w:cs="Arial"/>
+          <w:b/>
+          <w:color w:val="808080" w:themeColor="background1" w:themeShade="80"/>
+          <w:kern w:val="24"/>
+          <w:lang w:val="es-ES_tradnl"/>
+        </w:rPr>
+      </w:pPr>
+      <w:r>
+        <w:rPr>
+          <w:rFonts w:ascii="Arial" w:hAnsi="Arial" w:cs="Arial"/>
+          <w:noProof/>
+          <w:color w:val="009640"/>
+          <w:lang w:val="en-US"/>
+        </w:rPr>
+        <mc:AlternateContent>
+          <mc:Choice Requires="wps">
+            <w:drawing>
+              <wp:anchor distT="0" distB="0" distL="114300" distR="114300" simplePos="0" relativeHeight="251659264" behindDoc="0" locked="0" layoutInCell="1" allowOverlap="1" wp14:anchorId="1B3D1568" wp14:editId="116B0217">
+                <wp:simplePos x="0" y="0"/>
+                <wp:positionH relativeFrom="margin">
+                  <wp:align>right</wp:align>
+                </wp:positionH>
+                <wp:positionV relativeFrom="paragraph">
+                  <wp:posOffset>179439</wp:posOffset>
+                </wp:positionV>
+                <wp:extent cx="5400675" cy="45719"/>
+                <wp:effectExtent l="0" t="0" r="9525" b="0"/>
+                <wp:wrapNone/>
+                <wp:docPr id="16" name="Rectángulo 16"/>
+                <wp:cNvGraphicFramePr/>
+                <a:graphic xmlns:a="http://schemas.openxmlformats.org/drawingml/2006/main">
+                  <a:graphicData uri="http://schemas.microsoft.com/office/word/2010/wordprocessingShape">
+                    <wps:wsp>
+                      <wps:cNvSpPr/>
+                      <wps:spPr>
+                        <a:xfrm>
+                          <a:off x="0" y="0"/>
+                          <a:ext cx="5400675" cy="45719"/>
+                        </a:xfrm>
+                        <a:prstGeom prst="rect">
+                          <a:avLst/>
+                        </a:prstGeom>
+                        <a:gradFill flip="none" rotWithShape="1">
+                          <a:gsLst>
+                            <a:gs pos="47000">
+                              <a:srgbClr val="009640">
+                                <a:tint val="66000"/>
+                                <a:satMod val="160000"/>
+                              </a:srgbClr>
+                            </a:gs>
+                            <a:gs pos="0">
+                              <a:srgbClr val="009640"/>
+                            </a:gs>
+                            <a:gs pos="100000">
+                              <a:srgbClr val="009640"/>
+                            </a:gs>
+                          </a:gsLst>
+                          <a:lin ang="10800000" scaled="1"/>
+                          <a:tileRect/>
+                        </a:gradFill>
+                        <a:ln>
+                          <a:noFill/>
+                        </a:ln>
+                      </wps:spPr>
+                      <wps:style>
+                        <a:lnRef idx="2">
+                          <a:schemeClr val="accent1">
+                            <a:shade val="50000"/>
+                          </a:schemeClr>
+                        </a:lnRef>
+                        <a:fillRef idx="1">
+                          <a:schemeClr val="accent1"/>
+                        </a:fillRef>
+                        <a:effectRef idx="0">
+                          <a:schemeClr val="accent1"/>
+                        </a:effectRef>
+                        <a:fontRef idx="minor">
+                          <a:schemeClr val="lt1"/>
+                        </a:fontRef>
+                      </wps:style>
+                      <wps:bodyPr rot="0" spcFirstLastPara="0" vertOverflow="overflow" horzOverflow="overflow" vert="horz" wrap="square" lIns="91440" tIns="45720" rIns="91440" bIns="45720" numCol="1" spcCol="0" rtlCol="0" fromWordArt="0" anchor="ctr" anchorCtr="0" forceAA="0" compatLnSpc="1">
+                        <a:prstTxWarp prst="textNoShape">
+                          <a:avLst/>
+                        </a:prstTxWarp>
+                        <a:noAutofit/>
+                      </wps:bodyPr>
+                    </wps:wsp>
+                  </a:graphicData>
+                </a:graphic>
+                <wp14:sizeRelH relativeFrom="margin">
+                  <wp14:pctWidth>0</wp14:pctWidth>
+                </wp14:sizeRelH>
+                <wp14:sizeRelV relativeFrom="margin">
+                  <wp14:pctHeight>0</wp14:pctHeight>
+                </wp14:sizeRelV>
+              </wp:anchor>
+            </w:drawing>
+          </mc:Choice>
+          <mc:Fallback>
+            <w:pict>
+              <v:rect w14:anchorId="69373705" id="Rectángulo 16" o:spid="_x0000_s1026" style="position:absolute;margin-left:374.05pt;margin-top:14.15pt;width:425.25pt;height:3.6pt;z-index:251659264;visibility:visible;mso-wrap-style:square;mso-width-percent:0;mso-height-percent:0;mso-wrap-distance-left:9pt;mso-wrap-distance-top:0;mso-wrap-distance-right:9pt;mso-wrap-distance-bottom:0;mso-position-horizontal:right;mso-position-horizontal-relative:margin;mso-position-vertical:absolute;mso-position-vertical-relative:text;mso-width-percent:0;mso-height-percent:0;mso-width-relative:margin;mso-height-relative:margin;v-text-anchor:middle" o:gfxdata="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" fillcolor="#009640" stroked="f" strokeweight="1pt">
+                <v:fill color2="#93cd9e" rotate="t" angle="270" focus="47%" type="gradient"/>
+                <w10:wrap anchorx="margin"/>
+              </v:rect>
+            </w:pict>
+          </mc:Fallback>
+        </mc:AlternateContent>
+      </w:r>
+    </w:p>
+    <w:p>
+      <w:pPr>
+        <w:spacing w:line="360" w:lineRule="auto"/>
+        <w:rPr>
+          <w:rFonts w:ascii="Arial" w:hAnsi="Arial" w:cs="Arial"/>
+          <w:b/>
+          <w:color w:val="000000" w:themeColor="text1"/>
+          <w:kern w:val="24"/>
+          <w:lang w:val="es-ES_tradnl"/>
+        </w:rPr>
+      </w:pPr>
+    </w:p>
+    <w:p>
+      <w:pPr>
+        <w:jc w:val="center"/>
+        <w:rPr>
+          <w:rFonts w:ascii="Arial" w:hAnsi="Arial" w:cs="Arial"/>
+          <w:b/>
+          <w:kern w:val="24"/>
+          <w:lang w:val="es-ES_tradnl"/>
+        </w:rPr>
+      </w:pPr>
+      <w:r>
+        <w:rPr>
+          <w:rFonts w:ascii="Arial" w:hAnsi="Arial" w:cs="Arial"/>
+          <w:b/>
+          <w:kern w:val="24"/>
+          <w:lang w:val="es-ES_tradnl"/>
+        </w:rPr>
+        <w:t xml:space="preserve">PERIODO </w:t>
+      </w:r>
+      <w:r>
+        <w:rPr>
+          <w:rFonts w:ascii="Arial" w:hAnsi="Arial" w:cs="Arial"/>
+          <w:b/>
+          <w:kern w:val="24"/>
+          <w:lang w:val="es-ES_tradnl"/>
+        </w:rPr>
+        <w:t>SEPTIEMBRE</w:t>
+      </w:r>
+      <w:r>
+        <w:rPr>
+          <w:rFonts w:ascii="Arial" w:hAnsi="Arial" w:cs="Arial"/>
+          <w:b/>
+          <w:kern w:val="24"/>
+          <w:lang w:val="es-ES_tradnl"/>
+        </w:rPr>
+        <w:t xml:space="preserve"> </w:t>
+      </w:r>
+      <w:r>
+        <w:rPr>
+          <w:rFonts w:ascii="Arial" w:hAnsi="Arial" w:cs="Arial"/>
+          <w:b/>
+          <w:kern w:val="24"/>
+          <w:lang w:val="es-ES_tradnl"/>
+        </w:rPr>
+        <w:t xml:space="preserve">2025 </w:t>
+      </w:r>
+      <w:r>
+        <w:rPr>
+          <w:rFonts w:ascii="Arial" w:hAnsi="Arial" w:cs="Arial"/>
+          <w:b/>
+          <w:kern w:val="24"/>
+          <w:lang w:val="es-ES_tradnl"/>
+        </w:rPr>
+        <w:t>-</w:t>
+      </w:r>
+      <w:r>
+        <w:rPr>
+          <w:rFonts w:ascii="Arial" w:hAnsi="Arial" w:cs="Arial"/>
+          <w:b/>
+          <w:kern w:val="24"/>
+          <w:lang w:val="es-ES_tradnl"/>
+        </w:rPr>
+        <w:t xml:space="preserve"> ENERO</w:t>
+      </w:r>
+      <w:r>
+        <w:rPr>
+          <w:rFonts w:ascii="Arial" w:hAnsi="Arial" w:cs="Arial"/>
+          <w:b/>
+          <w:kern w:val="24"/>
+          <w:lang w:val="es-ES_tradnl"/>
+        </w:rPr>
+        <w:t xml:space="preserve"> 202</w:t>
+      </w:r>
+      <w:r>
+        <w:rPr>
+          <w:rFonts w:ascii="Arial" w:hAnsi="Arial" w:cs="Arial"/>
+          <w:b/>
+          <w:kern w:val="24"/>
+          <w:lang w:val="es-ES_tradnl"/>
+        </w:rPr>
+        <w:t>6</w:t>
+      </w:r>
+    </w:p>
+    <w:p>
+      <w:pPr>
+        <w:rPr>
+          <w:rFonts w:ascii="Arial" w:hAnsi="Arial" w:cs="Arial"/>
+        </w:rPr>
+      </w:pPr>
+      <w:r>
+        <w:rPr>
+          <w:rFonts w:ascii="Arial" w:hAnsi="Arial" w:cs="Arial"/>
+        </w:rPr>
+        <w:br w:type="page"/>
+      </w:r>
+    </w:p>
+    <w:p>
+      <w:pPr>
+        <w:rPr>
+          <w:rFonts w:ascii="Arial" w:hAnsi="Arial" w:cs="Arial"/>
+        </w:rPr>
+        <w:sectPr>
+          <w:headerReference w:type="default" r:id="rId6"/>
+          <w:footerReference w:type="default" r:id="rId7"/>
+          <w:headerReference w:type="first" r:id="rId8"/>
+          <w:footerReference w:type="first" r:id="rId9"/>
+          <w:pgSz w:w="11906" w:h="16838"/>
+          <w:pgMar w:top="1417" w:right="1701" w:bottom="1417" w:left="1701" w:header="708" w:footer="708" w:gutter="0"/>
+          <w:cols w:space="708"/>
+          <w:titlePg/>
+          <w:docGrid w:linePitch="360"/>
+        </w:sectPr>
+      </w:pPr>
+    </w:p>
+    <w:p>
+      <w:pPr>
+        <w:rPr>
+          <w:rFonts w:ascii="Arial" w:hAnsi="Arial" w:cs="Arial"/>
+          <w:b/>
+          <w:bCs/>
+          <w:sz w:val="28"/>
+          <w:lang w:val="es-ES"/>
+        </w:rPr>
+      </w:pPr>
+      <w:r>
+        <w:rPr>
+          <w:rFonts w:ascii="Arial" w:hAnsi="Arial" w:cs="Arial"/>
+          <w:b/>
+          <w:noProof/>
+          <w:sz w:val="24"/>
+          <w:lang w:val="en-US"/>
+        </w:rPr>
+        <w:lastRenderedPageBreak/>
+        <w:drawing>
+          <wp:anchor distT="0" distB="0" distL="114300" distR="114300" simplePos="0" relativeHeight="251661312" behindDoc="1" locked="0" layoutInCell="1" allowOverlap="1" wp14:anchorId="513BE586" wp14:editId="01E1363A">
+            <wp:simplePos x="0" y="0"/>
+            <wp:positionH relativeFrom="column">
+              <wp:posOffset>-335915</wp:posOffset>
+            </wp:positionH>
+            <wp:positionV relativeFrom="paragraph">
+              <wp:posOffset>8123</wp:posOffset>
+            </wp:positionV>
+            <wp:extent cx="2118995" cy="281940"/>
+            <wp:effectExtent l="0" t="0" r="0" b="3810"/>
+            <wp:wrapNone/>
+            <wp:docPr id="19" name="Imagen 19" descr="C:\Users\walte\AppData\Local\Microsoft\Windows\INetCache\Content.Word\MB1.png"/>
+            <wp:cNvGraphicFramePr>
+              <a:graphicFrameLocks xmlns:a="http://schemas.openxmlformats.org/drawingml/2006/main" noChangeAspect="1"/>
+            </wp:cNvGraphicFramePr>
+            <a:graphic xmlns:a="http://schemas.openxmlformats.org/drawingml/2006/main">
+              <a:graphicData uri="http://schemas.openxmlformats.org/drawingml/2006/picture">
+                <pic:pic xmlns:pic="http://schemas.openxmlformats.org/drawingml/2006/picture">
+                  <pic:nvPicPr>
+                    <pic:cNvPr id="0" name="Picture 17" descr="C:\Users\walte\AppData\Local\Microsoft\Windows\INetCache\Content.Word\MB1.png"/>
+                    <pic:cNvPicPr>
+                      <a:picLocks noChangeAspect="1" noChangeArrowheads="1"/>
+                    </pic:cNvPicPr>
+                  </pic:nvPicPr>
+                  <pic:blipFill>
+                    <a:blip r:embed="rId10">
+                      <a:extLst>
+                        <a:ext uri="{28A0092B-C50C-407E-A947-70E740481C1C}">
+                          <a14:useLocalDpi xmlns:a14="http://schemas.microsoft.com/office/drawing/2010/main" val="0"/>
+                        </a:ext>
+                      </a:extLst>
+                    </a:blip>
+                    <a:srcRect/>
+                    <a:stretch>
+                      <a:fillRect/>
+                    </a:stretch>
+                  </pic:blipFill>
+                  <pic:spPr bwMode="auto">
+                    <a:xfrm>
+                      <a:off x="0" y="0"/>
+                      <a:ext cx="2118995" cy="281940"/>
+                    </a:xfrm>
+                    <a:prstGeom prst="rect">
+                      <a:avLst/>
+                    </a:prstGeom>
+                    <a:noFill/>
+                    <a:ln>
+                      <a:noFill/>
+                    </a:ln>
+                  </pic:spPr>
+                </pic:pic>
+              </a:graphicData>
+            </a:graphic>
+            <wp14:sizeRelH relativeFrom="page">
+              <wp14:pctWidth>0</wp14:pctWidth>
+            </wp14:sizeRelH>
+            <wp14:sizeRelV relativeFrom="page">
+              <wp14:pctHeight>0</wp14:pctHeight>
+            </wp14:sizeRelV>
+          </wp:anchor>
+        </w:drawing>
+      </w:r>
+      <w:r>
+        <w:rPr>
+          <w:rFonts w:ascii="Arial" w:hAnsi="Arial" w:cs="Arial"/>
+          <w:b/>
+          <w:sz w:val="28"/>
+        </w:rPr>
+        <w:t xml:space="preserve">Actividades a desarrollar en la </w:t>
+      </w:r>
+      <w:r>
+        <w:rPr>
+          <w:rFonts w:ascii="Arial" w:hAnsi="Arial" w:cs="Arial"/>
+          <w:b/>
+          <w:sz w:val="28"/>
+        </w:rPr>
+        <w:t>U</w:t>
+      </w:r>
+      <w:r>
+        <w:rPr>
+          <w:rFonts w:ascii="Arial" w:hAnsi="Arial" w:cs="Arial"/>
+          <w:b/>
+          <w:sz w:val="28"/>
+        </w:rPr>
+        <w:t>nidad</w:t>
+      </w:r>
+      <w:r>
+        <w:rPr>
+          <w:rFonts w:ascii="Arial" w:hAnsi="Arial" w:cs="Arial"/>
+          <w:b/>
+          <w:sz w:val="28"/>
+        </w:rPr>
+        <w:t xml:space="preserve"> </w:t>
+      </w:r>
+      <w:r>
+        <w:rPr>
+          <w:rFonts w:ascii="Arial" w:hAnsi="Arial" w:cs="Arial"/>
+          <w:b/>
+          <w:bCs/>
+          <w:sz w:val="28"/>
+          <w:lang w:val="es-ES"/>
+        </w:rPr>
+        <w:t>1</w:t>
+      </w:r>
+      <w:r>
+        <w:rPr>
+          <w:rFonts w:ascii="Arial" w:hAnsi="Arial" w:cs="Arial"/>
+          <w:b/>
+          <w:bCs/>
+          <w:sz w:val="28"/>
+          <w:lang w:val="es-ES"/>
+        </w:rPr>
+        <w:t>.</w:t>
+      </w:r>
+    </w:p>
+    <w:p>
+      <w:pPr>
+        <w:pStyle w:val="Encabezado"/>
+        <w:spacing w:line="360" w:lineRule="auto"/>
+        <w:jc w:val="both"/>
+        <w:rPr>
+          <w:rFonts w:ascii="Arial" w:hAnsi="Arial" w:cs="Arial"/>
+          <w:b/>
+          <w:bCs/>
+          <w:lang w:val="es-ES" w:eastAsia="es-EC"/>
+        </w:rPr>
+      </w:pPr>
+      <w:r>
+        <w:rPr>
+          <w:rFonts w:ascii="Arial" w:hAnsi="Arial" w:cs="Arial"/>
+          <w:b/>
+          <w:bCs/>
+          <w:lang w:eastAsia="es-EC"/>
+        </w:rPr>
+        <w:t xml:space="preserve">Actividad </w:t>
+      </w:r>
+      <w:r>
+        <w:rPr>
+          <w:rFonts w:ascii="Arial" w:hAnsi="Arial" w:cs="Arial"/>
+          <w:b/>
+          <w:bCs/>
+          <w:lang w:val="es-ES" w:eastAsia="es-EC"/>
+        </w:rPr>
+        <w:t>#1: Estudio de Caso - Sistema de Control de Rescate y Adopción Animal</w:t>
+      </w:r>
+    </w:p>
+    <w:p>
+      <w:pPr>
+        <w:pStyle w:val="Encabezado"/>
+        <w:spacing w:line="360" w:lineRule="auto"/>
+        <w:jc w:val="both"/>
+        <w:rPr>
+          <w:rFonts w:ascii="Arial" w:hAnsi="Arial" w:cs="Arial"/>
+          <w:b/>
+          <w:bCs/>
+          <w:lang w:eastAsia="es-EC"/>
+        </w:rPr>
+      </w:pPr>
+    </w:p>
+    <w:p>
+      <w:pPr>
+        <w:widowControl w:val="0"/>
+        <w:pBdr>
+          <w:top w:val="nil"/>
+          <w:left w:val="nil"/>
+          <w:bottom w:val="nil"/>
+          <w:right w:val="nil"/>
+          <w:between w:val="nil"/>
+        </w:pBdr>
+        <w:spacing w:after="0" w:line="240" w:lineRule="auto"/>
+        <w:jc w:val="both"/>
+        <w:rPr>
+          <w:rFonts w:ascii="Arial" w:hAnsi="Arial" w:cs="Arial"/>
+          <w:b/>
+          <w:bCs/>
+          <w:i/>
+          <w:iCs/>
+          <w:sz w:val="20"/>
+          <w:szCs w:val="20"/>
+          <w:lang w:val="es-ES" w:eastAsia="es-EC"/>
+        </w:rPr>
+      </w:pPr>
+      <w:r>
+        <w:rPr>
+          <w:rFonts w:ascii="Arial" w:hAnsi="Arial" w:cs="Arial"/>
+          <w:b/>
+          <w:bCs/>
+          <w:i/>
+          <w:iCs/>
+          <w:sz w:val="20"/>
+          <w:szCs w:val="20"/>
+          <w:lang w:val="es-ES" w:eastAsia="es-EC"/>
+        </w:rPr>
+        <w:t>1. Análisis del Escenario (Actores y Requerimientos)</w:t>
+      </w:r>
+    </w:p>
+    <w:p>
+      <w:pPr>
+        <w:widowControl w:val="0"/>
+        <w:pBdr>
+          <w:top w:val="nil"/>
+          <w:left w:val="nil"/>
+          <w:bottom w:val="nil"/>
+          <w:right w:val="nil"/>
+          <w:between w:val="nil"/>
+        </w:pBdr>
+        <w:spacing w:after="0" w:line="240" w:lineRule="auto"/>
+        <w:jc w:val="both"/>
+        <w:rPr>
+          <w:rFonts w:ascii="Arial" w:hAnsi="Arial" w:cs="Arial"/>
+          <w:b/>
+          <w:bCs/>
+          <w:i/>
+          <w:iCs/>
+          <w:sz w:val="20"/>
+          <w:szCs w:val="20"/>
+          <w:lang w:val="es-ES" w:eastAsia="es-EC"/>
+        </w:rPr>
+      </w:pPr>
+      <w:r>
+        <w:rPr>
+          <w:rFonts w:ascii="Arial" w:hAnsi="Arial" w:cs="Arial"/>
+          <w:b/>
+          <w:bCs/>
+          <w:i/>
+          <w:iCs/>
+          <w:sz w:val="20"/>
+          <w:szCs w:val="20"/>
+          <w:lang w:val="es-ES" w:eastAsia="es-EC"/>
+        </w:rPr>
+        <w:t>Actores Principales</w:t>
+      </w:r>
+    </w:p>
+    <w:p>
+      <w:pPr>
+        <w:widowControl w:val="0"/>
+        <w:numPr>
+          <w:ilvl w:val="0"/>
+          <w:numId w:val="2"/>
+        </w:numPr>
+        <w:pBdr>
+          <w:top w:val="nil"/>
+          <w:left w:val="nil"/>
+          <w:bottom w:val="nil"/>
+          <w:right w:val="nil"/>
+          <w:between w:val="nil"/>
+        </w:pBdr>
+        <w:spacing w:after="0" w:line="240" w:lineRule="auto"/>
+        <w:jc w:val="both"/>
+        <w:rPr>
+          <w:rFonts w:ascii="Arial" w:hAnsi="Arial" w:cs="Arial"/>
+          <w:i/>
+          <w:iCs/>
+          <w:sz w:val="20"/>
+          <w:szCs w:val="20"/>
+          <w:lang w:val="es-ES" w:eastAsia="es-EC"/>
+        </w:rPr>
+      </w:pPr>
+      <w:r>
+        <w:rPr>
+          <w:rFonts w:ascii="Arial" w:hAnsi="Arial" w:cs="Arial"/>
+          <w:b/>
+          <w:bCs/>
+          <w:i/>
+          <w:iCs/>
+          <w:sz w:val="20"/>
+          <w:szCs w:val="20"/>
+          <w:lang w:val="es-ES" w:eastAsia="es-EC"/>
+        </w:rPr>
+        <w:t>Administrador / Refugio:</w:t>
+      </w:r>
+      <w:r>
+        <w:rPr>
+          <w:rFonts w:ascii="Arial" w:hAnsi="Arial" w:cs="Arial"/>
+          <w:i/>
+          <w:iCs/>
+          <w:sz w:val="20"/>
+          <w:szCs w:val="20"/>
+          <w:lang w:val="es-ES" w:eastAsia="es-EC"/>
+        </w:rPr>
+        <w:t xml:space="preserve"> Gestiona usuarios, aprueba rescates y supervisa el proceso completo de adopción.</w:t>
+      </w:r>
+    </w:p>
+    <w:p>
+      <w:pPr>
+        <w:widowControl w:val="0"/>
+        <w:numPr>
+          <w:ilvl w:val="0"/>
+          <w:numId w:val="2"/>
+        </w:numPr>
+        <w:pBdr>
+          <w:top w:val="nil"/>
+          <w:left w:val="nil"/>
+          <w:bottom w:val="nil"/>
+          <w:right w:val="nil"/>
+          <w:between w:val="nil"/>
+        </w:pBdr>
+        <w:spacing w:after="0" w:line="240" w:lineRule="auto"/>
+        <w:jc w:val="both"/>
+        <w:rPr>
+          <w:rFonts w:ascii="Arial" w:hAnsi="Arial" w:cs="Arial"/>
+          <w:i/>
+          <w:iCs/>
+          <w:sz w:val="20"/>
+          <w:szCs w:val="20"/>
+          <w:lang w:val="es-ES" w:eastAsia="es-EC"/>
+        </w:rPr>
+      </w:pPr>
+      <w:r>
+        <w:rPr>
+          <w:rFonts w:ascii="Arial" w:hAnsi="Arial" w:cs="Arial"/>
+          <w:b/>
+          <w:bCs/>
+          <w:i/>
+          <w:iCs/>
+          <w:sz w:val="20"/>
+          <w:szCs w:val="20"/>
+          <w:lang w:val="es-ES" w:eastAsia="es-EC"/>
+        </w:rPr>
+        <w:t>Rescatista:</w:t>
+      </w:r>
+      <w:r>
+        <w:rPr>
+          <w:rFonts w:ascii="Arial" w:hAnsi="Arial" w:cs="Arial"/>
+          <w:i/>
+          <w:iCs/>
+          <w:sz w:val="20"/>
+          <w:szCs w:val="20"/>
+          <w:lang w:val="es-ES" w:eastAsia="es-EC"/>
+        </w:rPr>
+        <w:t xml:space="preserve"> Registra nuevos rescates, actualiza el estado de salud y ficha médica de los animales.</w:t>
+      </w:r>
+    </w:p>
+    <w:p>
+      <w:pPr>
+        <w:widowControl w:val="0"/>
+        <w:numPr>
+          <w:ilvl w:val="0"/>
+          <w:numId w:val="2"/>
+        </w:numPr>
+        <w:pBdr>
+          <w:top w:val="nil"/>
+          <w:left w:val="nil"/>
+          <w:bottom w:val="nil"/>
+          <w:right w:val="nil"/>
+          <w:between w:val="nil"/>
+        </w:pBdr>
+        <w:spacing w:after="0" w:line="240" w:lineRule="auto"/>
+        <w:jc w:val="both"/>
+        <w:rPr>
+          <w:rFonts w:ascii="Arial" w:hAnsi="Arial" w:cs="Arial"/>
+          <w:i/>
+          <w:iCs/>
+          <w:sz w:val="20"/>
+          <w:szCs w:val="20"/>
+          <w:lang w:val="es-ES" w:eastAsia="es-EC"/>
+        </w:rPr>
+      </w:pPr>
+      <w:r>
+        <w:rPr>
+          <w:rFonts w:ascii="Arial" w:hAnsi="Arial" w:cs="Arial"/>
+          <w:b/>
+          <w:bCs/>
+          <w:i/>
+          <w:iCs/>
+          <w:sz w:val="20"/>
+          <w:szCs w:val="20"/>
+          <w:lang w:val="es-ES" w:eastAsia="es-EC"/>
+        </w:rPr>
+        <w:t>Adoptante:</w:t>
+      </w:r>
+      <w:r>
+        <w:rPr>
+          <w:rFonts w:ascii="Arial" w:hAnsi="Arial" w:cs="Arial"/>
+          <w:i/>
+          <w:iCs/>
+          <w:sz w:val="20"/>
+          <w:szCs w:val="20"/>
+          <w:lang w:val="es-ES" w:eastAsia="es-EC"/>
+        </w:rPr>
+        <w:t xml:space="preserve"> Consulta animales disponibles, envía solicitudes de adopción y realiza seguimiento.</w:t>
+      </w:r>
+    </w:p>
+    <w:p>
+      <w:pPr>
+        <w:widowControl w:val="0"/>
+        <w:numPr>
+          <w:ilvl w:val="0"/>
+          <w:numId w:val="2"/>
+        </w:numPr>
+        <w:pBdr>
+          <w:top w:val="nil"/>
+          <w:left w:val="nil"/>
+          <w:bottom w:val="nil"/>
+          <w:right w:val="nil"/>
+          <w:between w:val="nil"/>
+        </w:pBdr>
+        <w:spacing w:after="0" w:line="240" w:lineRule="auto"/>
+        <w:jc w:val="both"/>
+        <w:rPr>
+          <w:rFonts w:ascii="Arial" w:hAnsi="Arial" w:cs="Arial"/>
+          <w:i/>
+          <w:iCs/>
+          <w:sz w:val="20"/>
+          <w:szCs w:val="20"/>
+          <w:lang w:val="es-ES" w:eastAsia="es-EC"/>
+        </w:rPr>
+      </w:pPr>
+      <w:r>
+        <w:rPr>
+          <w:rFonts w:ascii="Arial" w:hAnsi="Arial" w:cs="Arial"/>
+          <w:b/>
+          <w:bCs/>
+          <w:i/>
+          <w:iCs/>
+          <w:sz w:val="20"/>
+          <w:szCs w:val="20"/>
+          <w:lang w:val="es-ES" w:eastAsia="es-EC"/>
+        </w:rPr>
+        <w:t>Veterinario:</w:t>
+      </w:r>
+      <w:r>
+        <w:rPr>
+          <w:rFonts w:ascii="Arial" w:hAnsi="Arial" w:cs="Arial"/>
+          <w:i/>
+          <w:iCs/>
+          <w:sz w:val="20"/>
+          <w:szCs w:val="20"/>
+          <w:lang w:val="es-ES" w:eastAsia="es-EC"/>
+        </w:rPr>
+        <w:t xml:space="preserve"> Registra diagnósticos, vacunas y tratamientos en la historia clínica del animal.</w:t>
+      </w:r>
+    </w:p>
+    <w:p>
+      <w:pPr>
+        <w:widowControl w:val="0"/>
+        <w:pBdr>
+          <w:top w:val="nil"/>
+          <w:left w:val="nil"/>
+          <w:bottom w:val="nil"/>
+          <w:right w:val="nil"/>
+          <w:between w:val="nil"/>
+        </w:pBdr>
+        <w:spacing w:after="0" w:line="240" w:lineRule="auto"/>
+        <w:jc w:val="both"/>
+        <w:rPr>
+          <w:rFonts w:ascii="Arial" w:hAnsi="Arial" w:cs="Arial"/>
+          <w:i/>
+          <w:iCs/>
+          <w:sz w:val="20"/>
+          <w:szCs w:val="20"/>
+          <w:lang w:eastAsia="es-EC"/>
+        </w:rPr>
+      </w:pPr>
+    </w:p>
+    <w:p>
+      <w:pPr>
+        <w:widowControl w:val="0"/>
+        <w:pBdr>
+          <w:top w:val="nil"/>
+          <w:left w:val="nil"/>
+          <w:bottom w:val="nil"/>
+          <w:right w:val="nil"/>
+          <w:between w:val="nil"/>
+        </w:pBdr>
+        <w:spacing w:after="0" w:line="240" w:lineRule="auto"/>
+        <w:jc w:val="both"/>
+        <w:rPr>
+          <w:rFonts w:ascii="Arial" w:hAnsi="Arial" w:cs="Arial"/>
+          <w:b/>
+          <w:bCs/>
+          <w:i/>
+          <w:iCs/>
+          <w:sz w:val="20"/>
+          <w:szCs w:val="20"/>
+          <w:lang w:val="es-ES" w:eastAsia="es-EC"/>
+        </w:rPr>
+      </w:pPr>
+      <w:r>
+        <w:rPr>
+          <w:rFonts w:ascii="Arial" w:hAnsi="Arial" w:cs="Arial"/>
+          <w:b/>
+          <w:bCs/>
+          <w:i/>
+          <w:iCs/>
+          <w:sz w:val="20"/>
+          <w:szCs w:val="20"/>
+          <w:lang w:val="es-ES" w:eastAsia="es-EC"/>
+        </w:rPr>
+        <w:t>Requerimientos Funcionales (RF)</w:t>
+      </w:r>
+    </w:p>
+    <w:p>
+      <w:pPr>
+        <w:widowControl w:val="0"/>
+        <w:numPr>
+          <w:ilvl w:val="0"/>
+          <w:numId w:val="3"/>
+        </w:numPr>
+        <w:pBdr>
+          <w:top w:val="nil"/>
+          <w:left w:val="nil"/>
+          <w:bottom w:val="nil"/>
+          <w:right w:val="nil"/>
+          <w:between w:val="nil"/>
+        </w:pBdr>
+        <w:spacing w:after="0" w:line="240" w:lineRule="auto"/>
+        <w:jc w:val="both"/>
+        <w:rPr>
+          <w:rFonts w:ascii="Arial" w:hAnsi="Arial" w:cs="Arial"/>
+          <w:i/>
+          <w:iCs/>
+          <w:sz w:val="20"/>
+          <w:szCs w:val="20"/>
+          <w:lang w:val="es-ES" w:eastAsia="es-EC"/>
+        </w:rPr>
+      </w:pPr>
+      <w:r>
+        <w:rPr>
+          <w:rFonts w:ascii="Arial" w:hAnsi="Arial" w:cs="Arial"/>
+          <w:b/>
+          <w:bCs/>
+          <w:i/>
+          <w:iCs/>
+          <w:sz w:val="20"/>
+          <w:szCs w:val="20"/>
+          <w:lang w:val="es-ES" w:eastAsia="es-EC"/>
+        </w:rPr>
+        <w:t>RF1:</w:t>
+      </w:r>
+      <w:r>
+        <w:rPr>
+          <w:rFonts w:ascii="Arial" w:hAnsi="Arial" w:cs="Arial"/>
+          <w:i/>
+          <w:iCs/>
+          <w:sz w:val="20"/>
+          <w:szCs w:val="20"/>
+          <w:lang w:val="es-ES" w:eastAsia="es-EC"/>
+        </w:rPr>
+        <w:t xml:space="preserve"> Registrar y actualizar fichas de animales rescatados.</w:t>
+      </w:r>
+    </w:p>
+    <w:p>
+      <w:pPr>
+        <w:widowControl w:val="0"/>
+        <w:numPr>
+          <w:ilvl w:val="0"/>
+          <w:numId w:val="3"/>
+        </w:numPr>
+        <w:pBdr>
+          <w:top w:val="nil"/>
+          <w:left w:val="nil"/>
+          <w:bottom w:val="nil"/>
+          <w:right w:val="nil"/>
+          <w:between w:val="nil"/>
+        </w:pBdr>
+        <w:spacing w:after="0" w:line="240" w:lineRule="auto"/>
+        <w:jc w:val="both"/>
+        <w:rPr>
+          <w:rFonts w:ascii="Arial" w:hAnsi="Arial" w:cs="Arial"/>
+          <w:i/>
+          <w:iCs/>
+          <w:sz w:val="20"/>
+          <w:szCs w:val="20"/>
+          <w:lang w:val="es-ES" w:eastAsia="es-EC"/>
+        </w:rPr>
+      </w:pPr>
+      <w:r>
+        <w:rPr>
+          <w:rFonts w:ascii="Arial" w:hAnsi="Arial" w:cs="Arial"/>
+          <w:b/>
+          <w:bCs/>
+          <w:i/>
+          <w:iCs/>
+          <w:sz w:val="20"/>
+          <w:szCs w:val="20"/>
+          <w:lang w:val="es-ES" w:eastAsia="es-EC"/>
+        </w:rPr>
+        <w:t>RF2:</w:t>
+      </w:r>
+      <w:r>
+        <w:rPr>
+          <w:rFonts w:ascii="Arial" w:hAnsi="Arial" w:cs="Arial"/>
+          <w:i/>
+          <w:iCs/>
+          <w:sz w:val="20"/>
+          <w:szCs w:val="20"/>
+          <w:lang w:val="es-ES" w:eastAsia="es-EC"/>
+        </w:rPr>
+        <w:t xml:space="preserve"> Gestionar el historial médico y de vacunación de cada mascota.</w:t>
+      </w:r>
+    </w:p>
+    <w:p>
+      <w:pPr>
+        <w:widowControl w:val="0"/>
+        <w:numPr>
+          <w:ilvl w:val="0"/>
+          <w:numId w:val="3"/>
+        </w:numPr>
+        <w:pBdr>
+          <w:top w:val="nil"/>
+          <w:left w:val="nil"/>
+          <w:bottom w:val="nil"/>
+          <w:right w:val="nil"/>
+          <w:between w:val="nil"/>
+        </w:pBdr>
+        <w:spacing w:after="0" w:line="240" w:lineRule="auto"/>
+        <w:jc w:val="both"/>
+        <w:rPr>
+          <w:rFonts w:ascii="Arial" w:hAnsi="Arial" w:cs="Arial"/>
+          <w:i/>
+          <w:iCs/>
+          <w:sz w:val="20"/>
+          <w:szCs w:val="20"/>
+          <w:lang w:val="es-ES" w:eastAsia="es-EC"/>
+        </w:rPr>
+      </w:pPr>
+      <w:r>
+        <w:rPr>
+          <w:rFonts w:ascii="Arial" w:hAnsi="Arial" w:cs="Arial"/>
+          <w:b/>
+          <w:bCs/>
+          <w:i/>
+          <w:iCs/>
+          <w:sz w:val="20"/>
+          <w:szCs w:val="20"/>
+          <w:lang w:val="es-ES" w:eastAsia="es-EC"/>
+        </w:rPr>
+        <w:t>RF3:</w:t>
+      </w:r>
+      <w:r>
+        <w:rPr>
+          <w:rFonts w:ascii="Arial" w:hAnsi="Arial" w:cs="Arial"/>
+          <w:i/>
+          <w:iCs/>
+          <w:sz w:val="20"/>
+          <w:szCs w:val="20"/>
+          <w:lang w:val="es-ES" w:eastAsia="es-EC"/>
+        </w:rPr>
+        <w:t xml:space="preserve"> Publicar animales disponibles para adopción.</w:t>
+      </w:r>
+    </w:p>
+    <w:p>
+      <w:pPr>
+        <w:widowControl w:val="0"/>
+        <w:numPr>
+          <w:ilvl w:val="0"/>
+          <w:numId w:val="3"/>
+        </w:numPr>
+        <w:pBdr>
+          <w:top w:val="nil"/>
+          <w:left w:val="nil"/>
+          <w:bottom w:val="nil"/>
+          <w:right w:val="nil"/>
+          <w:between w:val="nil"/>
+        </w:pBdr>
+        <w:spacing w:after="0" w:line="240" w:lineRule="auto"/>
+        <w:jc w:val="both"/>
+        <w:rPr>
+          <w:rFonts w:ascii="Arial" w:hAnsi="Arial" w:cs="Arial"/>
+          <w:i/>
+          <w:iCs/>
+          <w:sz w:val="20"/>
+          <w:szCs w:val="20"/>
+          <w:lang w:val="es-ES" w:eastAsia="es-EC"/>
+        </w:rPr>
+      </w:pPr>
+      <w:r>
+        <w:rPr>
+          <w:rFonts w:ascii="Arial" w:hAnsi="Arial" w:cs="Arial"/>
+          <w:b/>
+          <w:bCs/>
+          <w:i/>
+          <w:iCs/>
+          <w:sz w:val="20"/>
+          <w:szCs w:val="20"/>
+          <w:lang w:val="es-ES" w:eastAsia="es-EC"/>
+        </w:rPr>
+        <w:t>RF4:</w:t>
+      </w:r>
+      <w:r>
+        <w:rPr>
+          <w:rFonts w:ascii="Arial" w:hAnsi="Arial" w:cs="Arial"/>
+          <w:i/>
+          <w:iCs/>
+          <w:sz w:val="20"/>
+          <w:szCs w:val="20"/>
+          <w:lang w:val="es-ES" w:eastAsia="es-EC"/>
+        </w:rPr>
+        <w:t xml:space="preserve"> Procesar y evaluar solicitudes de adopción enviadas por interesados.</w:t>
+      </w:r>
+    </w:p>
+    <w:p>
+      <w:pPr>
+        <w:widowControl w:val="0"/>
+        <w:numPr>
+          <w:ilvl w:val="0"/>
+          <w:numId w:val="3"/>
+        </w:numPr>
+        <w:pBdr>
+          <w:top w:val="nil"/>
+          <w:left w:val="nil"/>
+          <w:bottom w:val="nil"/>
+          <w:right w:val="nil"/>
+          <w:between w:val="nil"/>
+        </w:pBdr>
+        <w:spacing w:after="0" w:line="240" w:lineRule="auto"/>
+        <w:jc w:val="both"/>
+        <w:rPr>
+          <w:rFonts w:ascii="Arial" w:hAnsi="Arial" w:cs="Arial"/>
+          <w:i/>
+          <w:iCs/>
+          <w:sz w:val="20"/>
+          <w:szCs w:val="20"/>
+          <w:lang w:val="es-ES" w:eastAsia="es-EC"/>
+        </w:rPr>
+      </w:pPr>
+      <w:r>
+        <w:rPr>
+          <w:rFonts w:ascii="Arial" w:hAnsi="Arial" w:cs="Arial"/>
+          <w:b/>
+          <w:bCs/>
+          <w:i/>
+          <w:iCs/>
+          <w:sz w:val="20"/>
+          <w:szCs w:val="20"/>
+          <w:lang w:val="es-ES" w:eastAsia="es-EC"/>
+        </w:rPr>
+        <w:t>RF5:</w:t>
+      </w:r>
+      <w:r>
+        <w:rPr>
+          <w:rFonts w:ascii="Arial" w:hAnsi="Arial" w:cs="Arial"/>
+          <w:i/>
+          <w:iCs/>
+          <w:sz w:val="20"/>
+          <w:szCs w:val="20"/>
+          <w:lang w:val="es-ES" w:eastAsia="es-EC"/>
+        </w:rPr>
+        <w:t xml:space="preserve"> Notificar cambios de estado (solicitud aprobada/rechazada, citas médicas) a los usuarios.</w:t>
+      </w:r>
+    </w:p>
+    <w:p>
+      <w:pPr>
+        <w:widowControl w:val="0"/>
+        <w:pBdr>
+          <w:top w:val="nil"/>
+          <w:left w:val="nil"/>
+          <w:bottom w:val="nil"/>
+          <w:right w:val="nil"/>
+          <w:between w:val="nil"/>
+        </w:pBdr>
+        <w:spacing w:after="0" w:line="240" w:lineRule="auto"/>
+        <w:ind w:left="720"/>
+        <w:jc w:val="both"/>
+        <w:rPr>
+          <w:rFonts w:ascii="Arial" w:hAnsi="Arial" w:cs="Arial"/>
+          <w:i/>
+          <w:iCs/>
+          <w:sz w:val="20"/>
+          <w:szCs w:val="20"/>
+          <w:lang w:val="es-ES" w:eastAsia="es-EC"/>
+        </w:rPr>
+      </w:pPr>
+    </w:p>
+    <w:p>
+      <w:pPr>
+        <w:widowControl w:val="0"/>
+        <w:pBdr>
+          <w:top w:val="nil"/>
+          <w:left w:val="nil"/>
+          <w:bottom w:val="nil"/>
+          <w:right w:val="nil"/>
+          <w:between w:val="nil"/>
+        </w:pBdr>
+        <w:spacing w:after="0" w:line="240" w:lineRule="auto"/>
+        <w:jc w:val="both"/>
+        <w:rPr>
+          <w:rFonts w:ascii="Arial" w:hAnsi="Arial" w:cs="Arial"/>
+          <w:b/>
+          <w:bCs/>
+          <w:i/>
+          <w:iCs/>
+          <w:sz w:val="20"/>
+          <w:szCs w:val="20"/>
+          <w:lang w:eastAsia="es-EC"/>
+        </w:rPr>
+      </w:pPr>
+      <w:r>
+        <w:rPr>
+          <w:rFonts w:ascii="Arial" w:hAnsi="Arial" w:cs="Arial"/>
+          <w:b/>
+          <w:bCs/>
+          <w:i/>
+          <w:iCs/>
+          <w:sz w:val="20"/>
+          <w:szCs w:val="20"/>
+          <w:lang w:eastAsia="es-EC"/>
+        </w:rPr>
+        <w:t>2. Diagrama de Casos de Uso (UML / Mermaid)</w:t>
+      </w:r>
+    </w:p>
+    <w:p>
+      <w:pPr>
+        <w:widowControl w:val="0"/>
+        <w:pBdr>
+          <w:top w:val="nil"/>
+          <w:left w:val="nil"/>
+          <w:bottom w:val="nil"/>
+          <w:right w:val="nil"/>
+          <w:between w:val="nil"/>
+        </w:pBdr>
+        <w:spacing w:after="0" w:line="240" w:lineRule="auto"/>
+        <w:jc w:val="both"/>
+        <w:rPr>
+          <w:rFonts w:ascii="Arial" w:hAnsi="Arial" w:cs="Arial"/>
+          <w:b/>
+          <w:bCs/>
+          <w:i/>
+          <w:iCs/>
+          <w:sz w:val="20"/>
+          <w:szCs w:val="20"/>
+          <w:lang w:eastAsia="es-EC"/>
+        </w:rPr>
+      </w:pPr>
+    </w:p>
+    <w:p>
+      <w:pPr>
+        <w:pStyle w:val="Encabezado"/>
+        <w:spacing w:line="360" w:lineRule="auto"/>
+        <w:jc w:val="both"/>
+        <w:rPr>
+          <w:rFonts w:ascii="Arial" w:hAnsi="Arial" w:cs="Arial"/>
+          <w:b/>
+          <w:bCs/>
+          <w:lang w:eastAsia="es-EC"/>
+        </w:rPr>
+      </w:pPr>
+      <w:r>
+        <w:rPr>
+          <w:rFonts w:ascii="Arial" w:hAnsi="Arial" w:cs="Arial"/>
+          <w:b/>
+          <w:bCs/>
+          <w:noProof/>
+          <w:lang w:eastAsia="es-EC"/>
+        </w:rPr>
+        <w:drawing>
+          <wp:inline distT="0" distB="0" distL="0" distR="0" wp14:anchorId="37E9FBCE" wp14:editId="266DD22D">
+            <wp:extent cx="5400040" cy="2623185"/>
+            <wp:effectExtent l="0" t="0" r="0" b="5715"/>
+            <wp:docPr id="2" name="Imagen 2"/>
+            <wp:cNvGraphicFramePr>
+              <a:graphicFrameLocks xmlns:a="http://schemas.openxmlformats.org/drawingml/2006/main" noChangeAspect="1"/>
+            </wp:cNvGraphicFramePr>
+            <a:graphic xmlns:a="http://schemas.openxmlformats.org/drawingml/2006/main">
+              <a:graphicData uri="http://schemas.openxmlformats.org/drawingml/2006/picture">
+                <pic:pic xmlns:pic="http://schemas.openxmlformats.org/drawingml/2006/picture">
+                  <pic:nvPicPr>
+                    <pic:cNvPr id="2" name="Imagen 2"/>
+                    <pic:cNvPicPr/>
+                  </pic:nvPicPr>
+                  <pic:blipFill>
+                    <a:blip r:embed="rId11" cstate="print">
+                      <a:extLst>
+                        <a:ext uri="{28A0092B-C50C-407E-A947-70E740481C1C}">
+                          <a14:useLocalDpi xmlns:a14="http://schemas.microsoft.com/office/drawing/2010/main" val="0"/>
+                        </a:ext>
+                      </a:extLst>
+                    </a:blip>
+                    <a:stretch>
+                      <a:fillRect/>
+                    </a:stretch>
+                  </pic:blipFill>
+                  <pic:spPr>
+                    <a:xfrm>
+                      <a:off x="0" y="0"/>
+                      <a:ext cx="5400040" cy="2623185"/>
+                    </a:xfrm>
+                    <a:prstGeom prst="rect">
+                      <a:avLst/>
+                    </a:prstGeom>
+                  </pic:spPr>
+                </pic:pic>
+              </a:graphicData>
+            </a:graphic>
+          </wp:inline>
+        </w:drawing>
+      </w:r>
+    </w:p>
+    <w:p>
+      <w:pPr>
+        <w:pStyle w:val="Encabezado"/>
+        <w:spacing w:line="360" w:lineRule="auto"/>
+        <w:jc w:val="both"/>
+        <w:rPr>
+          <w:rFonts w:ascii="Arial" w:hAnsi="Arial" w:cs="Arial"/>
+          <w:b/>
+          <w:bCs/>
+          <w:lang w:val="es-ES" w:eastAsia="es-EC"/>
+        </w:rPr>
+      </w:pPr>
+      <w:r>
+        <w:rPr>
+          <w:rFonts w:ascii="Arial" w:hAnsi="Arial" w:cs="Arial"/>
+          <w:b/>
+          <w:bCs/>
+          <w:lang w:val="es-ES" w:eastAsia="es-EC"/>
+        </w:rPr>
+        <w:t>3. Patrones de Diseño Aplicados</w:t>
+      </w:r>
+      <w:r>
+        <w:rPr>
+          <w:rFonts w:ascii="Arial" w:hAnsi="Arial" w:cs="Arial"/>
+          <w:b/>
+          <w:bCs/>
+          <w:lang w:val="es-ES" w:eastAsia="es-EC"/>
+        </w:rPr>
+        <w:t>:</w:t>
+      </w:r>
+    </w:p>
+    <w:p>
+      <w:pPr>
+        <w:pStyle w:val="Encabezado"/>
+        <w:spacing w:line="360" w:lineRule="auto"/>
+        <w:jc w:val="both"/>
+        <w:rPr>
+          <w:rFonts w:ascii="Arial" w:hAnsi="Arial" w:cs="Arial"/>
+          <w:lang w:val="es-ES" w:eastAsia="es-EC"/>
+        </w:rPr>
+      </w:pPr>
+      <w:r>
+        <w:rPr>
+          <w:rFonts w:ascii="Arial" w:hAnsi="Arial" w:cs="Arial"/>
+          <w:lang w:val="es-ES" w:eastAsia="es-EC"/>
+        </w:rPr>
+        <w:t xml:space="preserve">Se seleccionaron tres patrones clave para garantizar escalabilidad y buenas prácticas de ingeniería de software: </w:t>
+      </w:r>
+    </w:p>
+    <w:p>
+      <w:pPr>
+        <w:pStyle w:val="Encabezado"/>
+        <w:numPr>
+          <w:ilvl w:val="0"/>
+          <w:numId w:val="4"/>
+        </w:numPr>
+        <w:tabs>
+          <w:tab w:val="clear" w:pos="4419"/>
+          <w:tab w:val="clear" w:pos="8838"/>
+        </w:tabs>
+        <w:spacing w:line="360" w:lineRule="auto"/>
+        <w:jc w:val="both"/>
+        <w:rPr>
+          <w:rFonts w:ascii="Arial" w:hAnsi="Arial" w:cs="Arial"/>
+          <w:lang w:val="es-ES" w:eastAsia="es-EC"/>
+        </w:rPr>
+      </w:pPr>
+      <w:r>
+        <w:rPr>
+          <w:rFonts w:ascii="Arial" w:hAnsi="Arial" w:cs="Arial"/>
+          <w:b/>
+          <w:bCs/>
+          <w:lang w:val="es-ES" w:eastAsia="es-EC"/>
+        </w:rPr>
+        <w:t xml:space="preserve">Patrón Creacional — </w:t>
+      </w:r>
+      <w:r>
+        <w:rPr>
+          <w:rFonts w:ascii="Arial" w:hAnsi="Arial" w:cs="Arial"/>
+          <w:lang w:val="es-ES" w:eastAsia="es-EC"/>
+        </w:rPr>
+        <w:t>Factory Method (MascotaFactory):</w:t>
+      </w:r>
+    </w:p>
+    <w:p>
+      <w:pPr>
+        <w:pStyle w:val="Encabezado"/>
+        <w:numPr>
+          <w:ilvl w:val="1"/>
+          <w:numId w:val="4"/>
+        </w:numPr>
+        <w:tabs>
+          <w:tab w:val="clear" w:pos="4419"/>
+          <w:tab w:val="clear" w:pos="8838"/>
+        </w:tabs>
+        <w:spacing w:line="360" w:lineRule="auto"/>
+        <w:jc w:val="both"/>
+        <w:rPr>
+          <w:rFonts w:ascii="Arial" w:hAnsi="Arial" w:cs="Arial"/>
+          <w:lang w:val="es-ES" w:eastAsia="es-EC"/>
+        </w:rPr>
+      </w:pPr>
+      <w:r>
+        <w:rPr>
+          <w:rFonts w:ascii="Arial" w:hAnsi="Arial" w:cs="Arial"/>
+          <w:lang w:val="es-ES" w:eastAsia="es-EC"/>
+        </w:rPr>
+        <w:t>Propósito: Creación dinámica de diferentes tipos de animales (ej. Perro, Gato, Ave) sin acoplar la lógica de creación a las clases concretas.</w:t>
+      </w:r>
+    </w:p>
+    <w:p>
+      <w:pPr>
+        <w:pStyle w:val="Encabezado"/>
+        <w:numPr>
+          <w:ilvl w:val="0"/>
+          <w:numId w:val="4"/>
+        </w:numPr>
+        <w:tabs>
+          <w:tab w:val="clear" w:pos="4419"/>
+          <w:tab w:val="clear" w:pos="8838"/>
+        </w:tabs>
+        <w:spacing w:line="360" w:lineRule="auto"/>
+        <w:jc w:val="both"/>
+        <w:rPr>
+          <w:rFonts w:ascii="Arial" w:hAnsi="Arial" w:cs="Arial"/>
+          <w:b/>
+          <w:bCs/>
+          <w:lang w:val="es-ES" w:eastAsia="es-EC"/>
+        </w:rPr>
+      </w:pPr>
+      <w:r>
+        <w:rPr>
+          <w:rFonts w:ascii="Arial" w:hAnsi="Arial" w:cs="Arial"/>
+          <w:b/>
+          <w:bCs/>
+          <w:lang w:val="es-ES" w:eastAsia="es-EC"/>
+        </w:rPr>
+        <w:lastRenderedPageBreak/>
+        <w:t xml:space="preserve">Patrón Estructural </w:t>
+      </w:r>
+      <w:r>
+        <w:rPr>
+          <w:rFonts w:ascii="Arial" w:hAnsi="Arial" w:cs="Arial"/>
+          <w:lang w:val="es-ES" w:eastAsia="es-EC"/>
+        </w:rPr>
+        <w:t>— Adapter (NotificadorAdapter):</w:t>
+      </w:r>
+    </w:p>
+    <w:p>
+      <w:pPr>
+        <w:pStyle w:val="Encabezado"/>
+        <w:numPr>
+          <w:ilvl w:val="1"/>
+          <w:numId w:val="4"/>
+        </w:numPr>
+        <w:tabs>
+          <w:tab w:val="clear" w:pos="4419"/>
+          <w:tab w:val="clear" w:pos="8838"/>
+        </w:tabs>
+        <w:spacing w:line="360" w:lineRule="auto"/>
+        <w:jc w:val="both"/>
+        <w:rPr>
+          <w:rFonts w:ascii="Arial" w:hAnsi="Arial" w:cs="Arial"/>
+          <w:lang w:val="es-ES" w:eastAsia="es-EC"/>
+        </w:rPr>
+      </w:pPr>
+      <w:r>
+        <w:rPr>
+          <w:rFonts w:ascii="Arial" w:hAnsi="Arial" w:cs="Arial"/>
+          <w:lang w:val="es-ES" w:eastAsia="es-EC"/>
+        </w:rPr>
+        <w:t>Propósito: Unificar diferentes proveedores de notificación externos (ej. correo electrónico mediante SendGrid o SMS/WhatsApp mediante Twilio) bajo una misma interfaz estándar INotificador.</w:t>
+      </w:r>
+    </w:p>
+    <w:p>
+      <w:pPr>
+        <w:pStyle w:val="Encabezado"/>
+        <w:numPr>
+          <w:ilvl w:val="0"/>
+          <w:numId w:val="4"/>
+        </w:numPr>
+        <w:tabs>
+          <w:tab w:val="clear" w:pos="4419"/>
+          <w:tab w:val="clear" w:pos="8838"/>
+        </w:tabs>
+        <w:spacing w:line="360" w:lineRule="auto"/>
+        <w:jc w:val="both"/>
+        <w:rPr>
+          <w:rFonts w:ascii="Arial" w:hAnsi="Arial" w:cs="Arial"/>
+          <w:b/>
+          <w:bCs/>
+          <w:lang w:val="es-ES" w:eastAsia="es-EC"/>
+        </w:rPr>
+      </w:pPr>
+      <w:r>
+        <w:rPr>
+          <w:rFonts w:ascii="Arial" w:hAnsi="Arial" w:cs="Arial"/>
+          <w:b/>
+          <w:bCs/>
+          <w:lang w:val="es-ES" w:eastAsia="es-EC"/>
+        </w:rPr>
+        <w:t xml:space="preserve">Patrón de Comportamiento </w:t>
+      </w:r>
+      <w:r>
+        <w:rPr>
+          <w:rFonts w:ascii="Arial" w:hAnsi="Arial" w:cs="Arial"/>
+          <w:lang w:val="es-ES" w:eastAsia="es-EC"/>
+        </w:rPr>
+        <w:t>— Observer (MascotaObservable):</w:t>
+      </w:r>
+    </w:p>
+    <w:p>
+      <w:pPr>
+        <w:pStyle w:val="Encabezado"/>
+        <w:numPr>
+          <w:ilvl w:val="1"/>
+          <w:numId w:val="4"/>
+        </w:numPr>
+        <w:tabs>
+          <w:tab w:val="clear" w:pos="4419"/>
+          <w:tab w:val="clear" w:pos="8838"/>
+        </w:tabs>
+        <w:spacing w:line="360" w:lineRule="auto"/>
+        <w:jc w:val="both"/>
+        <w:rPr>
+          <w:rFonts w:ascii="Arial" w:hAnsi="Arial" w:cs="Arial"/>
+          <w:lang w:val="es-ES" w:eastAsia="es-EC"/>
+        </w:rPr>
+      </w:pPr>
+      <w:r>
+        <w:rPr>
+          <w:rFonts w:ascii="Arial" w:hAnsi="Arial" w:cs="Arial"/>
+          <w:lang w:val="es-ES" w:eastAsia="es-EC"/>
+        </w:rPr>
+        <w:t xml:space="preserve">Propósito: Notificar automáticamente a los adoptantes o administradores interesados cuando el estado de un animal cambia (ej. de </w:t>
+      </w:r>
+      <w:r>
+        <w:rPr>
+          <w:rFonts w:ascii="Arial" w:hAnsi="Arial" w:cs="Arial"/>
+          <w:i/>
+          <w:iCs/>
+          <w:lang w:val="es-ES" w:eastAsia="es-EC"/>
+        </w:rPr>
+        <w:t>"En Tratamiento"</w:t>
+      </w:r>
+      <w:r>
+        <w:rPr>
+          <w:rFonts w:ascii="Arial" w:hAnsi="Arial" w:cs="Arial"/>
+          <w:lang w:val="es-ES" w:eastAsia="es-EC"/>
+        </w:rPr>
+        <w:t xml:space="preserve"> a </w:t>
+      </w:r>
+      <w:r>
+        <w:rPr>
+          <w:rFonts w:ascii="Arial" w:hAnsi="Arial" w:cs="Arial"/>
+          <w:i/>
+          <w:iCs/>
+          <w:lang w:val="es-ES" w:eastAsia="es-EC"/>
+        </w:rPr>
+        <w:t>"Disponible para Adopción"</w:t>
+      </w:r>
+      <w:r>
+        <w:rPr>
+          <w:rFonts w:ascii="Arial" w:hAnsi="Arial" w:cs="Arial"/>
+          <w:lang w:val="es-ES" w:eastAsia="es-EC"/>
+        </w:rPr>
+        <w:t>).</w:t>
+      </w:r>
+    </w:p>
+    <w:p>
+      <w:pPr>
+        <w:pStyle w:val="Encabezado"/>
+        <w:spacing w:line="360" w:lineRule="auto"/>
+        <w:ind w:left="1440"/>
+        <w:jc w:val="both"/>
+        <w:rPr>
+          <w:rFonts w:ascii="Arial" w:hAnsi="Arial" w:cs="Arial"/>
+          <w:lang w:val="es-ES" w:eastAsia="es-EC"/>
+        </w:rPr>
+      </w:pPr>
+    </w:p>
+    <w:p>
+      <w:pPr>
+        <w:pStyle w:val="Encabezado"/>
+        <w:numPr>
+          <w:ilvl w:val="0"/>
+          <w:numId w:val="4"/>
+        </w:numPr>
+        <w:tabs>
+          <w:tab w:val="clear" w:pos="4419"/>
+          <w:tab w:val="clear" w:pos="8838"/>
+        </w:tabs>
+        <w:spacing w:line="360" w:lineRule="auto"/>
+        <w:jc w:val="both"/>
+        <w:rPr>
+          <w:rFonts w:ascii="Arial" w:hAnsi="Arial" w:cs="Arial"/>
+          <w:b/>
+          <w:bCs/>
+          <w:lang w:eastAsia="es-EC"/>
+        </w:rPr>
+      </w:pPr>
+      <w:r>
+        <w:rPr>
+          <w:rFonts w:ascii="Arial" w:hAnsi="Arial" w:cs="Arial"/>
+          <w:b/>
+          <w:bCs/>
+          <w:lang w:eastAsia="es-EC"/>
+        </w:rPr>
+        <w:t>Diagrama de Clases UML (Estructura Lógica)</w:t>
+      </w:r>
+      <w:r>
+        <w:rPr>
+          <w:rFonts w:ascii="Arial" w:hAnsi="Arial" w:cs="Arial"/>
+          <w:b/>
+          <w:bCs/>
+          <w:lang w:eastAsia="es-EC"/>
+        </w:rPr>
+        <w:t>.</w:t>
+      </w:r>
+    </w:p>
+    <w:p>
+      <w:pPr>
+        <w:pStyle w:val="Encabezado"/>
+        <w:spacing w:line="360" w:lineRule="auto"/>
+        <w:ind w:left="720"/>
+        <w:jc w:val="both"/>
+        <w:rPr>
+          <w:rFonts w:ascii="Arial" w:hAnsi="Arial" w:cs="Arial"/>
+          <w:b/>
+          <w:bCs/>
+          <w:lang w:eastAsia="es-EC"/>
+        </w:rPr>
+      </w:pPr>
+      <w:r>
+        <w:rPr>
+          <w:rFonts w:ascii="Arial" w:hAnsi="Arial" w:cs="Arial"/>
+          <w:b/>
+          <w:bCs/>
+          <w:noProof/>
+          <w:lang w:eastAsia="es-EC"/>
+        </w:rPr>
+        <w:drawing>
+          <wp:inline distT="0" distB="0" distL="0" distR="0" wp14:anchorId="5E24C5A3" wp14:editId="43BEEE62">
+            <wp:extent cx="5400040" cy="2623185"/>
+            <wp:effectExtent l="0" t="0" r="0" b="5715"/>
+            <wp:docPr id="3" name="Imagen 3"/>
+            <wp:cNvGraphicFramePr>
+              <a:graphicFrameLocks xmlns:a="http://schemas.openxmlformats.org/drawingml/2006/main" noChangeAspect="1"/>
+            </wp:cNvGraphicFramePr>
+            <a:graphic xmlns:a="http://schemas.openxmlformats.org/drawingml/2006/main">
+              <a:graphicData uri="http://schemas.openxmlformats.org/drawingml/2006/picture">
+                <pic:pic xmlns:pic="http://schemas.openxmlformats.org/drawingml/2006/picture">
+                  <pic:nvPicPr>
+                    <pic:cNvPr id="3" name="Imagen 3"/>
+                    <pic:cNvPicPr/>
+                  </pic:nvPicPr>
+                  <pic:blipFill>
+                    <a:blip r:embed="rId12" cstate="print">
+                      <a:extLst>
+                        <a:ext uri="{28A0092B-C50C-407E-A947-70E740481C1C}">
+                          <a14:useLocalDpi xmlns:a14="http://schemas.microsoft.com/office/drawing/2010/main" val="0"/>
+                        </a:ext>
+                      </a:extLst>
+                    </a:blip>
+                    <a:stretch>
+                      <a:fillRect/>
+                    </a:stretch>
+                  </pic:blipFill>
+                  <pic:spPr>
+                    <a:xfrm>
+                      <a:off x="0" y="0"/>
+                      <a:ext cx="5400040" cy="2623185"/>
+                    </a:xfrm>
+                    <a:prstGeom prst="rect">
+                      <a:avLst/>
+                    </a:prstGeom>
+                  </pic:spPr>
+                </pic:pic>
+              </a:graphicData>
+            </a:graphic>
+          </wp:inline>
+        </w:drawing>
+      </w:r>
+    </w:p>
+    <w:p>
+      <w:pPr>
+        <w:rPr>
+          <w:rFonts w:ascii="Arial" w:hAnsi="Arial" w:cs="Arial"/>
+          <w:b/>
+          <w:bCs/>
+          <w:lang w:eastAsia="es-EC"/>
+        </w:rPr>
+      </w:pPr>
+    </w:p>
+    <w:p>
+      <w:pPr>
+        <w:rPr>
+          <w:rFonts w:ascii="Arial" w:hAnsi="Arial" w:cs="Arial"/>
+          <w:b/>
+          <w:bCs/>
+          <w:lang w:eastAsia="es-EC"/>
+        </w:rPr>
+      </w:pPr>
+      <w:r>
+        <w:rPr>
+          <w:rFonts w:ascii="Arial" w:hAnsi="Arial" w:cs="Arial"/>
+          <w:b/>
+          <w:bCs/>
+          <w:lang w:eastAsia="es-EC"/>
+        </w:rPr>
+        <w:t>Secuencia de Comandos Gitflow</w:t>
+      </w:r>
+      <w:r>
+        <w:rPr>
+          <w:rFonts w:ascii="Arial" w:hAnsi="Arial" w:cs="Arial"/>
+          <w:b/>
+          <w:bCs/>
+          <w:lang w:eastAsia="es-EC"/>
+        </w:rPr>
+        <w:t xml:space="preserve"> (Evidencias).</w:t>
+      </w:r>
+    </w:p>
+    <w:p>
+      <w:pPr>
+        <w:pStyle w:val="Ttulo1Car"/>
+        <w:numPr>
+          <w:ilvl w:val="0"/>
+          <w:numId w:val="3"/>
+        </w:numPr>
+        <w:contextualSpacing/>
+        <w:rPr>
+          <w:rFonts w:ascii="Arial" w:hAnsi="Arial" w:cs="Arial"/>
+          <w:lang w:eastAsia="es-EC"/>
+        </w:rPr>
+      </w:pPr>
+      <w:r>
+        <w:rPr>
+          <w:rFonts w:ascii="Arial" w:hAnsi="Arial" w:cs="Arial"/>
+          <w:lang w:eastAsia="es-EC"/>
+        </w:rPr>
+        <w:t>Utilizamos el comando</w:t>
+      </w:r>
+      <w:r>
+        <w:rPr>
+          <w:rFonts w:ascii="Arial" w:hAnsi="Arial" w:cs="Arial"/>
+          <w:b/>
+          <w:bCs/>
+          <w:lang w:eastAsia="es-EC"/>
+        </w:rPr>
+        <w:t xml:space="preserve"> USER.NAME </w:t>
+      </w:r>
+      <w:r>
+        <w:rPr>
+          <w:rFonts w:ascii="Arial" w:hAnsi="Arial" w:cs="Arial"/>
+          <w:lang w:eastAsia="es-EC"/>
+        </w:rPr>
+        <w:t xml:space="preserve">para agg nombre. Y el comando </w:t>
+      </w:r>
+      <w:r>
+        <w:rPr>
+          <w:rFonts w:ascii="Arial" w:hAnsi="Arial" w:cs="Arial"/>
+          <w:b/>
+          <w:bCs/>
+          <w:lang w:eastAsia="es-EC"/>
+        </w:rPr>
+        <w:t>USER.EMAIL</w:t>
+      </w:r>
+      <w:r>
+        <w:rPr>
+          <w:rFonts w:ascii="Arial" w:hAnsi="Arial" w:cs="Arial"/>
+          <w:lang w:eastAsia="es-EC"/>
+        </w:rPr>
+        <w:t xml:space="preserve"> para registrar el correo, en este caso colocamos el correo instuticional.</w:t>
+      </w:r>
+    </w:p>
+    <w:p>
+      <w:pPr>
+        <w:jc w:val="center"/>
+        <w:rPr>
+          <w:rFonts w:ascii="Arial" w:hAnsi="Arial" w:cs="Arial"/>
+          <w:i/>
+          <w:iCs/>
+          <w:lang w:eastAsia="es-EC"/>
+        </w:rPr>
+      </w:pPr>
+      <w:r>
+        <w:rPr>
+          <w:rFonts w:ascii="Arial" w:hAnsi="Arial" w:cs="Arial"/>
+          <w:i/>
+          <w:iCs/>
+          <w:lang w:eastAsia="es-EC"/>
+        </w:rPr>
+        <w:t>git config –global user.name “JONATHAN”</w:t>
+      </w:r>
+    </w:p>
+    <w:p>
+      <w:pPr>
+        <w:jc w:val="center"/>
+        <w:rPr>
+          <w:rFonts w:ascii="Arial" w:hAnsi="Arial" w:cs="Arial"/>
+          <w:i/>
+          <w:iCs/>
+          <w:lang w:eastAsia="es-EC"/>
+        </w:rPr>
+      </w:pPr>
+      <w:r>
+        <w:rPr>
+          <w:rFonts w:ascii="Arial" w:hAnsi="Arial" w:cs="Arial"/>
+          <w:i/>
+          <w:iCs/>
+          <w:lang w:eastAsia="es-EC"/>
+        </w:rPr>
+        <w:t xml:space="preserve">git config –global </w:t>
+      </w:r>
+      <w:proofErr w:type="gramStart"/>
+      <w:r>
+        <w:rPr>
+          <w:rFonts w:ascii="Arial" w:hAnsi="Arial" w:cs="Arial"/>
+          <w:i/>
+          <w:iCs/>
+          <w:lang w:eastAsia="es-EC"/>
+        </w:rPr>
+        <w:t>user.email</w:t>
+      </w:r>
+      <w:proofErr w:type="gramEnd"/>
+      <w:r>
+        <w:rPr>
+          <w:rFonts w:ascii="Arial" w:hAnsi="Arial" w:cs="Arial"/>
+          <w:i/>
+          <w:iCs/>
+          <w:lang w:eastAsia="es-EC"/>
+        </w:rPr>
+        <w:t xml:space="preserve"> “jvega7139@utm.edu.ec”</w:t>
+      </w:r>
+    </w:p>
+    <w:p>
+      <w:pPr>
+        <w:rPr>
+          <w:rFonts w:ascii="Arial" w:hAnsi="Arial" w:cs="Arial"/>
+          <w:b/>
+          <w:bCs/>
+          <w:lang w:eastAsia="es-EC"/>
+        </w:rPr>
+      </w:pPr>
+      <w:r>
+        <w:rPr>
+          <w:noProof/>
+        </w:rPr>
+        <w:drawing>
+          <wp:inline distT="0" distB="0" distL="0" distR="0" wp14:anchorId="0ECBFC39" wp14:editId="4297C949">
+            <wp:extent cx="5400040" cy="1164590"/>
+            <wp:effectExtent l="0" t="0" r="0" b="0"/>
+            <wp:docPr id="29" name="Imagen 29"/>
+            <wp:cNvGraphicFramePr>
+              <a:graphicFrameLocks xmlns:a="http://schemas.openxmlformats.org/drawingml/2006/main" noChangeAspect="1"/>
+            </wp:cNvGraphicFramePr>
+            <a:graphic xmlns:a="http://schemas.openxmlformats.org/drawingml/2006/main">
+              <a:graphicData uri="http://schemas.openxmlformats.org/drawingml/2006/picture">
+                <pic:pic xmlns:pic="http://schemas.openxmlformats.org/drawingml/2006/picture">
+                  <pic:nvPicPr>
+                    <pic:cNvPr id="1" name=""/>
+                    <pic:cNvPicPr/>
+                  </pic:nvPicPr>
+                  <pic:blipFill>
+                    <a:blip r:embed="rId13"/>
+                    <a:stretch>
+                      <a:fillRect/>
+                    </a:stretch>
+                  </pic:blipFill>
+                  <pic:spPr>
+                    <a:xfrm>
+                      <a:off x="0" y="0"/>
+                      <a:ext cx="5400040" cy="1164590"/>
+                    </a:xfrm>
+                    <a:prstGeom prst="rect">
+                      <a:avLst/>
+                    </a:prstGeom>
+                  </pic:spPr>
+                </pic:pic>
+              </a:graphicData>
+            </a:graphic>
+          </wp:inline>
+        </w:drawing>
+      </w:r>
+    </w:p>
+    <w:p>
+      <w:pPr>
+        <w:pStyle w:val="Ttulo1Car"/>
+        <w:numPr>
+          <w:ilvl w:val="0"/>
+          <w:numId w:val="3"/>
+        </w:numPr>
+        <w:contextualSpacing/>
+        <w:rPr>
+          <w:rFonts w:ascii="Arial" w:hAnsi="Arial" w:cs="Arial"/>
+          <w:b/>
+          <w:bCs/>
+          <w:lang w:eastAsia="es-EC"/>
+        </w:rPr>
+      </w:pPr>
+      <w:r>
+        <w:rPr>
+          <w:rFonts w:ascii="Arial" w:hAnsi="Arial" w:cs="Arial"/>
+          <w:lang w:eastAsia="es-EC"/>
+        </w:rPr>
+        <w:lastRenderedPageBreak/>
+        <w:t xml:space="preserve">Utilizamos el comando </w:t>
+      </w:r>
+      <w:r>
+        <w:rPr>
+          <w:rFonts w:ascii="Arial" w:hAnsi="Arial" w:cs="Arial"/>
+          <w:b/>
+          <w:bCs/>
+          <w:lang w:eastAsia="es-EC"/>
+        </w:rPr>
+        <w:t xml:space="preserve">LIST </w:t>
+      </w:r>
+      <w:r>
+        <w:rPr>
+          <w:rFonts w:ascii="Arial" w:hAnsi="Arial" w:cs="Arial"/>
+          <w:lang w:eastAsia="es-EC"/>
+        </w:rPr>
+        <w:t>para ver los usuarios registrados:</w:t>
+      </w:r>
+    </w:p>
+    <w:p>
+      <w:pPr>
+        <w:pStyle w:val="Ttulo1Car"/>
+        <w:numPr>
+          <w:ilvl w:val="0"/>
+          <w:numId w:val="3"/>
+        </w:numPr>
+        <w:contextualSpacing/>
+        <w:rPr>
+          <w:rFonts w:ascii="Arial" w:hAnsi="Arial" w:cs="Arial"/>
+          <w:b/>
+          <w:bCs/>
+          <w:lang w:eastAsia="es-EC"/>
+        </w:rPr>
+      </w:pPr>
+      <w:r>
+        <w:rPr>
+          <w:rFonts w:ascii="Arial" w:hAnsi="Arial" w:cs="Arial"/>
+          <w:lang w:eastAsia="es-EC"/>
+        </w:rPr>
+        <w:t>En este caso nos saldrá el nombre y el correo institucional registrado del ususario.</w:t>
+      </w:r>
+    </w:p>
+    <w:p>
+      <w:pPr>
+        <w:ind w:left="360"/>
+        <w:jc w:val="center"/>
+        <w:rPr>
+          <w:rFonts w:ascii="Arial" w:hAnsi="Arial" w:cs="Arial"/>
+          <w:i/>
+          <w:iCs/>
+          <w:lang w:eastAsia="es-EC"/>
+        </w:rPr>
+      </w:pPr>
+      <w:r>
+        <w:rPr>
+          <w:rFonts w:ascii="Arial" w:hAnsi="Arial" w:cs="Arial"/>
+          <w:i/>
+          <w:iCs/>
+          <w:lang w:eastAsia="es-EC"/>
+        </w:rPr>
+        <w:t>git config –global --list</w:t>
+      </w:r>
+    </w:p>
+    <w:p>
+      <w:pPr>
+        <w:widowControl w:val="0"/>
+        <w:pBdr>
+          <w:top w:val="nil"/>
+          <w:left w:val="nil"/>
+          <w:bottom w:val="nil"/>
+          <w:right w:val="nil"/>
+          <w:between w:val="nil"/>
+        </w:pBdr>
+        <w:spacing w:after="0" w:line="240" w:lineRule="auto"/>
+        <w:jc w:val="both"/>
+        <w:rPr>
+          <w:rFonts w:ascii="Arial" w:eastAsiaTheme="majorEastAsia" w:hAnsi="Arial" w:cs="Arial"/>
+          <w:b/>
+          <w:bCs/>
+          <w:color w:val="0F4761" w:themeColor="accent1" w:themeShade="BF"/>
+          <w:sz w:val="24"/>
+          <w:szCs w:val="24"/>
+          <w:lang w:eastAsia="es-EC"/>
+        </w:rPr>
+      </w:pPr>
+      <w:r>
+        <w:rPr>
+          <w:noProof/>
+        </w:rPr>
+        <w:drawing>
+          <wp:inline distT="0" distB="0" distL="0" distR="0" wp14:anchorId="5411C04C" wp14:editId="480B0817">
+            <wp:extent cx="5400040" cy="639445"/>
+            <wp:effectExtent l="0" t="0" r="0" b="8255"/>
+            <wp:docPr id="28" name="Imagen 28"/>
+            <wp:cNvGraphicFramePr>
+              <a:graphicFrameLocks xmlns:a="http://schemas.openxmlformats.org/drawingml/2006/main" noChangeAspect="1"/>
+            </wp:cNvGraphicFramePr>
+            <a:graphic xmlns:a="http://schemas.openxmlformats.org/drawingml/2006/main">
+              <a:graphicData uri="http://schemas.openxmlformats.org/drawingml/2006/picture">
+                <pic:pic xmlns:pic="http://schemas.openxmlformats.org/drawingml/2006/picture">
+                  <pic:nvPicPr>
+                    <pic:cNvPr id="1" name=""/>
+                    <pic:cNvPicPr/>
+                  </pic:nvPicPr>
+                  <pic:blipFill>
+                    <a:blip r:embed="rId14"/>
+                    <a:stretch>
+                      <a:fillRect/>
+                    </a:stretch>
+                  </pic:blipFill>
+                  <pic:spPr>
+                    <a:xfrm>
+                      <a:off x="0" y="0"/>
+                      <a:ext cx="5400040" cy="639445"/>
+                    </a:xfrm>
+                    <a:prstGeom prst="rect">
+                      <a:avLst/>
+                    </a:prstGeom>
+                  </pic:spPr>
+                </pic:pic>
+              </a:graphicData>
+            </a:graphic>
+          </wp:inline>
+        </w:drawing>
+      </w:r>
+    </w:p>
+    <w:p>
+      <w:pPr>
+        <w:widowControl w:val="0"/>
+        <w:pBdr>
+          <w:top w:val="nil"/>
+          <w:left w:val="nil"/>
+          <w:bottom w:val="nil"/>
+          <w:right w:val="nil"/>
+          <w:between w:val="nil"/>
+        </w:pBdr>
+        <w:spacing w:after="0" w:line="240" w:lineRule="auto"/>
+        <w:jc w:val="both"/>
+        <w:rPr>
+          <w:rFonts w:ascii="Arial" w:eastAsiaTheme="majorEastAsia" w:hAnsi="Arial" w:cs="Arial"/>
+          <w:b/>
+          <w:bCs/>
+          <w:color w:val="0F4761" w:themeColor="accent1" w:themeShade="BF"/>
+          <w:sz w:val="24"/>
+          <w:szCs w:val="24"/>
+          <w:lang w:eastAsia="es-EC"/>
+        </w:rPr>
+      </w:pPr>
+    </w:p>
+    <w:p>
+      <w:pPr>
+        <w:pStyle w:val="Ttulo1Car"/>
+        <w:numPr>
+          <w:ilvl w:val="0"/>
+          <w:numId w:val="3"/>
+        </w:numPr>
+        <w:contextualSpacing/>
+        <w:rPr>
+          <w:rFonts w:ascii="Arial" w:hAnsi="Arial" w:cs="Arial"/>
+          <w:b/>
+          <w:bCs/>
+          <w:i/>
+          <w:iCs/>
+          <w:lang w:eastAsia="es-EC"/>
+        </w:rPr>
+      </w:pPr>
+      <w:r>
+        <w:rPr>
+          <w:rFonts w:ascii="Arial" w:hAnsi="Arial" w:cs="Arial"/>
+          <w:lang w:eastAsia="es-EC"/>
+        </w:rPr>
+        <w:t xml:space="preserve">En este apartado creamos una carpeta vacia, en donde vamos a dar click derecho y seleccionar </w:t>
+      </w:r>
+      <w:r>
+        <w:rPr>
+          <w:rFonts w:ascii="Arial" w:hAnsi="Arial" w:cs="Arial"/>
+          <w:b/>
+          <w:bCs/>
+          <w:i/>
+          <w:iCs/>
+          <w:lang w:eastAsia="es-EC"/>
+        </w:rPr>
+        <w:t>Open git bash here.</w:t>
+      </w:r>
+    </w:p>
+    <w:p>
+      <w:pPr>
+        <w:widowControl w:val="0"/>
+        <w:pBdr>
+          <w:top w:val="nil"/>
+          <w:left w:val="nil"/>
+          <w:bottom w:val="nil"/>
+          <w:right w:val="nil"/>
+          <w:between w:val="nil"/>
+        </w:pBdr>
+        <w:spacing w:after="0" w:line="240" w:lineRule="auto"/>
+        <w:jc w:val="center"/>
+        <w:rPr>
+          <w:rFonts w:ascii="Arial" w:eastAsiaTheme="majorEastAsia" w:hAnsi="Arial" w:cs="Arial"/>
+          <w:b/>
+          <w:bCs/>
+          <w:color w:val="0F4761" w:themeColor="accent1" w:themeShade="BF"/>
+          <w:sz w:val="24"/>
+          <w:szCs w:val="24"/>
+          <w:lang w:eastAsia="es-EC"/>
+        </w:rPr>
+      </w:pPr>
+      <w:r>
+        <w:rPr>
+          <w:rFonts w:ascii="Arial" w:eastAsiaTheme="majorEastAsia" w:hAnsi="Arial" w:cs="Arial"/>
+          <w:b/>
+          <w:bCs/>
+          <w:color w:val="0F4761" w:themeColor="accent1" w:themeShade="BF"/>
+          <w:sz w:val="24"/>
+          <w:szCs w:val="24"/>
+          <w:lang w:eastAsia="es-EC"/>
+        </w:rPr>
+        <w:drawing>
+          <wp:inline distT="0" distB="0" distL="0" distR="0" wp14:anchorId="6A422415" wp14:editId="066F2FA5">
+            <wp:extent cx="4216617" cy="3473629"/>
+            <wp:effectExtent l="0" t="0" r="0" b="0"/>
+            <wp:docPr id="30" name="Imagen 30"/>
+            <wp:cNvGraphicFramePr>
+              <a:graphicFrameLocks xmlns:a="http://schemas.openxmlformats.org/drawingml/2006/main" noChangeAspect="1"/>
+            </wp:cNvGraphicFramePr>
+            <a:graphic xmlns:a="http://schemas.openxmlformats.org/drawingml/2006/main">
+              <a:graphicData uri="http://schemas.openxmlformats.org/drawingml/2006/picture">
+                <pic:pic xmlns:pic="http://schemas.openxmlformats.org/drawingml/2006/picture">
+                  <pic:nvPicPr>
+                    <pic:cNvPr id="1" name=""/>
+                    <pic:cNvPicPr/>
+                  </pic:nvPicPr>
+                  <pic:blipFill>
+                    <a:blip r:embed="rId15"/>
+                    <a:stretch>
+                      <a:fillRect/>
+                    </a:stretch>
+                  </pic:blipFill>
+                  <pic:spPr>
+                    <a:xfrm>
+                      <a:off x="0" y="0"/>
+                      <a:ext cx="4216617" cy="3473629"/>
+                    </a:xfrm>
+                    <a:prstGeom prst="rect">
+                      <a:avLst/>
+                    </a:prstGeom>
+                  </pic:spPr>
+                </pic:pic>
+              </a:graphicData>
+            </a:graphic>
+          </wp:inline>
+        </w:drawing>
+      </w:r>
+    </w:p>
+    <w:p>
+      <w:pPr>
+        <w:widowControl w:val="0"/>
+        <w:pBdr>
+          <w:top w:val="nil"/>
+          <w:left w:val="nil"/>
+          <w:bottom w:val="nil"/>
+          <w:right w:val="nil"/>
+          <w:between w:val="nil"/>
+        </w:pBdr>
+        <w:spacing w:after="0" w:line="240" w:lineRule="auto"/>
+        <w:jc w:val="center"/>
+        <w:rPr>
+          <w:rFonts w:ascii="Arial" w:eastAsiaTheme="majorEastAsia" w:hAnsi="Arial" w:cs="Arial"/>
+          <w:b/>
+          <w:bCs/>
+          <w:color w:val="0F4761" w:themeColor="accent1" w:themeShade="BF"/>
+          <w:sz w:val="24"/>
+          <w:szCs w:val="24"/>
+          <w:lang w:eastAsia="es-EC"/>
+        </w:rPr>
+      </w:pPr>
+    </w:p>
+    <w:p>
+      <w:pPr>
+        <w:pStyle w:val="Ttulo1Car"/>
+        <w:numPr>
+          <w:ilvl w:val="0"/>
+          <w:numId w:val="5"/>
+        </w:numPr>
+        <w:spacing w:line="256" w:lineRule="auto"/>
+        <w:contextualSpacing/>
+        <w:rPr>
+          <w:rFonts w:ascii="Arial" w:hAnsi="Arial" w:cs="Arial"/>
+          <w:b/>
+          <w:bCs/>
+          <w:lang w:eastAsia="es-EC"/>
+        </w:rPr>
+      </w:pPr>
+      <w:r>
+        <w:rPr>
+          <w:rFonts w:ascii="Arial" w:hAnsi="Arial" w:cs="Arial"/>
+          <w:lang w:eastAsia="es-EC"/>
+        </w:rPr>
+        <w:t xml:space="preserve">Utilizamos el comando </w:t>
+      </w:r>
+      <w:r>
+        <w:rPr>
+          <w:rFonts w:ascii="Arial" w:hAnsi="Arial" w:cs="Arial"/>
+          <w:b/>
+          <w:bCs/>
+          <w:lang w:eastAsia="es-EC"/>
+        </w:rPr>
+        <w:t>GIT INIT</w:t>
+      </w:r>
+      <w:r>
+        <w:rPr>
+          <w:rFonts w:ascii="Arial" w:hAnsi="Arial" w:cs="Arial"/>
+          <w:lang w:eastAsia="es-EC"/>
+        </w:rPr>
+        <w:t xml:space="preserve"> para inicializar el repositorio.</w:t>
+      </w:r>
+    </w:p>
+    <w:p>
+      <w:pPr>
+        <w:spacing w:line="256" w:lineRule="auto"/>
+        <w:ind w:left="360"/>
+        <w:jc w:val="center"/>
+        <w:rPr>
+          <w:rFonts w:ascii="Arial" w:hAnsi="Arial" w:cs="Arial"/>
+          <w:i/>
+          <w:iCs/>
+          <w:lang w:eastAsia="es-EC"/>
+        </w:rPr>
+      </w:pPr>
+      <w:r>
+        <w:rPr>
+          <w:rFonts w:ascii="Arial" w:hAnsi="Arial" w:cs="Arial"/>
+          <w:i/>
+          <w:iCs/>
+          <w:lang w:eastAsia="es-EC"/>
+        </w:rPr>
+        <w:t>git init</w:t>
+      </w:r>
+    </w:p>
+    <w:p>
+      <w:pPr>
+        <w:widowControl w:val="0"/>
+        <w:pBdr>
+          <w:top w:val="nil"/>
+          <w:left w:val="nil"/>
+          <w:bottom w:val="nil"/>
+          <w:right w:val="nil"/>
+          <w:between w:val="nil"/>
+        </w:pBdr>
+        <w:spacing w:after="0" w:line="240" w:lineRule="auto"/>
+        <w:jc w:val="center"/>
+        <w:rPr>
+          <w:rFonts w:ascii="Arial" w:eastAsiaTheme="majorEastAsia" w:hAnsi="Arial" w:cs="Arial"/>
+          <w:b/>
+          <w:bCs/>
+          <w:color w:val="0F4761" w:themeColor="accent1" w:themeShade="BF"/>
+          <w:sz w:val="24"/>
+          <w:szCs w:val="24"/>
+          <w:lang w:eastAsia="es-EC"/>
+        </w:rPr>
+      </w:pPr>
+      <w:r>
+        <w:rPr>
+          <w:noProof/>
+        </w:rPr>
+        <w:drawing>
+          <wp:inline distT="0" distB="0" distL="0" distR="0" wp14:anchorId="728383A3" wp14:editId="3A5DF4FC">
+            <wp:extent cx="5400000" cy="1619048"/>
+            <wp:effectExtent l="0" t="0" r="0" b="635"/>
+            <wp:docPr id="31" name="Imagen 31"/>
+            <wp:cNvGraphicFramePr>
+              <a:graphicFrameLocks xmlns:a="http://schemas.openxmlformats.org/drawingml/2006/main" noChangeAspect="1"/>
+            </wp:cNvGraphicFramePr>
+            <a:graphic xmlns:a="http://schemas.openxmlformats.org/drawingml/2006/main">
+              <a:graphicData uri="http://schemas.openxmlformats.org/drawingml/2006/picture">
+                <pic:pic xmlns:pic="http://schemas.openxmlformats.org/drawingml/2006/picture">
+                  <pic:nvPicPr>
+                    <pic:cNvPr id="1" name=""/>
+                    <pic:cNvPicPr/>
+                  </pic:nvPicPr>
+                  <pic:blipFill>
+                    <a:blip r:embed="rId16"/>
+                    <a:stretch>
+                      <a:fillRect/>
+                    </a:stretch>
+                  </pic:blipFill>
+                  <pic:spPr>
+                    <a:xfrm>
+                      <a:off x="0" y="0"/>
+                      <a:ext cx="5400000" cy="1619048"/>
+                    </a:xfrm>
+                    <a:prstGeom prst="rect">
+                      <a:avLst/>
+                    </a:prstGeom>
+                  </pic:spPr>
+                </pic:pic>
+              </a:graphicData>
+            </a:graphic>
+          </wp:inline>
+        </w:drawing>
+      </w:r>
+    </w:p>
+    <w:p>
+      <w:pPr>
+        <w:widowControl w:val="0"/>
+        <w:pBdr>
+          <w:top w:val="nil"/>
+          <w:left w:val="nil"/>
+          <w:bottom w:val="nil"/>
+          <w:right w:val="nil"/>
+          <w:between w:val="nil"/>
+        </w:pBdr>
+        <w:spacing w:after="0" w:line="240" w:lineRule="auto"/>
+        <w:rPr>
+          <w:rFonts w:ascii="Arial" w:eastAsiaTheme="majorEastAsia" w:hAnsi="Arial" w:cs="Arial"/>
+          <w:b/>
+          <w:bCs/>
+          <w:color w:val="0F4761" w:themeColor="accent1" w:themeShade="BF"/>
+          <w:sz w:val="24"/>
+          <w:szCs w:val="24"/>
+          <w:lang w:eastAsia="es-EC"/>
+        </w:rPr>
+      </w:pPr>
+    </w:p>
+    <w:p>
+      <w:pPr>
+        <w:pStyle w:val="Ttulo1Car"/>
+        <w:numPr>
+          <w:ilvl w:val="0"/>
+          <w:numId w:val="5"/>
+        </w:numPr>
+        <w:spacing w:line="256" w:lineRule="auto"/>
+        <w:contextualSpacing/>
+        <w:rPr>
+          <w:rFonts w:ascii="Arial" w:eastAsiaTheme="majorEastAsia" w:hAnsi="Arial" w:cs="Arial"/>
+          <w:b/>
+          <w:bCs/>
+          <w:color w:val="0F4761" w:themeColor="accent1" w:themeShade="BF"/>
+          <w:sz w:val="24"/>
+          <w:szCs w:val="24"/>
+          <w:lang w:eastAsia="es-EC"/>
+        </w:rPr>
+      </w:pPr>
+      <w:r>
+        <w:rPr>
+          <w:rFonts w:ascii="Arial" w:hAnsi="Arial" w:cs="Arial"/>
+          <w:lang w:eastAsia="es-EC"/>
+        </w:rPr>
+        <w:lastRenderedPageBreak/>
+        <w:t xml:space="preserve">Agregamos los </w:t>
+      </w:r>
+      <w:r>
+        <w:rPr>
+          <w:rFonts w:ascii="Arial" w:hAnsi="Arial" w:cs="Arial"/>
+          <w:b/>
+          <w:bCs/>
+          <w:lang w:eastAsia="es-EC"/>
+        </w:rPr>
+        <w:t>commit</w:t>
+      </w:r>
+      <w:r>
+        <w:rPr>
+          <w:rFonts w:ascii="Arial" w:hAnsi="Arial" w:cs="Arial"/>
+          <w:lang w:eastAsia="es-EC"/>
+        </w:rPr>
+        <w:t xml:space="preserve"> con las observaciones del caso en proceso.</w:t>
+      </w:r>
+    </w:p>
+    <w:p>
+      <w:pPr>
+        <w:widowControl w:val="0"/>
+        <w:pBdr>
+          <w:top w:val="nil"/>
+          <w:left w:val="nil"/>
+          <w:bottom w:val="nil"/>
+          <w:right w:val="nil"/>
+          <w:between w:val="nil"/>
+        </w:pBdr>
+        <w:spacing w:after="0" w:line="240" w:lineRule="auto"/>
+        <w:jc w:val="center"/>
+        <w:rPr>
+          <w:rFonts w:ascii="Arial" w:eastAsiaTheme="majorEastAsia" w:hAnsi="Arial" w:cs="Arial"/>
+          <w:b/>
+          <w:bCs/>
+          <w:color w:val="0F4761" w:themeColor="accent1" w:themeShade="BF"/>
+          <w:sz w:val="24"/>
+          <w:szCs w:val="24"/>
+          <w:lang w:eastAsia="es-EC"/>
+        </w:rPr>
+      </w:pPr>
+      <w:r>
+        <w:rPr>
+          <w:noProof/>
+        </w:rPr>
+        <w:drawing>
+          <wp:inline distT="0" distB="0" distL="0" distR="0" wp14:anchorId="418C2942" wp14:editId="3917AE48">
+            <wp:extent cx="5400040" cy="1377315"/>
+            <wp:effectExtent l="0" t="0" r="0" b="0"/>
+            <wp:docPr id="4" name="Imagen 4"/>
+            <wp:cNvGraphicFramePr>
+              <a:graphicFrameLocks xmlns:a="http://schemas.openxmlformats.org/drawingml/2006/main" noChangeAspect="1"/>
+            </wp:cNvGraphicFramePr>
+            <a:graphic xmlns:a="http://schemas.openxmlformats.org/drawingml/2006/main">
+              <a:graphicData uri="http://schemas.openxmlformats.org/drawingml/2006/picture">
+                <pic:pic xmlns:pic="http://schemas.openxmlformats.org/drawingml/2006/picture">
+                  <pic:nvPicPr>
+                    <pic:cNvPr id="1" name=""/>
+                    <pic:cNvPicPr/>
+                  </pic:nvPicPr>
+                  <pic:blipFill>
+                    <a:blip r:embed="rId17"/>
+                    <a:stretch>
+                      <a:fillRect/>
+                    </a:stretch>
+                  </pic:blipFill>
+                  <pic:spPr>
+                    <a:xfrm>
+                      <a:off x="0" y="0"/>
+                      <a:ext cx="5400040" cy="1377315"/>
+                    </a:xfrm>
+                    <a:prstGeom prst="rect">
+                      <a:avLst/>
+                    </a:prstGeom>
+                  </pic:spPr>
+                </pic:pic>
+              </a:graphicData>
+            </a:graphic>
+          </wp:inline>
+        </w:drawing>
+      </w:r>
+    </w:p>
+    <w:p>
+      <w:pPr>
+        <w:widowControl w:val="0"/>
+        <w:pBdr>
+          <w:top w:val="nil"/>
+          <w:left w:val="nil"/>
+          <w:bottom w:val="nil"/>
+          <w:right w:val="nil"/>
+          <w:between w:val="nil"/>
+        </w:pBdr>
+        <w:spacing w:after="0" w:line="240" w:lineRule="auto"/>
+        <w:jc w:val="center"/>
+        <w:rPr>
+          <w:rFonts w:ascii="Arial" w:eastAsiaTheme="majorEastAsia" w:hAnsi="Arial" w:cs="Arial"/>
+          <w:b/>
+          <w:bCs/>
+          <w:color w:val="0F4761" w:themeColor="accent1" w:themeShade="BF"/>
+          <w:sz w:val="24"/>
+          <w:szCs w:val="24"/>
+          <w:lang w:eastAsia="es-EC"/>
+        </w:rPr>
+      </w:pPr>
+    </w:p>
+    <w:p>
+      <w:pPr>
+        <w:pStyle w:val="Ttulo1Car"/>
+        <w:widowControl w:val="0"/>
+        <w:numPr>
+          <w:ilvl w:val="0"/>
+          <w:numId w:val="5"/>
+        </w:numPr>
+        <w:pBdr>
+          <w:top w:val="nil"/>
+          <w:left w:val="nil"/>
+          <w:bottom w:val="nil"/>
+          <w:right w:val="nil"/>
+          <w:between w:val="nil"/>
+        </w:pBdr>
+        <w:spacing w:after="0" w:line="240" w:lineRule="auto"/>
+        <w:contextualSpacing/>
+        <w:rPr>
+          <w:rFonts w:ascii="Arial" w:eastAsiaTheme="majorEastAsia" w:hAnsi="Arial" w:cs="Arial"/>
+          <w:color w:val="000000" w:themeColor="text1"/>
+          <w:sz w:val="24"/>
+          <w:szCs w:val="24"/>
+          <w:lang w:eastAsia="es-EC"/>
+        </w:rPr>
+      </w:pPr>
+      <w:r>
+        <w:rPr>
+          <w:rFonts w:ascii="Arial" w:eastAsiaTheme="majorEastAsia" w:hAnsi="Arial" w:cs="Arial"/>
+          <w:color w:val="000000" w:themeColor="text1"/>
+          <w:sz w:val="24"/>
+          <w:szCs w:val="24"/>
+          <w:lang w:eastAsia="es-EC"/>
+        </w:rPr>
+        <w:t xml:space="preserve">Luego agg el </w:t>
+      </w:r>
+      <w:r>
+        <w:rPr>
+          <w:rFonts w:ascii="Arial" w:eastAsiaTheme="majorEastAsia" w:hAnsi="Arial" w:cs="Arial"/>
+          <w:b/>
+          <w:bCs/>
+          <w:color w:val="000000" w:themeColor="text1"/>
+          <w:sz w:val="24"/>
+          <w:szCs w:val="24"/>
+          <w:lang w:eastAsia="es-EC"/>
+        </w:rPr>
+        <w:t>origen</w:t>
+      </w:r>
+      <w:r>
+        <w:rPr>
+          <w:rFonts w:ascii="Arial" w:eastAsiaTheme="majorEastAsia" w:hAnsi="Arial" w:cs="Arial"/>
+          <w:color w:val="000000" w:themeColor="text1"/>
+          <w:sz w:val="24"/>
+          <w:szCs w:val="24"/>
+          <w:lang w:eastAsia="es-EC"/>
+        </w:rPr>
+        <w:t xml:space="preserve">, el </w:t>
+      </w:r>
+      <w:r>
+        <w:rPr>
+          <w:rFonts w:ascii="Arial" w:eastAsiaTheme="majorEastAsia" w:hAnsi="Arial" w:cs="Arial"/>
+          <w:b/>
+          <w:bCs/>
+          <w:color w:val="000000" w:themeColor="text1"/>
+          <w:sz w:val="24"/>
+          <w:szCs w:val="24"/>
+          <w:lang w:eastAsia="es-EC"/>
+        </w:rPr>
+        <w:t>Branch</w:t>
+      </w:r>
+      <w:r>
+        <w:rPr>
+          <w:rFonts w:ascii="Arial" w:eastAsiaTheme="majorEastAsia" w:hAnsi="Arial" w:cs="Arial"/>
+          <w:color w:val="000000" w:themeColor="text1"/>
+          <w:sz w:val="24"/>
+          <w:szCs w:val="24"/>
+          <w:lang w:eastAsia="es-EC"/>
+        </w:rPr>
+        <w:t xml:space="preserve"> y el </w:t>
+      </w:r>
+      <w:r>
+        <w:rPr>
+          <w:rFonts w:ascii="Arial" w:eastAsiaTheme="majorEastAsia" w:hAnsi="Arial" w:cs="Arial"/>
+          <w:b/>
+          <w:bCs/>
+          <w:color w:val="000000" w:themeColor="text1"/>
+          <w:sz w:val="24"/>
+          <w:szCs w:val="24"/>
+          <w:lang w:eastAsia="es-EC"/>
+        </w:rPr>
+        <w:t>push</w:t>
+      </w:r>
+      <w:r>
+        <w:rPr>
+          <w:rFonts w:ascii="Arial" w:eastAsiaTheme="majorEastAsia" w:hAnsi="Arial" w:cs="Arial"/>
+          <w:b/>
+          <w:bCs/>
+          <w:color w:val="000000" w:themeColor="text1"/>
+          <w:sz w:val="24"/>
+          <w:szCs w:val="24"/>
+          <w:lang w:eastAsia="es-EC"/>
+        </w:rPr>
+        <w:t xml:space="preserve">, </w:t>
+      </w:r>
+      <w:r>
+        <w:rPr>
+          <w:rFonts w:ascii="Arial" w:eastAsiaTheme="majorEastAsia" w:hAnsi="Arial" w:cs="Arial"/>
+          <w:color w:val="000000" w:themeColor="text1"/>
+          <w:sz w:val="24"/>
+          <w:szCs w:val="24"/>
+          <w:lang w:eastAsia="es-EC"/>
+        </w:rPr>
+        <w:t>hací como se muestra en la imagen. Esto se hace para sincronizar y poder ver los cambios en el repositorio de la pagina de git, antes de ello debemos tener la cuenta creada.</w:t>
+      </w:r>
+    </w:p>
+    <w:p>
+      <w:pPr>
+        <w:pStyle w:val="Ttulo1Car"/>
+        <w:widowControl w:val="0"/>
+        <w:pBdr>
+          <w:top w:val="nil"/>
+          <w:left w:val="nil"/>
+          <w:bottom w:val="nil"/>
+          <w:right w:val="nil"/>
+          <w:between w:val="nil"/>
+        </w:pBdr>
+        <w:spacing w:after="0" w:line="240" w:lineRule="auto"/>
+        <w:ind w:left="720"/>
+        <w:rPr>
+          <w:rFonts w:ascii="Arial" w:eastAsiaTheme="majorEastAsia" w:hAnsi="Arial" w:cs="Arial"/>
+          <w:color w:val="000000" w:themeColor="text1"/>
+          <w:sz w:val="24"/>
+          <w:szCs w:val="24"/>
+          <w:lang w:eastAsia="es-EC"/>
+        </w:rPr>
+      </w:pPr>
+    </w:p>
+    <w:p>
+      <w:pPr>
+        <w:widowControl w:val="0"/>
+        <w:pBdr>
+          <w:top w:val="nil"/>
+          <w:left w:val="nil"/>
+          <w:bottom w:val="nil"/>
+          <w:right w:val="nil"/>
+          <w:between w:val="nil"/>
+        </w:pBdr>
+        <w:spacing w:after="0" w:line="240" w:lineRule="auto"/>
+        <w:jc w:val="center"/>
+        <w:rPr>
+          <w:rFonts w:ascii="Arial" w:eastAsiaTheme="majorEastAsia" w:hAnsi="Arial" w:cs="Arial"/>
+          <w:b/>
+          <w:bCs/>
+          <w:color w:val="0F4761" w:themeColor="accent1" w:themeShade="BF"/>
+          <w:sz w:val="24"/>
+          <w:szCs w:val="24"/>
+          <w:lang w:eastAsia="es-EC"/>
+        </w:rPr>
+      </w:pPr>
+      <w:r>
+        <w:rPr>
+          <w:noProof/>
+        </w:rPr>
+        <w:drawing>
+          <wp:inline distT="0" distB="0" distL="0" distR="0" wp14:anchorId="5C85C9CF" wp14:editId="139BF93F">
+            <wp:extent cx="5400040" cy="1292225"/>
+            <wp:effectExtent l="0" t="0" r="0" b="3175"/>
+            <wp:docPr id="5" name="Imagen 5"/>
+            <wp:cNvGraphicFramePr>
+              <a:graphicFrameLocks xmlns:a="http://schemas.openxmlformats.org/drawingml/2006/main" noChangeAspect="1"/>
+            </wp:cNvGraphicFramePr>
+            <a:graphic xmlns:a="http://schemas.openxmlformats.org/drawingml/2006/main">
+              <a:graphicData uri="http://schemas.openxmlformats.org/drawingml/2006/picture">
+                <pic:pic xmlns:pic="http://schemas.openxmlformats.org/drawingml/2006/picture">
+                  <pic:nvPicPr>
+                    <pic:cNvPr id="1" name=""/>
+                    <pic:cNvPicPr/>
+                  </pic:nvPicPr>
+                  <pic:blipFill rotWithShape="1">
+                    <a:blip r:embed="rId18"/>
+                    <a:srcRect t="34461"/>
+                    <a:stretch/>
+                  </pic:blipFill>
+                  <pic:spPr bwMode="auto">
+                    <a:xfrm>
+                      <a:off x="0" y="0"/>
+                      <a:ext cx="5400040" cy="1292225"/>
+                    </a:xfrm>
+                    <a:prstGeom prst="rect">
+                      <a:avLst/>
+                    </a:prstGeom>
+                    <a:ln>
+                      <a:noFill/>
+                    </a:ln>
+                    <a:extLst>
+                      <a:ext uri="{53640926-AAD7-44D8-BBD7-CCE9431645EC}">
+                        <a14:shadowObscured xmlns:a14="http://schemas.microsoft.com/office/drawing/2010/main"/>
+                      </a:ext>
+                    </a:extLst>
+                  </pic:spPr>
+                </pic:pic>
+              </a:graphicData>
+            </a:graphic>
+          </wp:inline>
+        </w:drawing>
+      </w:r>
+    </w:p>
+    <w:p>
+      <w:pPr>
+        <w:widowControl w:val="0"/>
+        <w:pBdr>
+          <w:top w:val="nil"/>
+          <w:left w:val="nil"/>
+          <w:bottom w:val="nil"/>
+          <w:right w:val="nil"/>
+          <w:between w:val="nil"/>
+        </w:pBdr>
+        <w:spacing w:after="0" w:line="240" w:lineRule="auto"/>
+        <w:jc w:val="center"/>
+        <w:rPr>
+          <w:rFonts w:ascii="Arial" w:eastAsiaTheme="majorEastAsia" w:hAnsi="Arial" w:cs="Arial"/>
+          <w:b/>
+          <w:bCs/>
+          <w:color w:val="0F4761" w:themeColor="accent1" w:themeShade="BF"/>
+          <w:sz w:val="24"/>
+          <w:szCs w:val="24"/>
+          <w:lang w:eastAsia="es-EC"/>
+        </w:rPr>
+      </w:pPr>
+      <w:r>
+        <w:rPr>
+          <w:noProof/>
+        </w:rPr>
+        <w:drawing>
+          <wp:inline distT="0" distB="0" distL="0" distR="0" wp14:anchorId="61B5A0B4" wp14:editId="0FE309C9">
+            <wp:extent cx="5400040" cy="1417955"/>
+            <wp:effectExtent l="0" t="0" r="0" b="0"/>
+            <wp:docPr id="10" name="Imagen 10"/>
+            <wp:cNvGraphicFramePr>
+              <a:graphicFrameLocks xmlns:a="http://schemas.openxmlformats.org/drawingml/2006/main" noChangeAspect="1"/>
+            </wp:cNvGraphicFramePr>
+            <a:graphic xmlns:a="http://schemas.openxmlformats.org/drawingml/2006/main">
+              <a:graphicData uri="http://schemas.openxmlformats.org/drawingml/2006/picture">
+                <pic:pic xmlns:pic="http://schemas.openxmlformats.org/drawingml/2006/picture">
+                  <pic:nvPicPr>
+                    <pic:cNvPr id="1" name=""/>
+                    <pic:cNvPicPr/>
+                  </pic:nvPicPr>
+                  <pic:blipFill>
+                    <a:blip r:embed="rId19"/>
+                    <a:stretch>
+                      <a:fillRect/>
+                    </a:stretch>
+                  </pic:blipFill>
+                  <pic:spPr>
+                    <a:xfrm>
+                      <a:off x="0" y="0"/>
+                      <a:ext cx="5400040" cy="1417955"/>
+                    </a:xfrm>
+                    <a:prstGeom prst="rect">
+                      <a:avLst/>
+                    </a:prstGeom>
+                  </pic:spPr>
+                </pic:pic>
+              </a:graphicData>
+            </a:graphic>
+          </wp:inline>
+        </w:drawing>
+      </w:r>
+    </w:p>
+    <w:p>
+      <w:pPr>
+        <w:widowControl w:val="0"/>
+        <w:pBdr>
+          <w:top w:val="nil"/>
+          <w:left w:val="nil"/>
+          <w:bottom w:val="nil"/>
+          <w:right w:val="nil"/>
+          <w:between w:val="nil"/>
+        </w:pBdr>
+        <w:spacing w:after="0" w:line="240" w:lineRule="auto"/>
+        <w:jc w:val="center"/>
+        <w:rPr>
+          <w:rFonts w:ascii="Arial" w:eastAsiaTheme="majorEastAsia" w:hAnsi="Arial" w:cs="Arial"/>
+          <w:b/>
+          <w:bCs/>
+          <w:color w:val="0F4761" w:themeColor="accent1" w:themeShade="BF"/>
+          <w:sz w:val="24"/>
+          <w:szCs w:val="24"/>
+          <w:lang w:eastAsia="es-EC"/>
+        </w:rPr>
+      </w:pPr>
+    </w:p>
+    <w:p>
+      <w:pPr>
+        <w:widowControl w:val="0"/>
+        <w:pBdr>
+          <w:top w:val="nil"/>
+          <w:left w:val="nil"/>
+          <w:bottom w:val="nil"/>
+          <w:right w:val="nil"/>
+          <w:between w:val="nil"/>
+        </w:pBdr>
+        <w:spacing w:after="0" w:line="240" w:lineRule="auto"/>
+        <w:jc w:val="center"/>
+        <w:rPr>
+          <w:rFonts w:ascii="Arial" w:eastAsiaTheme="majorEastAsia" w:hAnsi="Arial" w:cs="Arial"/>
+          <w:b/>
+          <w:bCs/>
+          <w:color w:val="0F4761" w:themeColor="accent1" w:themeShade="BF"/>
+          <w:sz w:val="24"/>
+          <w:szCs w:val="24"/>
+          <w:lang w:eastAsia="es-EC"/>
+        </w:rPr>
+      </w:pPr>
+    </w:p>
+    <w:p>
+      <w:pPr>
+        <w:pStyle w:val="Encabezado"/>
+        <w:spacing w:line="360" w:lineRule="auto"/>
+        <w:jc w:val="both"/>
+        <w:rPr>
+          <w:rFonts w:ascii="Arial" w:hAnsi="Arial" w:cs="Arial"/>
+          <w:b/>
+          <w:bCs/>
+          <w:lang w:eastAsia="es-EC"/>
+        </w:rPr>
+      </w:pPr>
+      <w:r>
+        <w:rPr>
+          <w:rFonts w:ascii="Arial" w:hAnsi="Arial" w:cs="Arial"/>
+          <w:b/>
+          <w:bCs/>
+          <w:lang w:eastAsia="es-EC"/>
+        </w:rPr>
+        <w:t>Link:</w:t>
+      </w:r>
+    </w:p>
+    <w:p>
+      <w:pPr>
+        <w:pStyle w:val="Encabezado"/>
+        <w:spacing w:line="360" w:lineRule="auto"/>
+        <w:jc w:val="both"/>
+        <w:rPr>
+          <w:rFonts w:ascii="Arial" w:hAnsi="Arial" w:cs="Arial"/>
+          <w:b/>
+          <w:bCs/>
+          <w:lang w:eastAsia="es-EC"/>
+        </w:rPr>
+      </w:pPr>
+    </w:p>
+    <w:p/>
     <w:sectPr>
+      <w:headerReference w:type="first" r:id="rId20"/>
       <w:pgSz w:w="11906" w:h="16838"/>
-      <w:pgMar w:top="1417" w:right="1701" w:bottom="1417" w:left="1701" w:header="708" w:footer="708" w:gutter="0"/>
+      <w:pgMar w:top="1417" w:right="1701" w:bottom="1702" w:left="1701" w:header="708" w:footer="708" w:gutter="0"/>
+      <w:pgNumType w:start="1"/>
       <w:cols w:space="708"/>
+      <w:titlePg/>
       <w:docGrid w:linePitch="360"/>
     </w:sectPr>
   </w:body>
 </w:document>
+</file>
+
+<file path=word/footer1.xml><?xml version="1.0" encoding="utf-8"?>
+<w:ftr xmlns:wpc="http://schemas.microsoft.com/office/word/2010/wordprocessingCanvas" xmlns:cx="http://schemas.microsoft.com/office/drawing/2014/chartex" xmlns:cx1="http://schemas.microsoft.com/office/drawing/2015/9/8/chartex" xmlns:cx2="http://schemas.microsoft.com/office/drawing/2015/10/21/chartex" xmlns:cx3="http://schemas.microsoft.com/office/drawing/2016/5/9/chartex" xmlns:cx4="http://schemas.microsoft.com/office/drawing/2016/5/10/chartex" xmlns:cx5="http://schemas.microsoft.com/office/drawing/2016/5/11/chartex" xmlns:cx6="http://schemas.microsoft.com/office/drawing/2016/5/12/chartex" xmlns:cx7="http://schemas.microsoft.com/office/drawing/2016/5/13/chartex" xmlns:cx8="http://schemas.microsoft.com/office/drawing/2016/5/14/chartex" xmlns:mc="http://schemas.openxmlformats.org/markup-compatibility/2006" xmlns:aink="http://schemas.microsoft.com/office/drawing/2016/ink" xmlns:am3d="http://schemas.microsoft.com/office/drawing/2017/model3d" xmlns:o="urn:schemas-microsoft-com:office:office" xmlns:oel="http://schemas.microsoft.com/office/2019/extlst" xmlns:r="http://schemas.openxmlformats.org/officeDocument/2006/relationships" xmlns:m="http://schemas.openxmlformats.org/officeDocument/2006/math" xmlns:v="urn:schemas-microsoft-com:vml" xmlns:wp14="http://schemas.microsoft.com/office/word/2010/wordprocessingDrawing" xmlns:wp="http://schemas.openxmlformats.org/drawingml/2006/wordprocessingDrawing" xmlns:w10="urn:schemas-microsoft-com:office:word" xmlns:w="http://schemas.openxmlformats.org/wordprocessingml/2006/main" xmlns:w14="http://schemas.microsoft.com/office/word/2010/wordml" xmlns:w15="http://schemas.microsoft.com/office/word/2012/wordml" xmlns:w16cex="http://schemas.microsoft.com/office/word/2018/wordml/cex" xmlns:w16cid="http://schemas.microsoft.com/office/word/2016/wordml/cid" xmlns:w16="http://schemas.microsoft.com/office/word/2018/wordml" xmlns:w16sdtdh="http://schemas.microsoft.com/office/word/2020/wordml/sdtdatahash" xmlns:w16se="http://schemas.microsoft.com/office/word/2015/wordml/symex" xmlns:wpg="http://schemas.microsoft.com/office/word/2010/wordprocessingGroup" xmlns:wpi="http://schemas.microsoft.com/office/word/2010/wordprocessingInk" xmlns:wne="http://schemas.microsoft.com/office/word/2006/wordml" xmlns:wps="http://schemas.microsoft.com/office/word/2010/wordprocessingShape" mc:Ignorable="w14 w15 w16se w16cid w16 w16cex w16sdtdh wp14">
+  <w:tbl>
+    <w:tblPr>
+      <w:tblW w:w="5000" w:type="pct"/>
+      <w:jc w:val="center"/>
+      <w:tblCellMar>
+        <w:top w:w="144" w:type="dxa"/>
+        <w:left w:w="115" w:type="dxa"/>
+        <w:bottom w:w="144" w:type="dxa"/>
+        <w:right w:w="115" w:type="dxa"/>
+      </w:tblCellMar>
+      <w:tblLook w:val="04A0" w:firstRow="1" w:lastRow="0" w:firstColumn="1" w:lastColumn="0" w:noHBand="0" w:noVBand="1"/>
+    </w:tblPr>
+    <w:tblGrid>
+      <w:gridCol w:w="4253"/>
+      <w:gridCol w:w="4251"/>
+    </w:tblGrid>
+    <w:tr>
+      <w:trPr>
+        <w:trHeight w:hRule="exact" w:val="115"/>
+        <w:jc w:val="center"/>
+      </w:trPr>
+      <w:tc>
+        <w:tcPr>
+          <w:tcW w:w="4686" w:type="dxa"/>
+          <w:shd w:val="clear" w:color="auto" w:fill="F6EC2E"/>
+          <w:tcMar>
+            <w:top w:w="0" w:type="dxa"/>
+            <w:bottom w:w="0" w:type="dxa"/>
+          </w:tcMar>
+        </w:tcPr>
+        <w:p>
+          <w:pPr>
+            <w:pStyle w:val="Ttulo4Car"/>
+            <w:rPr>
+              <w:caps/>
+              <w:sz w:val="18"/>
+            </w:rPr>
+          </w:pPr>
+        </w:p>
+      </w:tc>
+      <w:tc>
+        <w:tcPr>
+          <w:tcW w:w="4674" w:type="dxa"/>
+          <w:shd w:val="clear" w:color="auto" w:fill="F6EC2E"/>
+          <w:tcMar>
+            <w:top w:w="0" w:type="dxa"/>
+            <w:bottom w:w="0" w:type="dxa"/>
+          </w:tcMar>
+        </w:tcPr>
+        <w:p>
+          <w:pPr>
+            <w:pStyle w:val="Ttulo4Car"/>
+            <w:jc w:val="right"/>
+            <w:rPr>
+              <w:caps/>
+              <w:sz w:val="18"/>
+            </w:rPr>
+          </w:pPr>
+        </w:p>
+      </w:tc>
+    </w:tr>
+    <w:tr>
+      <w:trPr>
+        <w:jc w:val="center"/>
+      </w:trPr>
+      <w:tc>
+        <w:tcPr>
+          <w:tcW w:w="4686" w:type="dxa"/>
+          <w:shd w:val="clear" w:color="auto" w:fill="auto"/>
+          <w:vAlign w:val="center"/>
+        </w:tcPr>
+        <w:p>
+          <w:pPr>
+            <w:pStyle w:val="Ttulo6Car"/>
+            <w:rPr>
+              <w:caps/>
+              <w:color w:val="808080" w:themeColor="background1" w:themeShade="80"/>
+              <w:sz w:val="18"/>
+              <w:szCs w:val="18"/>
+            </w:rPr>
+          </w:pPr>
+        </w:p>
+      </w:tc>
+      <w:tc>
+        <w:tcPr>
+          <w:tcW w:w="4674" w:type="dxa"/>
+          <w:shd w:val="clear" w:color="auto" w:fill="auto"/>
+          <w:vAlign w:val="center"/>
+        </w:tcPr>
+        <w:p>
+          <w:pPr>
+            <w:pStyle w:val="Ttulo6Car"/>
+            <w:jc w:val="right"/>
+            <w:rPr>
+              <w:caps/>
+              <w:color w:val="808080" w:themeColor="background1" w:themeShade="80"/>
+              <w:sz w:val="18"/>
+              <w:szCs w:val="18"/>
+            </w:rPr>
+          </w:pPr>
+          <w:r>
+            <w:rPr>
+              <w:caps/>
+              <w:color w:val="808080" w:themeColor="background1" w:themeShade="80"/>
+              <w:sz w:val="18"/>
+              <w:szCs w:val="18"/>
+            </w:rPr>
+            <w:fldChar w:fldCharType="begin"/>
+          </w:r>
+          <w:r>
+            <w:rPr>
+              <w:caps/>
+              <w:color w:val="808080" w:themeColor="background1" w:themeShade="80"/>
+              <w:sz w:val="18"/>
+              <w:szCs w:val="18"/>
+            </w:rPr>
+            <w:instrText>PAGE   \* MERGEFORMAT</w:instrText>
+          </w:r>
+          <w:r>
+            <w:rPr>
+              <w:caps/>
+              <w:color w:val="808080" w:themeColor="background1" w:themeShade="80"/>
+              <w:sz w:val="18"/>
+              <w:szCs w:val="18"/>
+            </w:rPr>
+            <w:fldChar w:fldCharType="separate"/>
+          </w:r>
+          <w:r>
+            <w:rPr>
+              <w:caps/>
+              <w:noProof/>
+              <w:color w:val="808080" w:themeColor="background1" w:themeShade="80"/>
+              <w:sz w:val="18"/>
+              <w:szCs w:val="18"/>
+              <w:lang w:val="es-ES"/>
+            </w:rPr>
+            <w:t>5</w:t>
+          </w:r>
+          <w:r>
+            <w:rPr>
+              <w:caps/>
+              <w:color w:val="808080" w:themeColor="background1" w:themeShade="80"/>
+              <w:sz w:val="18"/>
+              <w:szCs w:val="18"/>
+            </w:rPr>
+            <w:fldChar w:fldCharType="end"/>
+          </w:r>
+        </w:p>
+      </w:tc>
+    </w:tr>
+  </w:tbl>
+  <w:p>
+    <w:pPr>
+      <w:pStyle w:val="Ttulo6Car"/>
+    </w:pPr>
+  </w:p>
+</w:ftr>
+</file>
+
+<file path=word/footer2.xml><?xml version="1.0" encoding="utf-8"?>
+<w:ftr xmlns:wpc="http://schemas.microsoft.com/office/word/2010/wordprocessingCanvas" xmlns:cx="http://schemas.microsoft.com/office/drawing/2014/chartex" xmlns:cx1="http://schemas.microsoft.com/office/drawing/2015/9/8/chartex" xmlns:cx2="http://schemas.microsoft.com/office/drawing/2015/10/21/chartex" xmlns:cx3="http://schemas.microsoft.com/office/drawing/2016/5/9/chartex" xmlns:cx4="http://schemas.microsoft.com/office/drawing/2016/5/10/chartex" xmlns:cx5="http://schemas.microsoft.com/office/drawing/2016/5/11/chartex" xmlns:cx6="http://schemas.microsoft.com/office/drawing/2016/5/12/chartex" xmlns:cx7="http://schemas.microsoft.com/office/drawing/2016/5/13/chartex" xmlns:cx8="http://schemas.microsoft.com/office/drawing/2016/5/14/chartex" xmlns:mc="http://schemas.openxmlformats.org/markup-compatibility/2006" xmlns:aink="http://schemas.microsoft.com/office/drawing/2016/ink" xmlns:am3d="http://schemas.microsoft.com/office/drawing/2017/model3d" xmlns:o="urn:schemas-microsoft-com:office:office" xmlns:oel="http://schemas.microsoft.com/office/2019/extlst" xmlns:r="http://schemas.openxmlformats.org/officeDocument/2006/relationships" xmlns:m="http://schemas.openxmlformats.org/officeDocument/2006/math" xmlns:v="urn:schemas-microsoft-com:vml" xmlns:wp14="http://schemas.microsoft.com/office/word/2010/wordprocessingDrawing" xmlns:wp="http://schemas.openxmlformats.org/drawingml/2006/wordprocessingDrawing" xmlns:w10="urn:schemas-microsoft-com:office:word" xmlns:w="http://schemas.openxmlformats.org/wordprocessingml/2006/main" xmlns:w14="http://schemas.microsoft.com/office/word/2010/wordml" xmlns:w15="http://schemas.microsoft.com/office/word/2012/wordml" xmlns:w16cex="http://schemas.microsoft.com/office/word/2018/wordml/cex" xmlns:w16cid="http://schemas.microsoft.com/office/word/2016/wordml/cid" xmlns:w16="http://schemas.microsoft.com/office/word/2018/wordml" xmlns:w16sdtdh="http://schemas.microsoft.com/office/word/2020/wordml/sdtdatahash" xmlns:w16se="http://schemas.microsoft.com/office/word/2015/wordml/symex" xmlns:wpg="http://schemas.microsoft.com/office/word/2010/wordprocessingGroup" xmlns:wpi="http://schemas.microsoft.com/office/word/2010/wordprocessingInk" xmlns:wne="http://schemas.microsoft.com/office/word/2006/wordml" xmlns:wps="http://schemas.microsoft.com/office/word/2010/wordprocessingShape" mc:Ignorable="w14 w15 w16se w16cid w16 w16cex w16sdtdh wp14">
+  <w:tbl>
+    <w:tblPr>
+      <w:tblW w:w="5000" w:type="pct"/>
+      <w:jc w:val="center"/>
+      <w:tblCellMar>
+        <w:top w:w="144" w:type="dxa"/>
+        <w:left w:w="115" w:type="dxa"/>
+        <w:bottom w:w="144" w:type="dxa"/>
+        <w:right w:w="115" w:type="dxa"/>
+      </w:tblCellMar>
+      <w:tblLook w:val="04A0" w:firstRow="1" w:lastRow="0" w:firstColumn="1" w:lastColumn="0" w:noHBand="0" w:noVBand="1"/>
+    </w:tblPr>
+    <w:tblGrid>
+      <w:gridCol w:w="4253"/>
+      <w:gridCol w:w="4251"/>
+    </w:tblGrid>
+    <w:tr>
+      <w:trPr>
+        <w:trHeight w:hRule="exact" w:val="115"/>
+        <w:jc w:val="center"/>
+      </w:trPr>
+      <w:tc>
+        <w:tcPr>
+          <w:tcW w:w="4686" w:type="dxa"/>
+          <w:shd w:val="clear" w:color="auto" w:fill="F6EC2E"/>
+          <w:tcMar>
+            <w:top w:w="0" w:type="dxa"/>
+            <w:bottom w:w="0" w:type="dxa"/>
+          </w:tcMar>
+        </w:tcPr>
+        <w:p>
+          <w:pPr>
+            <w:pStyle w:val="Ttulo4Car"/>
+            <w:rPr>
+              <w:caps/>
+              <w:sz w:val="18"/>
+            </w:rPr>
+          </w:pPr>
+        </w:p>
+      </w:tc>
+      <w:tc>
+        <w:tcPr>
+          <w:tcW w:w="4674" w:type="dxa"/>
+          <w:shd w:val="clear" w:color="auto" w:fill="F6EC2E"/>
+          <w:tcMar>
+            <w:top w:w="0" w:type="dxa"/>
+            <w:bottom w:w="0" w:type="dxa"/>
+          </w:tcMar>
+        </w:tcPr>
+        <w:p>
+          <w:pPr>
+            <w:pStyle w:val="Ttulo4Car"/>
+            <w:jc w:val="right"/>
+            <w:rPr>
+              <w:caps/>
+              <w:sz w:val="18"/>
+            </w:rPr>
+          </w:pPr>
+        </w:p>
+      </w:tc>
+    </w:tr>
+    <w:tr>
+      <w:trPr>
+        <w:jc w:val="center"/>
+      </w:trPr>
+      <w:tc>
+        <w:tcPr>
+          <w:tcW w:w="4686" w:type="dxa"/>
+          <w:shd w:val="clear" w:color="auto" w:fill="auto"/>
+          <w:vAlign w:val="center"/>
+        </w:tcPr>
+        <w:p>
+          <w:pPr>
+            <w:pStyle w:val="Ttulo6Car"/>
+            <w:rPr>
+              <w:caps/>
+              <w:color w:val="808080" w:themeColor="background1" w:themeShade="80"/>
+              <w:sz w:val="18"/>
+              <w:szCs w:val="18"/>
+            </w:rPr>
+          </w:pPr>
+        </w:p>
+      </w:tc>
+      <w:tc>
+        <w:tcPr>
+          <w:tcW w:w="4674" w:type="dxa"/>
+          <w:shd w:val="clear" w:color="auto" w:fill="auto"/>
+          <w:vAlign w:val="center"/>
+        </w:tcPr>
+        <w:p>
+          <w:pPr>
+            <w:pStyle w:val="Ttulo6Car"/>
+            <w:jc w:val="right"/>
+            <w:rPr>
+              <w:caps/>
+              <w:color w:val="808080" w:themeColor="background1" w:themeShade="80"/>
+              <w:sz w:val="18"/>
+              <w:szCs w:val="18"/>
+            </w:rPr>
+          </w:pPr>
+          <w:r>
+            <w:rPr>
+              <w:caps/>
+              <w:color w:val="808080" w:themeColor="background1" w:themeShade="80"/>
+              <w:sz w:val="18"/>
+              <w:szCs w:val="18"/>
+            </w:rPr>
+            <w:fldChar w:fldCharType="begin"/>
+          </w:r>
+          <w:r>
+            <w:rPr>
+              <w:caps/>
+              <w:color w:val="808080" w:themeColor="background1" w:themeShade="80"/>
+              <w:sz w:val="18"/>
+              <w:szCs w:val="18"/>
+            </w:rPr>
+            <w:instrText>PAGE   \* MERGEFORMAT</w:instrText>
+          </w:r>
+          <w:r>
+            <w:rPr>
+              <w:caps/>
+              <w:color w:val="808080" w:themeColor="background1" w:themeShade="80"/>
+              <w:sz w:val="18"/>
+              <w:szCs w:val="18"/>
+            </w:rPr>
+            <w:fldChar w:fldCharType="separate"/>
+          </w:r>
+          <w:r>
+            <w:rPr>
+              <w:caps/>
+              <w:noProof/>
+              <w:color w:val="808080" w:themeColor="background1" w:themeShade="80"/>
+              <w:sz w:val="18"/>
+              <w:szCs w:val="18"/>
+              <w:lang w:val="es-ES"/>
+            </w:rPr>
+            <w:t>1</w:t>
+          </w:r>
+          <w:r>
+            <w:rPr>
+              <w:caps/>
+              <w:color w:val="808080" w:themeColor="background1" w:themeShade="80"/>
+              <w:sz w:val="18"/>
+              <w:szCs w:val="18"/>
+            </w:rPr>
+            <w:fldChar w:fldCharType="end"/>
+          </w:r>
+        </w:p>
+      </w:tc>
+    </w:tr>
+  </w:tbl>
+  <w:p>
+    <w:pPr>
+      <w:pStyle w:val="Ttulo6Car"/>
+    </w:pPr>
+  </w:p>
+</w:ftr>
+</file>
+
+<file path=word/header1.xml><?xml version="1.0" encoding="utf-8"?>
+<w:hdr xmlns:wpc="http://schemas.microsoft.com/office/word/2010/wordprocessingCanvas" xmlns:cx="http://schemas.microsoft.com/office/drawing/2014/chartex" xmlns:cx1="http://schemas.microsoft.com/office/drawing/2015/9/8/chartex" xmlns:cx2="http://schemas.microsoft.com/office/drawing/2015/10/21/chartex" xmlns:cx3="http://schemas.microsoft.com/office/drawing/2016/5/9/chartex" xmlns:cx4="http://schemas.microsoft.com/office/drawing/2016/5/10/chartex" xmlns:cx5="http://schemas.microsoft.com/office/drawing/2016/5/11/chartex" xmlns:cx6="http://schemas.microsoft.com/office/drawing/2016/5/12/chartex" xmlns:cx7="http://schemas.microsoft.com/office/drawing/2016/5/13/chartex" xmlns:cx8="http://schemas.microsoft.com/office/drawing/2016/5/14/chartex" xmlns:mc="http://schemas.openxmlformats.org/markup-compatibility/2006" xmlns:aink="http://schemas.microsoft.com/office/drawing/2016/ink" xmlns:am3d="http://schemas.microsoft.com/office/drawing/2017/model3d" xmlns:o="urn:schemas-microsoft-com:office:office" xmlns:oel="http://schemas.microsoft.com/office/2019/extlst" xmlns:r="http://schemas.openxmlformats.org/officeDocument/2006/relationships" xmlns:m="http://schemas.openxmlformats.org/officeDocument/2006/math" xmlns:v="urn:schemas-microsoft-com:vml" xmlns:wp14="http://schemas.microsoft.com/office/word/2010/wordprocessingDrawing" xmlns:wp="http://schemas.openxmlformats.org/drawingml/2006/wordprocessingDrawing" xmlns:w10="urn:schemas-microsoft-com:office:word" xmlns:w="http://schemas.openxmlformats.org/wordprocessingml/2006/main" xmlns:w14="http://schemas.microsoft.com/office/word/2010/wordml" xmlns:w15="http://schemas.microsoft.com/office/word/2012/wordml" xmlns:w16cex="http://schemas.microsoft.com/office/word/2018/wordml/cex" xmlns:w16cid="http://schemas.microsoft.com/office/word/2016/wordml/cid" xmlns:w16="http://schemas.microsoft.com/office/word/2018/wordml" xmlns:w16sdtdh="http://schemas.microsoft.com/office/word/2020/wordml/sdtdatahash" xmlns:w16se="http://schemas.microsoft.com/office/word/2015/wordml/symex" xmlns:wpg="http://schemas.microsoft.com/office/word/2010/wordprocessingGroup" xmlns:wpi="http://schemas.microsoft.com/office/word/2010/wordprocessingInk" xmlns:wne="http://schemas.microsoft.com/office/word/2006/wordml" xmlns:wps="http://schemas.microsoft.com/office/word/2010/wordprocessingShape" mc:Ignorable="w14 w15 w16se w16cid w16 w16cex w16sdtdh wp14">
+  <w:tbl>
+    <w:tblPr>
+      <w:tblStyle w:val="PiedepginaCar"/>
+      <w:tblW w:w="9606" w:type="dxa"/>
+      <w:tblInd w:w="-541" w:type="dxa"/>
+      <w:tblBorders>
+        <w:top w:val="nil"/>
+        <w:left w:val="nil"/>
+        <w:bottom w:val="single" w:sz="4" w:space="0" w:color="7F7F7F"/>
+        <w:right w:val="nil"/>
+        <w:insideH w:val="nil"/>
+        <w:insideV w:val="nil"/>
+      </w:tblBorders>
+      <w:tblLayout w:type="fixed"/>
+      <w:tblLook w:val="0400" w:firstRow="0" w:lastRow="0" w:firstColumn="0" w:lastColumn="0" w:noHBand="0" w:noVBand="1"/>
+    </w:tblPr>
+    <w:tblGrid>
+      <w:gridCol w:w="851"/>
+      <w:gridCol w:w="2283"/>
+      <w:gridCol w:w="6472"/>
+    </w:tblGrid>
+    <w:tr>
+      <w:tc>
+        <w:tcPr>
+          <w:tcW w:w="851" w:type="dxa"/>
+          <w:vAlign w:val="center"/>
+        </w:tcPr>
+        <w:p>
+          <w:pPr>
+            <w:pBdr>
+              <w:top w:val="nil"/>
+              <w:left w:val="nil"/>
+              <w:bottom w:val="nil"/>
+              <w:right w:val="nil"/>
+              <w:between w:val="nil"/>
+            </w:pBdr>
+            <w:tabs>
+              <w:tab w:val="center" w:pos="4252"/>
+              <w:tab w:val="right" w:pos="8504"/>
+            </w:tabs>
+            <w:rPr>
+              <w:color w:val="000000"/>
+            </w:rPr>
+          </w:pPr>
+          <w:r>
+            <w:rPr>
+              <w:noProof/>
+              <w:color w:val="000000"/>
+            </w:rPr>
+            <w:drawing>
+              <wp:inline distT="0" distB="0" distL="0" distR="0" wp14:anchorId="7567312B" wp14:editId="12D62BA5">
+                <wp:extent cx="400153" cy="386664"/>
+                <wp:effectExtent l="0" t="0" r="0" b="0"/>
+                <wp:docPr id="1" name="Imagen 1"/>
+                <wp:cNvGraphicFramePr/>
+                <a:graphic xmlns:a="http://schemas.openxmlformats.org/drawingml/2006/main">
+                  <a:graphicData uri="http://schemas.openxmlformats.org/drawingml/2006/picture">
+                    <pic:pic xmlns:pic="http://schemas.openxmlformats.org/drawingml/2006/picture">
+                      <pic:nvPicPr>
+                        <pic:cNvPr id="0" name="image69.png"/>
+                        <pic:cNvPicPr preferRelativeResize="0"/>
+                      </pic:nvPicPr>
+                      <pic:blipFill>
+                        <a:blip r:embed="rId1"/>
+                        <a:srcRect l="13114" t="13934" r="13933" b="15573"/>
+                        <a:stretch>
+                          <a:fillRect/>
+                        </a:stretch>
+                      </pic:blipFill>
+                      <pic:spPr>
+                        <a:xfrm>
+                          <a:off x="0" y="0"/>
+                          <a:ext cx="400153" cy="386664"/>
+                        </a:xfrm>
+                        <a:prstGeom prst="rect">
+                          <a:avLst/>
+                        </a:prstGeom>
+                        <a:ln/>
+                      </pic:spPr>
+                    </pic:pic>
+                  </a:graphicData>
+                </a:graphic>
+              </wp:inline>
+            </w:drawing>
+          </w:r>
+        </w:p>
+      </w:tc>
+      <w:tc>
+        <w:tcPr>
+          <w:tcW w:w="2283" w:type="dxa"/>
+          <w:vAlign w:val="center"/>
+        </w:tcPr>
+        <w:p>
+          <w:pPr>
+            <w:pBdr>
+              <w:top w:val="nil"/>
+              <w:left w:val="nil"/>
+              <w:bottom w:val="nil"/>
+              <w:right w:val="nil"/>
+              <w:between w:val="nil"/>
+            </w:pBdr>
+            <w:tabs>
+              <w:tab w:val="center" w:pos="4252"/>
+              <w:tab w:val="right" w:pos="8504"/>
+            </w:tabs>
+            <w:rPr>
+              <w:rFonts w:ascii="Arial Rounded" w:eastAsia="Arial Rounded" w:hAnsi="Arial Rounded" w:cs="Arial Rounded"/>
+              <w:b/>
+              <w:color w:val="000000"/>
+            </w:rPr>
+          </w:pPr>
+          <w:r>
+            <w:rPr>
+              <w:rFonts w:ascii="Arial Rounded" w:eastAsia="Arial Rounded" w:hAnsi="Arial Rounded" w:cs="Arial Rounded"/>
+              <w:b/>
+              <w:color w:val="000000"/>
+            </w:rPr>
+            <w:t>Universidad</w:t>
+          </w:r>
+        </w:p>
+        <w:p>
+          <w:pPr>
+            <w:pBdr>
+              <w:top w:val="nil"/>
+              <w:left w:val="nil"/>
+              <w:bottom w:val="nil"/>
+              <w:right w:val="nil"/>
+              <w:between w:val="nil"/>
+            </w:pBdr>
+            <w:tabs>
+              <w:tab w:val="center" w:pos="4252"/>
+              <w:tab w:val="right" w:pos="8504"/>
+            </w:tabs>
+            <w:rPr>
+              <w:color w:val="000000"/>
+            </w:rPr>
+          </w:pPr>
+          <w:r>
+            <w:rPr>
+              <w:rFonts w:ascii="Arial Rounded" w:eastAsia="Arial Rounded" w:hAnsi="Arial Rounded" w:cs="Arial Rounded"/>
+              <w:b/>
+              <w:color w:val="000000"/>
+            </w:rPr>
+            <w:t>Técnica de Manabí</w:t>
+          </w:r>
+        </w:p>
+      </w:tc>
+      <w:tc>
+        <w:tcPr>
+          <w:tcW w:w="6472" w:type="dxa"/>
+          <w:vAlign w:val="center"/>
+        </w:tcPr>
+        <w:p>
+          <w:pPr>
+            <w:pBdr>
+              <w:top w:val="nil"/>
+              <w:left w:val="nil"/>
+              <w:bottom w:val="nil"/>
+              <w:right w:val="nil"/>
+              <w:between w:val="nil"/>
+            </w:pBdr>
+            <w:tabs>
+              <w:tab w:val="center" w:pos="4252"/>
+              <w:tab w:val="right" w:pos="8504"/>
+            </w:tabs>
+            <w:jc w:val="right"/>
+            <w:rPr>
+              <w:rFonts w:ascii="Arial Rounded" w:eastAsia="Arial Rounded" w:hAnsi="Arial Rounded" w:cs="Arial Rounded"/>
+              <w:b/>
+              <w:color w:val="000000"/>
+            </w:rPr>
+          </w:pPr>
+        </w:p>
+      </w:tc>
+    </w:tr>
+  </w:tbl>
+  <w:p>
+    <w:pPr>
+      <w:pStyle w:val="Ttulo4Car"/>
+    </w:pPr>
+  </w:p>
+</w:hdr>
+</file>
+
+<file path=word/header2.xml><?xml version="1.0" encoding="utf-8"?>
+<w:hdr xmlns:wpc="http://schemas.microsoft.com/office/word/2010/wordprocessingCanvas" xmlns:cx="http://schemas.microsoft.com/office/drawing/2014/chartex" xmlns:cx1="http://schemas.microsoft.com/office/drawing/2015/9/8/chartex" xmlns:cx2="http://schemas.microsoft.com/office/drawing/2015/10/21/chartex" xmlns:cx3="http://schemas.microsoft.com/office/drawing/2016/5/9/chartex" xmlns:cx4="http://schemas.microsoft.com/office/drawing/2016/5/10/chartex" xmlns:cx5="http://schemas.microsoft.com/office/drawing/2016/5/11/chartex" xmlns:cx6="http://schemas.microsoft.com/office/drawing/2016/5/12/chartex" xmlns:cx7="http://schemas.microsoft.com/office/drawing/2016/5/13/chartex" xmlns:cx8="http://schemas.microsoft.com/office/drawing/2016/5/14/chartex" xmlns:mc="http://schemas.openxmlformats.org/markup-compatibility/2006" xmlns:aink="http://schemas.microsoft.com/office/drawing/2016/ink" xmlns:am3d="http://schemas.microsoft.com/office/drawing/2017/model3d" xmlns:o="urn:schemas-microsoft-com:office:office" xmlns:oel="http://schemas.microsoft.com/office/2019/extlst" xmlns:r="http://schemas.openxmlformats.org/officeDocument/2006/relationships" xmlns:m="http://schemas.openxmlformats.org/officeDocument/2006/math" xmlns:v="urn:schemas-microsoft-com:vml" xmlns:wp14="http://schemas.microsoft.com/office/word/2010/wordprocessingDrawing" xmlns:wp="http://schemas.openxmlformats.org/drawingml/2006/wordprocessingDrawing" xmlns:w10="urn:schemas-microsoft-com:office:word" xmlns:w="http://schemas.openxmlformats.org/wordprocessingml/2006/main" xmlns:w14="http://schemas.microsoft.com/office/word/2010/wordml" xmlns:w15="http://schemas.microsoft.com/office/word/2012/wordml" xmlns:w16cex="http://schemas.microsoft.com/office/word/2018/wordml/cex" xmlns:w16cid="http://schemas.microsoft.com/office/word/2016/wordml/cid" xmlns:w16="http://schemas.microsoft.com/office/word/2018/wordml" xmlns:w16sdtdh="http://schemas.microsoft.com/office/word/2020/wordml/sdtdatahash" xmlns:w16se="http://schemas.microsoft.com/office/word/2015/wordml/symex" xmlns:wpg="http://schemas.microsoft.com/office/word/2010/wordprocessingGroup" xmlns:wpi="http://schemas.microsoft.com/office/word/2010/wordprocessingInk" xmlns:wne="http://schemas.microsoft.com/office/word/2006/wordml" xmlns:wps="http://schemas.microsoft.com/office/word/2010/wordprocessingShape" mc:Ignorable="w14 w15 w16se w16cid w16 w16cex w16sdtdh wp14">
+  <w:p>
+    <w:pPr>
+      <w:pStyle w:val="Ttulo4Car"/>
+    </w:pPr>
+    <w:r>
+      <w:rPr>
+        <w:noProof/>
+        <w:lang w:val="en-US"/>
+      </w:rPr>
+      <w:drawing>
+        <wp:anchor distT="0" distB="0" distL="114300" distR="114300" simplePos="0" relativeHeight="251659264" behindDoc="1" locked="0" layoutInCell="1" allowOverlap="1" wp14:anchorId="3D551782" wp14:editId="0473A368">
+          <wp:simplePos x="0" y="0"/>
+          <wp:positionH relativeFrom="page">
+            <wp:align>right</wp:align>
+          </wp:positionH>
+          <wp:positionV relativeFrom="page">
+            <wp:posOffset>10795</wp:posOffset>
+          </wp:positionV>
+          <wp:extent cx="7534275" cy="10677525"/>
+          <wp:effectExtent l="0" t="0" r="9525" b="9525"/>
+          <wp:wrapNone/>
+          <wp:docPr id="141" name="Imagen 6"/>
+          <wp:cNvGraphicFramePr>
+            <a:graphicFrameLocks xmlns:a="http://schemas.openxmlformats.org/drawingml/2006/main"/>
+          </wp:cNvGraphicFramePr>
+          <a:graphic xmlns:a="http://schemas.openxmlformats.org/drawingml/2006/main">
+            <a:graphicData uri="http://schemas.openxmlformats.org/drawingml/2006/picture">
+              <pic:pic xmlns:pic="http://schemas.openxmlformats.org/drawingml/2006/picture">
+                <pic:nvPicPr>
+                  <pic:cNvPr id="0" name="Picture 6"/>
+                  <pic:cNvPicPr>
+                    <a:picLocks/>
+                  </pic:cNvPicPr>
+                </pic:nvPicPr>
+                <pic:blipFill>
+                  <a:blip r:embed="rId1" cstate="print">
+                    <a:extLst>
+                      <a:ext uri="{28A0092B-C50C-407E-A947-70E740481C1C}">
+                        <a14:useLocalDpi xmlns:a14="http://schemas.microsoft.com/office/drawing/2010/main" val="0"/>
+                      </a:ext>
+                    </a:extLst>
+                  </a:blip>
+                  <a:srcRect/>
+                  <a:stretch>
+                    <a:fillRect/>
+                  </a:stretch>
+                </pic:blipFill>
+                <pic:spPr bwMode="auto">
+                  <a:xfrm>
+                    <a:off x="0" y="0"/>
+                    <a:ext cx="7534275" cy="10677525"/>
+                  </a:xfrm>
+                  <a:prstGeom prst="rect">
+                    <a:avLst/>
+                  </a:prstGeom>
+                  <a:noFill/>
+                </pic:spPr>
+              </pic:pic>
+            </a:graphicData>
+          </a:graphic>
+          <wp14:sizeRelH relativeFrom="page">
+            <wp14:pctWidth>0</wp14:pctWidth>
+          </wp14:sizeRelH>
+          <wp14:sizeRelV relativeFrom="page">
+            <wp14:pctHeight>0</wp14:pctHeight>
+          </wp14:sizeRelV>
+        </wp:anchor>
+      </w:drawing>
+    </w:r>
+  </w:p>
+</w:hdr>
+</file>
+
+<file path=word/header3.xml><?xml version="1.0" encoding="utf-8"?>
+<w:hdr xmlns:wpc="http://schemas.microsoft.com/office/word/2010/wordprocessingCanvas" xmlns:cx="http://schemas.microsoft.com/office/drawing/2014/chartex" xmlns:cx1="http://schemas.microsoft.com/office/drawing/2015/9/8/chartex" xmlns:cx2="http://schemas.microsoft.com/office/drawing/2015/10/21/chartex" xmlns:cx3="http://schemas.microsoft.com/office/drawing/2016/5/9/chartex" xmlns:cx4="http://schemas.microsoft.com/office/drawing/2016/5/10/chartex" xmlns:cx5="http://schemas.microsoft.com/office/drawing/2016/5/11/chartex" xmlns:cx6="http://schemas.microsoft.com/office/drawing/2016/5/12/chartex" xmlns:cx7="http://schemas.microsoft.com/office/drawing/2016/5/13/chartex" xmlns:cx8="http://schemas.microsoft.com/office/drawing/2016/5/14/chartex" xmlns:mc="http://schemas.openxmlformats.org/markup-compatibility/2006" xmlns:aink="http://schemas.microsoft.com/office/drawing/2016/ink" xmlns:am3d="http://schemas.microsoft.com/office/drawing/2017/model3d" xmlns:o="urn:schemas-microsoft-com:office:office" xmlns:oel="http://schemas.microsoft.com/office/2019/extlst" xmlns:r="http://schemas.openxmlformats.org/officeDocument/2006/relationships" xmlns:m="http://schemas.openxmlformats.org/officeDocument/2006/math" xmlns:v="urn:schemas-microsoft-com:vml" xmlns:wp14="http://schemas.microsoft.com/office/word/2010/wordprocessingDrawing" xmlns:wp="http://schemas.openxmlformats.org/drawingml/2006/wordprocessingDrawing" xmlns:w10="urn:schemas-microsoft-com:office:word" xmlns:w="http://schemas.openxmlformats.org/wordprocessingml/2006/main" xmlns:w14="http://schemas.microsoft.com/office/word/2010/wordml" xmlns:w15="http://schemas.microsoft.com/office/word/2012/wordml" xmlns:w16cex="http://schemas.microsoft.com/office/word/2018/wordml/cex" xmlns:w16cid="http://schemas.microsoft.com/office/word/2016/wordml/cid" xmlns:w16="http://schemas.microsoft.com/office/word/2018/wordml" xmlns:w16sdtdh="http://schemas.microsoft.com/office/word/2020/wordml/sdtdatahash" xmlns:w16se="http://schemas.microsoft.com/office/word/2015/wordml/symex" xmlns:wpg="http://schemas.microsoft.com/office/word/2010/wordprocessingGroup" xmlns:wpi="http://schemas.microsoft.com/office/word/2010/wordprocessingInk" xmlns:wne="http://schemas.microsoft.com/office/word/2006/wordml" xmlns:wps="http://schemas.microsoft.com/office/word/2010/wordprocessingShape" mc:Ignorable="w14 w15 w16se w16cid w16 w16cex w16sdtdh wp14">
+  <w:tbl>
+    <w:tblPr>
+      <w:tblStyle w:val="PiedepginaCar"/>
+      <w:tblW w:w="9606" w:type="dxa"/>
+      <w:tblInd w:w="-541" w:type="dxa"/>
+      <w:tblBorders>
+        <w:top w:val="nil"/>
+        <w:left w:val="nil"/>
+        <w:bottom w:val="single" w:sz="4" w:space="0" w:color="7F7F7F"/>
+        <w:right w:val="nil"/>
+        <w:insideH w:val="nil"/>
+        <w:insideV w:val="nil"/>
+      </w:tblBorders>
+      <w:tblLayout w:type="fixed"/>
+      <w:tblLook w:val="0400" w:firstRow="0" w:lastRow="0" w:firstColumn="0" w:lastColumn="0" w:noHBand="0" w:noVBand="1"/>
+    </w:tblPr>
+    <w:tblGrid>
+      <w:gridCol w:w="851"/>
+      <w:gridCol w:w="2283"/>
+      <w:gridCol w:w="6472"/>
+    </w:tblGrid>
+    <w:tr>
+      <w:tc>
+        <w:tcPr>
+          <w:tcW w:w="851" w:type="dxa"/>
+          <w:vAlign w:val="center"/>
+        </w:tcPr>
+        <w:p>
+          <w:pPr>
+            <w:pBdr>
+              <w:top w:val="nil"/>
+              <w:left w:val="nil"/>
+              <w:bottom w:val="nil"/>
+              <w:right w:val="nil"/>
+              <w:between w:val="nil"/>
+            </w:pBdr>
+            <w:tabs>
+              <w:tab w:val="center" w:pos="4252"/>
+              <w:tab w:val="right" w:pos="8504"/>
+            </w:tabs>
+            <w:rPr>
+              <w:color w:val="000000"/>
+            </w:rPr>
+          </w:pPr>
+          <w:r>
+            <w:rPr>
+              <w:noProof/>
+              <w:color w:val="000000"/>
+            </w:rPr>
+            <w:drawing>
+              <wp:inline distT="0" distB="0" distL="0" distR="0" wp14:anchorId="06F02349" wp14:editId="458668A2">
+                <wp:extent cx="400153" cy="386664"/>
+                <wp:effectExtent l="0" t="0" r="0" b="0"/>
+                <wp:docPr id="27" name="Imagen 27"/>
+                <wp:cNvGraphicFramePr/>
+                <a:graphic xmlns:a="http://schemas.openxmlformats.org/drawingml/2006/main">
+                  <a:graphicData uri="http://schemas.openxmlformats.org/drawingml/2006/picture">
+                    <pic:pic xmlns:pic="http://schemas.openxmlformats.org/drawingml/2006/picture">
+                      <pic:nvPicPr>
+                        <pic:cNvPr id="0" name="image69.png"/>
+                        <pic:cNvPicPr preferRelativeResize="0"/>
+                      </pic:nvPicPr>
+                      <pic:blipFill>
+                        <a:blip r:embed="rId1"/>
+                        <a:srcRect l="13114" t="13934" r="13933" b="15573"/>
+                        <a:stretch>
+                          <a:fillRect/>
+                        </a:stretch>
+                      </pic:blipFill>
+                      <pic:spPr>
+                        <a:xfrm>
+                          <a:off x="0" y="0"/>
+                          <a:ext cx="400153" cy="386664"/>
+                        </a:xfrm>
+                        <a:prstGeom prst="rect">
+                          <a:avLst/>
+                        </a:prstGeom>
+                        <a:ln/>
+                      </pic:spPr>
+                    </pic:pic>
+                  </a:graphicData>
+                </a:graphic>
+              </wp:inline>
+            </w:drawing>
+          </w:r>
+        </w:p>
+      </w:tc>
+      <w:tc>
+        <w:tcPr>
+          <w:tcW w:w="2283" w:type="dxa"/>
+          <w:vAlign w:val="center"/>
+        </w:tcPr>
+        <w:p>
+          <w:pPr>
+            <w:pBdr>
+              <w:top w:val="nil"/>
+              <w:left w:val="nil"/>
+              <w:bottom w:val="nil"/>
+              <w:right w:val="nil"/>
+              <w:between w:val="nil"/>
+            </w:pBdr>
+            <w:tabs>
+              <w:tab w:val="center" w:pos="4252"/>
+              <w:tab w:val="right" w:pos="8504"/>
+            </w:tabs>
+            <w:rPr>
+              <w:rFonts w:ascii="Arial Rounded" w:eastAsia="Arial Rounded" w:hAnsi="Arial Rounded" w:cs="Arial Rounded"/>
+              <w:b/>
+              <w:color w:val="000000"/>
+            </w:rPr>
+          </w:pPr>
+          <w:r>
+            <w:rPr>
+              <w:rFonts w:ascii="Arial Rounded" w:eastAsia="Arial Rounded" w:hAnsi="Arial Rounded" w:cs="Arial Rounded"/>
+              <w:b/>
+              <w:color w:val="000000"/>
+            </w:rPr>
+            <w:t>Universidad</w:t>
+          </w:r>
+        </w:p>
+        <w:p>
+          <w:pPr>
+            <w:pBdr>
+              <w:top w:val="nil"/>
+              <w:left w:val="nil"/>
+              <w:bottom w:val="nil"/>
+              <w:right w:val="nil"/>
+              <w:between w:val="nil"/>
+            </w:pBdr>
+            <w:tabs>
+              <w:tab w:val="center" w:pos="4252"/>
+              <w:tab w:val="right" w:pos="8504"/>
+            </w:tabs>
+            <w:rPr>
+              <w:color w:val="000000"/>
+            </w:rPr>
+          </w:pPr>
+          <w:r>
+            <w:rPr>
+              <w:rFonts w:ascii="Arial Rounded" w:eastAsia="Arial Rounded" w:hAnsi="Arial Rounded" w:cs="Arial Rounded"/>
+              <w:b/>
+              <w:color w:val="000000"/>
+            </w:rPr>
+            <w:t>Técnica de Manabí</w:t>
+          </w:r>
+        </w:p>
+      </w:tc>
+      <w:tc>
+        <w:tcPr>
+          <w:tcW w:w="6472" w:type="dxa"/>
+          <w:vAlign w:val="center"/>
+        </w:tcPr>
+        <w:p>
+          <w:pPr>
+            <w:pBdr>
+              <w:top w:val="nil"/>
+              <w:left w:val="nil"/>
+              <w:bottom w:val="nil"/>
+              <w:right w:val="nil"/>
+              <w:between w:val="nil"/>
+            </w:pBdr>
+            <w:tabs>
+              <w:tab w:val="center" w:pos="4252"/>
+              <w:tab w:val="right" w:pos="8504"/>
+            </w:tabs>
+            <w:jc w:val="right"/>
+            <w:rPr>
+              <w:rFonts w:ascii="Arial Rounded" w:eastAsia="Arial Rounded" w:hAnsi="Arial Rounded" w:cs="Arial Rounded"/>
+              <w:b/>
+              <w:color w:val="000000"/>
+            </w:rPr>
+          </w:pPr>
+        </w:p>
+      </w:tc>
+    </w:tr>
+  </w:tbl>
+  <w:p>
+    <w:pPr>
+      <w:pStyle w:val="Ttulo4Car"/>
+    </w:pPr>
+  </w:p>
+</w:hdr>
+</file>
+
+<file path=word/numbering.xml><?xml version="1.0" encoding="utf-8"?>
+<w:numbering xmlns:wpc="http://schemas.microsoft.com/office/word/2010/wordprocessingCanvas" xmlns:cx="http://schemas.microsoft.com/office/drawing/2014/chartex" xmlns:cx1="http://schemas.microsoft.com/office/drawing/2015/9/8/chartex" xmlns:cx2="http://schemas.microsoft.com/office/drawing/2015/10/21/chartex" xmlns:cx3="http://schemas.microsoft.com/office/drawing/2016/5/9/chartex" xmlns:cx4="http://schemas.microsoft.com/office/drawing/2016/5/10/chartex" xmlns:cx5="http://schemas.microsoft.com/office/drawing/2016/5/11/chartex" xmlns:cx6="http://schemas.microsoft.com/office/drawing/2016/5/12/chartex" xmlns:cx7="http://schemas.microsoft.com/office/drawing/2016/5/13/chartex" xmlns:cx8="http://schemas.microsoft.com/office/drawing/2016/5/14/chartex" xmlns:mc="http://schemas.openxmlformats.org/markup-compatibility/2006" xmlns:aink="http://schemas.microsoft.com/office/drawing/2016/ink" xmlns:am3d="http://schemas.microsoft.com/office/drawing/2017/model3d" xmlns:o="urn:schemas-microsoft-com:office:office" xmlns:oel="http://schemas.microsoft.com/office/2019/extlst" xmlns:r="http://schemas.openxmlformats.org/officeDocument/2006/relationships" xmlns:m="http://schemas.openxmlformats.org/officeDocument/2006/math" xmlns:v="urn:schemas-microsoft-com:vml" xmlns:wp14="http://schemas.microsoft.com/office/word/2010/wordprocessingDrawing" xmlns:wp="http://schemas.openxmlformats.org/drawingml/2006/wordprocessingDrawing" xmlns:w10="urn:schemas-microsoft-com:office:word" xmlns:w="http://schemas.openxmlformats.org/wordprocessingml/2006/main" xmlns:w14="http://schemas.microsoft.com/office/word/2010/wordml" xmlns:w15="http://schemas.microsoft.com/office/word/2012/wordml" xmlns:w16cex="http://schemas.microsoft.com/office/word/2018/wordml/cex" xmlns:w16cid="http://schemas.microsoft.com/office/word/2016/wordml/cid" xmlns:w16="http://schemas.microsoft.com/office/word/2018/wordml" xmlns:w16sdtdh="http://schemas.microsoft.com/office/word/2020/wordml/sdtdatahash" xmlns:w16se="http://schemas.microsoft.com/office/word/2015/wordml/symex" xmlns:wpg="http://schemas.microsoft.com/office/word/2010/wordprocessingGroup" xmlns:wpi="http://schemas.microsoft.com/office/word/2010/wordprocessingInk" xmlns:wne="http://schemas.microsoft.com/office/word/2006/wordml" xmlns:wps="http://schemas.microsoft.com/office/word/2010/wordprocessingShape" mc:Ignorable="w14 w15 w16se w16cid w16 w16cex w16sdtdh wp14">
+  <w:abstractNum w:abstractNumId="0" w15:restartNumberingAfterBreak="0">
+    <w:nsid w:val="515A3059"/>
+    <w:multiLevelType w:val="multilevel"/>
+    <w:tmpl w:val="16B213CA"/>
+    <w:lvl w:ilvl="0">
+      <w:start w:val="1"/>
+      <w:numFmt w:val="bullet"/>
+      <w:lvlText w:val=""/>
+      <w:lvlJc w:val="left"/>
+      <w:pPr>
+        <w:tabs>
+          <w:tab w:val="num" w:pos="720"/>
+        </w:tabs>
+        <w:ind w:left="720" w:hanging="360"/>
+      </w:pPr>
+      <w:rPr>
+        <w:rFonts w:ascii="Symbol" w:hAnsi="Symbol" w:hint="default"/>
+        <w:sz w:val="20"/>
+      </w:rPr>
+    </w:lvl>
+    <w:lvl w:ilvl="1" w:tentative="1">
+      <w:start w:val="1"/>
+      <w:numFmt w:val="bullet"/>
+      <w:lvlText w:val="o"/>
+      <w:lvlJc w:val="left"/>
+      <w:pPr>
+        <w:tabs>
+          <w:tab w:val="num" w:pos="1440"/>
+        </w:tabs>
+        <w:ind w:left="1440" w:hanging="360"/>
+      </w:pPr>
+      <w:rPr>
+        <w:rFonts w:ascii="Courier New" w:hAnsi="Courier New" w:hint="default"/>
+        <w:sz w:val="20"/>
+      </w:rPr>
+    </w:lvl>
+    <w:lvl w:ilvl="2" w:tentative="1">
+      <w:start w:val="1"/>
+      <w:numFmt w:val="bullet"/>
+      <w:lvlText w:val=""/>
+      <w:lvlJc w:val="left"/>
+      <w:pPr>
+        <w:tabs>
+          <w:tab w:val="num" w:pos="2160"/>
+        </w:tabs>
+        <w:ind w:left="2160" w:hanging="360"/>
+      </w:pPr>
+      <w:rPr>
+        <w:rFonts w:ascii="Wingdings" w:hAnsi="Wingdings" w:hint="default"/>
+        <w:sz w:val="20"/>
+      </w:rPr>
+    </w:lvl>
+    <w:lvl w:ilvl="3" w:tentative="1">
+      <w:start w:val="1"/>
+      <w:numFmt w:val="bullet"/>
+      <w:lvlText w:val=""/>
+      <w:lvlJc w:val="left"/>
+      <w:pPr>
+        <w:tabs>
+          <w:tab w:val="num" w:pos="2880"/>
+        </w:tabs>
+        <w:ind w:left="2880" w:hanging="360"/>
+      </w:pPr>
+      <w:rPr>
+        <w:rFonts w:ascii="Wingdings" w:hAnsi="Wingdings" w:hint="default"/>
+        <w:sz w:val="20"/>
+      </w:rPr>
+    </w:lvl>
+    <w:lvl w:ilvl="4" w:tentative="1">
+      <w:start w:val="1"/>
+      <w:numFmt w:val="bullet"/>
+      <w:lvlText w:val=""/>
+      <w:lvlJc w:val="left"/>
+      <w:pPr>
+        <w:tabs>
+          <w:tab w:val="num" w:pos="3600"/>
+        </w:tabs>
+        <w:ind w:left="3600" w:hanging="360"/>
+      </w:pPr>
+      <w:rPr>
+        <w:rFonts w:ascii="Wingdings" w:hAnsi="Wingdings" w:hint="default"/>
+        <w:sz w:val="20"/>
+      </w:rPr>
+    </w:lvl>
+    <w:lvl w:ilvl="5" w:tentative="1">
+      <w:start w:val="1"/>
+      <w:numFmt w:val="bullet"/>
+      <w:lvlText w:val=""/>
+      <w:lvlJc w:val="left"/>
+      <w:pPr>
+        <w:tabs>
+          <w:tab w:val="num" w:pos="4320"/>
+        </w:tabs>
+        <w:ind w:left="4320" w:hanging="360"/>
+      </w:pPr>
+      <w:rPr>
+        <w:rFonts w:ascii="Wingdings" w:hAnsi="Wingdings" w:hint="default"/>
+        <w:sz w:val="20"/>
+      </w:rPr>
+    </w:lvl>
+    <w:lvl w:ilvl="6" w:tentative="1">
+      <w:start w:val="1"/>
+      <w:numFmt w:val="bullet"/>
+      <w:lvlText w:val=""/>
+      <w:lvlJc w:val="left"/>
+      <w:pPr>
+        <w:tabs>
+          <w:tab w:val="num" w:pos="5040"/>
+        </w:tabs>
+        <w:ind w:left="5040" w:hanging="360"/>
+      </w:pPr>
+      <w:rPr>
+        <w:rFonts w:ascii="Wingdings" w:hAnsi="Wingdings" w:hint="default"/>
+        <w:sz w:val="20"/>
+      </w:rPr>
+    </w:lvl>
+    <w:lvl w:ilvl="7" w:tentative="1">
+      <w:start w:val="1"/>
+      <w:numFmt w:val="bullet"/>
+      <w:lvlText w:val=""/>
+      <w:lvlJc w:val="left"/>
+      <w:pPr>
+        <w:tabs>
+          <w:tab w:val="num" w:pos="5760"/>
+        </w:tabs>
+        <w:ind w:left="5760" w:hanging="360"/>
+      </w:pPr>
+      <w:rPr>
+        <w:rFonts w:ascii="Wingdings" w:hAnsi="Wingdings" w:hint="default"/>
+        <w:sz w:val="20"/>
+      </w:rPr>
+    </w:lvl>
+    <w:lvl w:ilvl="8" w:tentative="1">
+      <w:start w:val="1"/>
+      <w:numFmt w:val="bullet"/>
+      <w:lvlText w:val=""/>
+      <w:lvlJc w:val="left"/>
+      <w:pPr>
+        <w:tabs>
+          <w:tab w:val="num" w:pos="6480"/>
+        </w:tabs>
+        <w:ind w:left="6480" w:hanging="360"/>
+      </w:pPr>
+      <w:rPr>
+        <w:rFonts w:ascii="Wingdings" w:hAnsi="Wingdings" w:hint="default"/>
+        <w:sz w:val="20"/>
+      </w:rPr>
+    </w:lvl>
+  </w:abstractNum>
+  <w:abstractNum w:abstractNumId="1" w15:restartNumberingAfterBreak="0">
+    <w:nsid w:val="738344F2"/>
+    <w:multiLevelType w:val="hybridMultilevel"/>
+    <w:tmpl w:val="C4E037F2"/>
+    <w:lvl w:ilvl="0" w:tplc="BEFA2C86">
+      <w:start w:val="1"/>
+      <w:numFmt w:val="bullet"/>
+      <w:lvlText w:val=""/>
+      <w:lvlJc w:val="left"/>
+      <w:pPr>
+        <w:ind w:left="284" w:hanging="360"/>
+      </w:pPr>
+      <w:rPr>
+        <w:rFonts w:ascii="Symbol" w:hAnsi="Symbol" w:hint="default"/>
+        <w:sz w:val="24"/>
+        <w:szCs w:val="24"/>
+      </w:rPr>
+    </w:lvl>
+    <w:lvl w:ilvl="1" w:tplc="300A0003" w:tentative="1">
+      <w:start w:val="1"/>
+      <w:numFmt w:val="bullet"/>
+      <w:lvlText w:val="o"/>
+      <w:lvlJc w:val="left"/>
+      <w:pPr>
+        <w:ind w:left="1004" w:hanging="360"/>
+      </w:pPr>
+      <w:rPr>
+        <w:rFonts w:ascii="Courier New" w:hAnsi="Courier New" w:cs="Courier New" w:hint="default"/>
+      </w:rPr>
+    </w:lvl>
+    <w:lvl w:ilvl="2" w:tplc="300A0005" w:tentative="1">
+      <w:start w:val="1"/>
+      <w:numFmt w:val="bullet"/>
+      <w:lvlText w:val=""/>
+      <w:lvlJc w:val="left"/>
+      <w:pPr>
+        <w:ind w:left="1724" w:hanging="360"/>
+      </w:pPr>
+      <w:rPr>
+        <w:rFonts w:ascii="Wingdings" w:hAnsi="Wingdings" w:hint="default"/>
+      </w:rPr>
+    </w:lvl>
+    <w:lvl w:ilvl="3" w:tplc="300A0001" w:tentative="1">
+      <w:start w:val="1"/>
+      <w:numFmt w:val="bullet"/>
+      <w:lvlText w:val=""/>
+      <w:lvlJc w:val="left"/>
+      <w:pPr>
+        <w:ind w:left="2444" w:hanging="360"/>
+      </w:pPr>
+      <w:rPr>
+        <w:rFonts w:ascii="Symbol" w:hAnsi="Symbol" w:hint="default"/>
+      </w:rPr>
+    </w:lvl>
+    <w:lvl w:ilvl="4" w:tplc="300A0003" w:tentative="1">
+      <w:start w:val="1"/>
+      <w:numFmt w:val="bullet"/>
+      <w:lvlText w:val="o"/>
+      <w:lvlJc w:val="left"/>
+      <w:pPr>
+        <w:ind w:left="3164" w:hanging="360"/>
+      </w:pPr>
+      <w:rPr>
+        <w:rFonts w:ascii="Courier New" w:hAnsi="Courier New" w:cs="Courier New" w:hint="default"/>
+      </w:rPr>
+    </w:lvl>
+    <w:lvl w:ilvl="5" w:tplc="300A0005" w:tentative="1">
+      <w:start w:val="1"/>
+      <w:numFmt w:val="bullet"/>
+      <w:lvlText w:val=""/>
+      <w:lvlJc w:val="left"/>
+      <w:pPr>
+        <w:ind w:left="3884" w:hanging="360"/>
+      </w:pPr>
+      <w:rPr>
+        <w:rFonts w:ascii="Wingdings" w:hAnsi="Wingdings" w:hint="default"/>
+      </w:rPr>
+    </w:lvl>
+    <w:lvl w:ilvl="6" w:tplc="300A0001" w:tentative="1">
+      <w:start w:val="1"/>
+      <w:numFmt w:val="bullet"/>
+      <w:lvlText w:val=""/>
+      <w:lvlJc w:val="left"/>
+      <w:pPr>
+        <w:ind w:left="4604" w:hanging="360"/>
+      </w:pPr>
+      <w:rPr>
+        <w:rFonts w:ascii="Symbol" w:hAnsi="Symbol" w:hint="default"/>
+      </w:rPr>
+    </w:lvl>
+    <w:lvl w:ilvl="7" w:tplc="300A0003" w:tentative="1">
+      <w:start w:val="1"/>
+      <w:numFmt w:val="bullet"/>
+      <w:lvlText w:val="o"/>
+      <w:lvlJc w:val="left"/>
+      <w:pPr>
+        <w:ind w:left="5324" w:hanging="360"/>
+      </w:pPr>
+      <w:rPr>
+        <w:rFonts w:ascii="Courier New" w:hAnsi="Courier New" w:cs="Courier New" w:hint="default"/>
+      </w:rPr>
+    </w:lvl>
+    <w:lvl w:ilvl="8" w:tplc="300A0005" w:tentative="1">
+      <w:start w:val="1"/>
+      <w:numFmt w:val="bullet"/>
+      <w:lvlText w:val=""/>
+      <w:lvlJc w:val="left"/>
+      <w:pPr>
+        <w:ind w:left="6044" w:hanging="360"/>
+      </w:pPr>
+      <w:rPr>
+        <w:rFonts w:ascii="Wingdings" w:hAnsi="Wingdings" w:hint="default"/>
+      </w:rPr>
+    </w:lvl>
+  </w:abstractNum>
+  <w:abstractNum w:abstractNumId="2" w15:restartNumberingAfterBreak="0">
+    <w:nsid w:val="73974AFC"/>
+    <w:multiLevelType w:val="multilevel"/>
+    <w:tmpl w:val="E76E2324"/>
+    <w:lvl w:ilvl="0">
+      <w:start w:val="1"/>
+      <w:numFmt w:val="decimal"/>
+      <w:lvlText w:val="%1."/>
+      <w:lvlJc w:val="left"/>
+      <w:pPr>
+        <w:tabs>
+          <w:tab w:val="num" w:pos="720"/>
+        </w:tabs>
+        <w:ind w:left="720" w:hanging="360"/>
+      </w:pPr>
+    </w:lvl>
+    <w:lvl w:ilvl="1">
+      <w:start w:val="1"/>
+      <w:numFmt w:val="bullet"/>
+      <w:lvlText w:val="o"/>
+      <w:lvlJc w:val="left"/>
+      <w:pPr>
+        <w:tabs>
+          <w:tab w:val="num" w:pos="1440"/>
+        </w:tabs>
+        <w:ind w:left="1440" w:hanging="360"/>
+      </w:pPr>
+      <w:rPr>
+        <w:rFonts w:ascii="Courier New" w:hAnsi="Courier New" w:hint="default"/>
+        <w:sz w:val="20"/>
+      </w:rPr>
+    </w:lvl>
+    <w:lvl w:ilvl="2" w:tentative="1">
+      <w:start w:val="1"/>
+      <w:numFmt w:val="decimal"/>
+      <w:lvlText w:val="%3."/>
+      <w:lvlJc w:val="left"/>
+      <w:pPr>
+        <w:tabs>
+          <w:tab w:val="num" w:pos="2160"/>
+        </w:tabs>
+        <w:ind w:left="2160" w:hanging="360"/>
+      </w:pPr>
+    </w:lvl>
+    <w:lvl w:ilvl="3" w:tentative="1">
+      <w:start w:val="1"/>
+      <w:numFmt w:val="decimal"/>
+      <w:lvlText w:val="%4."/>
+      <w:lvlJc w:val="left"/>
+      <w:pPr>
+        <w:tabs>
+          <w:tab w:val="num" w:pos="2880"/>
+        </w:tabs>
+        <w:ind w:left="2880" w:hanging="360"/>
+      </w:pPr>
+    </w:lvl>
+    <w:lvl w:ilvl="4" w:tentative="1">
+      <w:start w:val="1"/>
+      <w:numFmt w:val="decimal"/>
+      <w:lvlText w:val="%5."/>
+      <w:lvlJc w:val="left"/>
+      <w:pPr>
+        <w:tabs>
+          <w:tab w:val="num" w:pos="3600"/>
+        </w:tabs>
+        <w:ind w:left="3600" w:hanging="360"/>
+      </w:pPr>
+    </w:lvl>
+    <w:lvl w:ilvl="5" w:tentative="1">
+      <w:start w:val="1"/>
+      <w:numFmt w:val="decimal"/>
+      <w:lvlText w:val="%6."/>
+      <w:lvlJc w:val="left"/>
+      <w:pPr>
+        <w:tabs>
+          <w:tab w:val="num" w:pos="4320"/>
+        </w:tabs>
+        <w:ind w:left="4320" w:hanging="360"/>
+      </w:pPr>
+    </w:lvl>
+    <w:lvl w:ilvl="6" w:tentative="1">
+      <w:start w:val="1"/>
+      <w:numFmt w:val="decimal"/>
+      <w:lvlText w:val="%7."/>
+      <w:lvlJc w:val="left"/>
+      <w:pPr>
+        <w:tabs>
+          <w:tab w:val="num" w:pos="5040"/>
+        </w:tabs>
+        <w:ind w:left="5040" w:hanging="360"/>
+      </w:pPr>
+    </w:lvl>
+    <w:lvl w:ilvl="7" w:tentative="1">
+      <w:start w:val="1"/>
+      <w:numFmt w:val="decimal"/>
+      <w:lvlText w:val="%8."/>
+      <w:lvlJc w:val="left"/>
+      <w:pPr>
+        <w:tabs>
+          <w:tab w:val="num" w:pos="5760"/>
+        </w:tabs>
+        <w:ind w:left="5760" w:hanging="360"/>
+      </w:pPr>
+    </w:lvl>
+    <w:lvl w:ilvl="8" w:tentative="1">
+      <w:start w:val="1"/>
+      <w:numFmt w:val="decimal"/>
+      <w:lvlText w:val="%9."/>
+      <w:lvlJc w:val="left"/>
+      <w:pPr>
+        <w:tabs>
+          <w:tab w:val="num" w:pos="6480"/>
+        </w:tabs>
+        <w:ind w:left="6480" w:hanging="360"/>
+      </w:pPr>
+    </w:lvl>
+  </w:abstractNum>
+  <w:abstractNum w:abstractNumId="3" w15:restartNumberingAfterBreak="0">
+    <w:nsid w:val="77195646"/>
+    <w:multiLevelType w:val="multilevel"/>
+    <w:tmpl w:val="0744FC10"/>
+    <w:lvl w:ilvl="0">
+      <w:start w:val="1"/>
+      <w:numFmt w:val="bullet"/>
+      <w:lvlText w:val=""/>
+      <w:lvlJc w:val="left"/>
+      <w:pPr>
+        <w:tabs>
+          <w:tab w:val="num" w:pos="720"/>
+        </w:tabs>
+        <w:ind w:left="720" w:hanging="360"/>
+      </w:pPr>
+      <w:rPr>
+        <w:rFonts w:ascii="Symbol" w:hAnsi="Symbol" w:hint="default"/>
+        <w:sz w:val="20"/>
+      </w:rPr>
+    </w:lvl>
+    <w:lvl w:ilvl="1" w:tentative="1">
+      <w:start w:val="1"/>
+      <w:numFmt w:val="bullet"/>
+      <w:lvlText w:val="o"/>
+      <w:lvlJc w:val="left"/>
+      <w:pPr>
+        <w:tabs>
+          <w:tab w:val="num" w:pos="1440"/>
+        </w:tabs>
+        <w:ind w:left="1440" w:hanging="360"/>
+      </w:pPr>
+      <w:rPr>
+        <w:rFonts w:ascii="Courier New" w:hAnsi="Courier New" w:hint="default"/>
+        <w:sz w:val="20"/>
+      </w:rPr>
+    </w:lvl>
+    <w:lvl w:ilvl="2" w:tentative="1">
+      <w:start w:val="1"/>
+      <w:numFmt w:val="bullet"/>
+      <w:lvlText w:val=""/>
+      <w:lvlJc w:val="left"/>
+      <w:pPr>
+        <w:tabs>
+          <w:tab w:val="num" w:pos="2160"/>
+        </w:tabs>
+        <w:ind w:left="2160" w:hanging="360"/>
+      </w:pPr>
+      <w:rPr>
+        <w:rFonts w:ascii="Wingdings" w:hAnsi="Wingdings" w:hint="default"/>
+        <w:sz w:val="20"/>
+      </w:rPr>
+    </w:lvl>
+    <w:lvl w:ilvl="3" w:tentative="1">
+      <w:start w:val="1"/>
+      <w:numFmt w:val="bullet"/>
+      <w:lvlText w:val=""/>
+      <w:lvlJc w:val="left"/>
+      <w:pPr>
+        <w:tabs>
+          <w:tab w:val="num" w:pos="2880"/>
+        </w:tabs>
+        <w:ind w:left="2880" w:hanging="360"/>
+      </w:pPr>
+      <w:rPr>
+        <w:rFonts w:ascii="Wingdings" w:hAnsi="Wingdings" w:hint="default"/>
+        <w:sz w:val="20"/>
+      </w:rPr>
+    </w:lvl>
+    <w:lvl w:ilvl="4" w:tentative="1">
+      <w:start w:val="1"/>
+      <w:numFmt w:val="bullet"/>
+      <w:lvlText w:val=""/>
+      <w:lvlJc w:val="left"/>
+      <w:pPr>
+        <w:tabs>
+          <w:tab w:val="num" w:pos="3600"/>
+        </w:tabs>
+        <w:ind w:left="3600" w:hanging="360"/>
+      </w:pPr>
+      <w:rPr>
+        <w:rFonts w:ascii="Wingdings" w:hAnsi="Wingdings" w:hint="default"/>
+        <w:sz w:val="20"/>
+      </w:rPr>
+    </w:lvl>
+    <w:lvl w:ilvl="5" w:tentative="1">
+      <w:start w:val="1"/>
+      <w:numFmt w:val="bullet"/>
+      <w:lvlText w:val=""/>
+      <w:lvlJc w:val="left"/>
+      <w:pPr>
+        <w:tabs>
+          <w:tab w:val="num" w:pos="4320"/>
+        </w:tabs>
+        <w:ind w:left="4320" w:hanging="360"/>
+      </w:pPr>
+      <w:rPr>
+        <w:rFonts w:ascii="Wingdings" w:hAnsi="Wingdings" w:hint="default"/>
+        <w:sz w:val="20"/>
+      </w:rPr>
+    </w:lvl>
+    <w:lvl w:ilvl="6" w:tentative="1">
+      <w:start w:val="1"/>
+      <w:numFmt w:val="bullet"/>
+      <w:lvlText w:val=""/>
+      <w:lvlJc w:val="left"/>
+      <w:pPr>
+        <w:tabs>
+          <w:tab w:val="num" w:pos="5040"/>
+        </w:tabs>
+        <w:ind w:left="5040" w:hanging="360"/>
+      </w:pPr>
+      <w:rPr>
+        <w:rFonts w:ascii="Wingdings" w:hAnsi="Wingdings" w:hint="default"/>
+        <w:sz w:val="20"/>
+      </w:rPr>
+    </w:lvl>
+    <w:lvl w:ilvl="7" w:tentative="1">
+      <w:start w:val="1"/>
+      <w:numFmt w:val="bullet"/>
+      <w:lvlText w:val=""/>
+      <w:lvlJc w:val="left"/>
+      <w:pPr>
+        <w:tabs>
+          <w:tab w:val="num" w:pos="5760"/>
+        </w:tabs>
+        <w:ind w:left="5760" w:hanging="360"/>
+      </w:pPr>
+      <w:rPr>
+        <w:rFonts w:ascii="Wingdings" w:hAnsi="Wingdings" w:hint="default"/>
+        <w:sz w:val="20"/>
+      </w:rPr>
+    </w:lvl>
+    <w:lvl w:ilvl="8" w:tentative="1">
+      <w:start w:val="1"/>
+      <w:numFmt w:val="bullet"/>
+      <w:lvlText w:val=""/>
+      <w:lvlJc w:val="left"/>
+      <w:pPr>
+        <w:tabs>
+          <w:tab w:val="num" w:pos="6480"/>
+        </w:tabs>
+        <w:ind w:left="6480" w:hanging="360"/>
+      </w:pPr>
+      <w:rPr>
+        <w:rFonts w:ascii="Wingdings" w:hAnsi="Wingdings" w:hint="default"/>
+        <w:sz w:val="20"/>
+      </w:rPr>
+    </w:lvl>
+  </w:abstractNum>
+  <w:num w:numId="1" w16cid:durableId="1360856174">
+    <w:abstractNumId w:val="1"/>
+  </w:num>
+  <w:num w:numId="2" w16cid:durableId="969243677">
+    <w:abstractNumId w:val="0"/>
+  </w:num>
+  <w:num w:numId="3" w16cid:durableId="1204950248">
+    <w:abstractNumId w:val="3"/>
+  </w:num>
+  <w:num w:numId="4" w16cid:durableId="832188102">
+    <w:abstractNumId w:val="2"/>
+  </w:num>
+  <w:num w:numId="5" w16cid:durableId="1277953728">
+    <w:abstractNumId w:val="3"/>
+    <w:lvlOverride w:ilvl="0"/>
+    <w:lvlOverride w:ilvl="1"/>
+    <w:lvlOverride w:ilvl="2"/>
+    <w:lvlOverride w:ilvl="3"/>
+    <w:lvlOverride w:ilvl="4"/>
+    <w:lvlOverride w:ilvl="5"/>
+    <w:lvlOverride w:ilvl="6"/>
+    <w:lvlOverride w:ilvl="7"/>
+    <w:lvlOverride w:ilvl="8"/>
+  </w:num>
+</w:numbering>
 </file>
 
 <file path=word/styles.xml><?xml version="1.0" encoding="utf-8"?>
@@ -478,6 +5027,17 @@
   <w:style w:type="paragraph" w:default="1" w:styleId="Normal">
     <w:name w:val="Normal"/>
     <w:qFormat/>
+    <w:rsid w:val="00610CB1"/>
+    <w:pPr>
+      <w:spacing w:line="259" w:lineRule="auto"/>
+    </w:pPr>
+    <w:rPr>
+      <w:kern w:val="0"/>
+      <w:sz w:val="22"/>
+      <w:szCs w:val="22"/>
+      <w:lang w:val="es-EC"/>
+      <w14:ligatures w14:val="none"/>
+    </w:rPr>
   </w:style>
   <w:style w:type="paragraph" w:styleId="Ttulo1">
     <w:name w:val="heading 1"/>
@@ -995,6 +5555,126 @@
       <w:spacing w:val="5"/>
     </w:rPr>
   </w:style>
+  <w:style w:type="paragraph" w:styleId="Encabezado">
+    <w:name w:val="header"/>
+    <w:basedOn w:val="Normal"/>
+    <w:link w:val="EncabezadoCar"/>
+    <w:uiPriority w:val="99"/>
+    <w:unhideWhenUsed/>
+    <w:rsid w:val="00610CB1"/>
+    <w:pPr>
+      <w:tabs>
+        <w:tab w:val="center" w:pos="4419"/>
+        <w:tab w:val="right" w:pos="8838"/>
+      </w:tabs>
+      <w:spacing w:after="0" w:line="240" w:lineRule="auto"/>
+    </w:pPr>
+  </w:style>
+  <w:style w:type="character" w:customStyle="1" w:styleId="EncabezadoCar">
+    <w:name w:val="Encabezado Car"/>
+    <w:basedOn w:val="Fuentedeprrafopredeter"/>
+    <w:link w:val="Encabezado"/>
+    <w:uiPriority w:val="99"/>
+    <w:rsid w:val="00610CB1"/>
+    <w:rPr>
+      <w:kern w:val="0"/>
+      <w:sz w:val="22"/>
+      <w:szCs w:val="22"/>
+      <w:lang w:val="es-EC"/>
+      <w14:ligatures w14:val="none"/>
+    </w:rPr>
+  </w:style>
+  <w:style w:type="paragraph" w:styleId="Piedepgina">
+    <w:name w:val="footer"/>
+    <w:basedOn w:val="Normal"/>
+    <w:link w:val="PiedepginaCar"/>
+    <w:uiPriority w:val="99"/>
+    <w:unhideWhenUsed/>
+    <w:rsid w:val="00610CB1"/>
+    <w:pPr>
+      <w:tabs>
+        <w:tab w:val="center" w:pos="4419"/>
+        <w:tab w:val="right" w:pos="8838"/>
+      </w:tabs>
+      <w:spacing w:after="0" w:line="240" w:lineRule="auto"/>
+    </w:pPr>
+  </w:style>
+  <w:style w:type="character" w:customStyle="1" w:styleId="PiedepginaCar">
+    <w:name w:val="Pie de página Car"/>
+    <w:basedOn w:val="Fuentedeprrafopredeter"/>
+    <w:link w:val="Piedepgina"/>
+    <w:uiPriority w:val="99"/>
+    <w:rsid w:val="00610CB1"/>
+    <w:rPr>
+      <w:kern w:val="0"/>
+      <w:sz w:val="22"/>
+      <w:szCs w:val="22"/>
+      <w:lang w:val="es-EC"/>
+      <w14:ligatures w14:val="none"/>
+    </w:rPr>
+  </w:style>
+  <w:style w:type="table" w:styleId="Tablaconcuadrcula">
+    <w:name w:val="Table Grid"/>
+    <w:basedOn w:val="Tablanormal"/>
+    <w:uiPriority w:val="39"/>
+    <w:rsid w:val="00610CB1"/>
+    <w:pPr>
+      <w:spacing w:after="0" w:line="240" w:lineRule="auto"/>
+    </w:pPr>
+    <w:rPr>
+      <w:kern w:val="0"/>
+      <w:sz w:val="22"/>
+      <w:szCs w:val="22"/>
+      <w:lang w:val="es-EC" w:eastAsia="es-EC"/>
+      <w14:ligatures w14:val="none"/>
+    </w:rPr>
+    <w:tblPr>
+      <w:tblBorders>
+        <w:top w:val="single" w:sz="4" w:space="0" w:color="auto"/>
+        <w:left w:val="single" w:sz="4" w:space="0" w:color="auto"/>
+        <w:bottom w:val="single" w:sz="4" w:space="0" w:color="auto"/>
+        <w:right w:val="single" w:sz="4" w:space="0" w:color="auto"/>
+        <w:insideH w:val="single" w:sz="4" w:space="0" w:color="auto"/>
+        <w:insideV w:val="single" w:sz="4" w:space="0" w:color="auto"/>
+      </w:tblBorders>
+    </w:tblPr>
+  </w:style>
+  <w:style w:type="paragraph" w:styleId="Sinespaciado">
+    <w:name w:val="No Spacing"/>
+    <w:uiPriority w:val="1"/>
+    <w:qFormat/>
+    <w:rsid w:val="00610CB1"/>
+    <w:pPr>
+      <w:spacing w:after="0" w:line="240" w:lineRule="auto"/>
+    </w:pPr>
+    <w:rPr>
+      <w:kern w:val="0"/>
+      <w:sz w:val="22"/>
+      <w:szCs w:val="22"/>
+      <w:lang w:val="es-EC"/>
+      <w14:ligatures w14:val="none"/>
+    </w:rPr>
+  </w:style>
+  <w:style w:type="table" w:customStyle="1" w:styleId="1">
+    <w:name w:val="1"/>
+    <w:basedOn w:val="Tablanormal"/>
+    <w:rsid w:val="00610CB1"/>
+    <w:pPr>
+      <w:spacing w:after="0" w:line="240" w:lineRule="auto"/>
+      <w:jc w:val="both"/>
+    </w:pPr>
+    <w:rPr>
+      <w:rFonts w:ascii="Calibri" w:eastAsia="Calibri" w:hAnsi="Calibri" w:cs="Calibri"/>
+      <w:kern w:val="0"/>
+      <w:lang w:val="es-EC" w:eastAsia="es-EC"/>
+      <w14:ligatures w14:val="none"/>
+    </w:rPr>
+    <w:tblPr>
+      <w:tblStyleRowBandSize w:val="1"/>
+      <w:tblStyleColBandSize w:val="1"/>
+      <w:tblInd w:w="0" w:type="nil"/>
+    </w:tblPr>
+  </w:style>
 </w:styles>
 </file>
 
